--- a/MoU_NDA_Legal/SignedNDACelRevive.docx
+++ b/MoU_NDA_Legal/SignedNDACelRevive.docx
@@ -2,9 +2,2840 @@
 <file path=word/document.xml><?xml version="1.0" encoding="utf-8"?>
 <w:document xmlns:wpc="http://schemas.microsoft.com/office/word/2010/wordprocessingCanvas" xmlns:mc="http://schemas.openxmlformats.org/markup-compatibility/2006" xmlns:o="urn:schemas-microsoft-com:office:office" xmlns:r="http://schemas.openxmlformats.org/officeDocument/2006/relationships" xmlns:m="http://schemas.openxmlformats.org/officeDocument/2006/math" xmlns:v="urn:schemas-microsoft-com:vml" xmlns:wp14="http://schemas.microsoft.com/office/word/2010/wordprocessingDrawing" xmlns:wp="http://schemas.openxmlformats.org/drawingml/2006/wordprocessingDrawing" xmlns:w10="urn:schemas-microsoft-com:office:word" xmlns:w="http://schemas.openxmlformats.org/wordprocessingml/2006/main" xmlns:w14="http://schemas.microsoft.com/office/word/2010/wordml" xmlns:w15="http://schemas.microsoft.com/office/word/2012/wordml" xmlns:wpg="http://schemas.microsoft.com/office/word/2010/wordprocessingGroup" xmlns:wpi="http://schemas.microsoft.com/office/word/2010/wordprocessingInk" xmlns:wne="http://schemas.microsoft.com/office/word/2006/wordml" xmlns:wps="http://schemas.microsoft.com/office/word/2010/wordprocessingShape" mc:Ignorable="w14 w15 wp14">
   <w:body>
+    <w:p>
+      <w:pPr>
+        <w:jc w:val="both"/>
+        <w:rPr>
+          <w:b/>
+          <w:smallCaps/>
+          <w:sz w:val="152"/>
+          <w:szCs w:val="152"/>
+        </w:rPr>
+      </w:pPr>
+    </w:p>
+    <w:p>
+      <w:pPr>
+        <w:jc w:val="center"/>
+        <w:rPr>
+          <w:b/>
+          <w:smallCaps/>
+          <w:sz w:val="152"/>
+          <w:szCs w:val="152"/>
+        </w:rPr>
+      </w:pPr>
+      <w:r>
+        <w:rPr>
+          <w:b/>
+          <w:smallCaps/>
+          <w:sz w:val="152"/>
+          <w:szCs w:val="152"/>
+        </w:rPr>
+        <w:t>CelRevive NDA</w:t>
+      </w:r>
+    </w:p>
+    <w:p>
+      <w:pPr>
+        <w:jc w:val="center"/>
+        <w:rPr>
+          <w:b/>
+          <w:smallCaps/>
+          <w:sz w:val="66"/>
+          <w:szCs w:val="66"/>
+        </w:rPr>
+      </w:pPr>
+      <w:r>
+        <w:rPr>
+          <w:b/>
+          <w:smallCaps/>
+          <w:sz w:val="66"/>
+          <w:szCs w:val="66"/>
+        </w:rPr>
+        <w:t>Signed by Anodiam Team Members</w:t>
+      </w:r>
+    </w:p>
+    <w:p>
+      <w:pPr>
+        <w:jc w:val="center"/>
+        <w:rPr>
+          <w:b/>
+          <w:smallCaps/>
+          <w:sz w:val="66"/>
+          <w:szCs w:val="66"/>
+        </w:rPr>
+      </w:pPr>
+    </w:p>
+    <w:p>
+      <w:pPr>
+        <w:jc w:val="center"/>
+        <w:rPr>
+          <w:b/>
+          <w:smallCaps/>
+          <w:sz w:val="66"/>
+          <w:szCs w:val="66"/>
+        </w:rPr>
+      </w:pPr>
+      <w:r>
+        <w:rPr>
+          <w:b/>
+          <w:smallCaps/>
+          <w:noProof/>
+          <w:sz w:val="66"/>
+          <w:szCs w:val="66"/>
+          <w:lang w:eastAsia="en-AU"/>
+        </w:rPr>
+        <w:drawing>
+          <wp:inline distT="0" distB="0" distL="0" distR="0">
+            <wp:extent cx="1504950" cy="1333500"/>
+            <wp:effectExtent l="0" t="0" r="0" b="0"/>
+            <wp:docPr id="10" name="Picture 10" descr="C:\Users\User\Downloads\output-onlinepngtools.png"/>
+            <wp:cNvGraphicFramePr>
+              <a:graphicFrameLocks xmlns:a="http://schemas.openxmlformats.org/drawingml/2006/main" noChangeAspect="1"/>
+            </wp:cNvGraphicFramePr>
+            <a:graphic xmlns:a="http://schemas.openxmlformats.org/drawingml/2006/main">
+              <a:graphicData uri="http://schemas.openxmlformats.org/drawingml/2006/picture">
+                <pic:pic xmlns:pic="http://schemas.openxmlformats.org/drawingml/2006/picture">
+                  <pic:nvPicPr>
+                    <pic:cNvPr id="0" name="Picture 17" descr="C:\Users\User\Downloads\output-onlinepngtools.png"/>
+                    <pic:cNvPicPr>
+                      <a:picLocks noChangeAspect="1" noChangeArrowheads="1"/>
+                    </pic:cNvPicPr>
+                  </pic:nvPicPr>
+                  <pic:blipFill>
+                    <a:blip r:embed="rId8">
+                      <a:extLst>
+                        <a:ext uri="{28A0092B-C50C-407E-A947-70E740481C1C}">
+                          <a14:useLocalDpi xmlns:a14="http://schemas.microsoft.com/office/drawing/2010/main" val="0"/>
+                        </a:ext>
+                      </a:extLst>
+                    </a:blip>
+                    <a:srcRect/>
+                    <a:stretch>
+                      <a:fillRect/>
+                    </a:stretch>
+                  </pic:blipFill>
+                  <pic:spPr bwMode="auto">
+                    <a:xfrm>
+                      <a:off x="0" y="0"/>
+                      <a:ext cx="1504950" cy="1333500"/>
+                    </a:xfrm>
+                    <a:prstGeom prst="rect">
+                      <a:avLst/>
+                    </a:prstGeom>
+                    <a:noFill/>
+                    <a:ln>
+                      <a:noFill/>
+                    </a:ln>
+                  </pic:spPr>
+                </pic:pic>
+              </a:graphicData>
+            </a:graphic>
+          </wp:inline>
+        </w:drawing>
+      </w:r>
+    </w:p>
+    <w:p>
+      <w:pPr>
+        <w:jc w:val="both"/>
+        <w:rPr>
+          <w:b/>
+          <w:smallCaps/>
+          <w:sz w:val="66"/>
+          <w:szCs w:val="66"/>
+        </w:rPr>
+      </w:pPr>
+    </w:p>
     <w:tbl>
       <w:tblPr>
-        <w:tblW w:w="0" w:type="dxa"/>
+        <w:tblW w:w="9016" w:type="dxa"/>
+        <w:jc w:val="center"/>
+        <w:tblLook w:val="04A0" w:firstRow="1" w:lastRow="0" w:firstColumn="1" w:lastColumn="0" w:noHBand="0" w:noVBand="1"/>
+      </w:tblPr>
+      <w:tblGrid>
+        <w:gridCol w:w="979"/>
+        <w:gridCol w:w="1425"/>
+        <w:gridCol w:w="2828"/>
+        <w:gridCol w:w="1268"/>
+        <w:gridCol w:w="2516"/>
+      </w:tblGrid>
+      <w:tr>
+        <w:trPr>
+          <w:trHeight w:val="285"/>
+          <w:jc w:val="center"/>
+        </w:trPr>
+        <w:tc>
+          <w:tcPr>
+            <w:tcW w:w="980" w:type="dxa"/>
+            <w:tcBorders>
+              <w:top w:val="single" w:sz="4" w:space="0" w:color="auto"/>
+              <w:left w:val="single" w:sz="4" w:space="0" w:color="auto"/>
+              <w:bottom w:val="single" w:sz="4" w:space="0" w:color="auto"/>
+              <w:right w:val="single" w:sz="4" w:space="0" w:color="auto"/>
+            </w:tcBorders>
+            <w:shd w:val="clear" w:color="auto" w:fill="auto"/>
+            <w:noWrap/>
+            <w:hideMark/>
+          </w:tcPr>
+          <w:p>
+            <w:pPr>
+              <w:spacing w:after="0"/>
+              <w:jc w:val="both"/>
+              <w:rPr>
+                <w:rFonts w:ascii="Calibri Light" w:eastAsia="Times New Roman" w:hAnsi="Calibri Light" w:cs="Calibri Light"/>
+                <w:b/>
+                <w:bCs/>
+                <w:color w:val="000000"/>
+                <w:lang w:eastAsia="en-AU"/>
+              </w:rPr>
+            </w:pPr>
+            <w:r>
+              <w:rPr>
+                <w:rFonts w:ascii="Calibri Light" w:eastAsia="Times New Roman" w:hAnsi="Calibri Light" w:cs="Calibri Light"/>
+                <w:b/>
+                <w:bCs/>
+                <w:color w:val="000000"/>
+                <w:lang w:eastAsia="en-AU"/>
+              </w:rPr>
+              <w:t>Version</w:t>
+            </w:r>
+          </w:p>
+        </w:tc>
+        <w:tc>
+          <w:tcPr>
+            <w:tcW w:w="1425" w:type="dxa"/>
+            <w:tcBorders>
+              <w:top w:val="single" w:sz="4" w:space="0" w:color="auto"/>
+              <w:left w:val="nil"/>
+              <w:bottom w:val="single" w:sz="4" w:space="0" w:color="auto"/>
+              <w:right w:val="single" w:sz="4" w:space="0" w:color="auto"/>
+            </w:tcBorders>
+            <w:shd w:val="clear" w:color="auto" w:fill="auto"/>
+            <w:noWrap/>
+            <w:hideMark/>
+          </w:tcPr>
+          <w:p>
+            <w:pPr>
+              <w:spacing w:after="0"/>
+              <w:jc w:val="both"/>
+              <w:rPr>
+                <w:rFonts w:ascii="Calibri Light" w:eastAsia="Times New Roman" w:hAnsi="Calibri Light" w:cs="Calibri Light"/>
+                <w:b/>
+                <w:bCs/>
+                <w:color w:val="000000"/>
+                <w:lang w:eastAsia="en-AU"/>
+              </w:rPr>
+            </w:pPr>
+            <w:r>
+              <w:rPr>
+                <w:rFonts w:ascii="Calibri Light" w:eastAsia="Times New Roman" w:hAnsi="Calibri Light" w:cs="Calibri Light"/>
+                <w:b/>
+                <w:bCs/>
+                <w:color w:val="000000"/>
+                <w:lang w:eastAsia="en-AU"/>
+              </w:rPr>
+              <w:t> </w:t>
+            </w:r>
+          </w:p>
+        </w:tc>
+        <w:tc>
+          <w:tcPr>
+            <w:tcW w:w="2828" w:type="dxa"/>
+            <w:tcBorders>
+              <w:top w:val="single" w:sz="4" w:space="0" w:color="auto"/>
+              <w:left w:val="nil"/>
+              <w:bottom w:val="single" w:sz="4" w:space="0" w:color="auto"/>
+              <w:right w:val="single" w:sz="4" w:space="0" w:color="auto"/>
+            </w:tcBorders>
+            <w:shd w:val="clear" w:color="auto" w:fill="auto"/>
+            <w:noWrap/>
+            <w:hideMark/>
+          </w:tcPr>
+          <w:p>
+            <w:pPr>
+              <w:spacing w:after="0"/>
+              <w:jc w:val="both"/>
+              <w:rPr>
+                <w:rFonts w:ascii="Calibri Light" w:eastAsia="Times New Roman" w:hAnsi="Calibri Light" w:cs="Calibri Light"/>
+                <w:b/>
+                <w:bCs/>
+                <w:color w:val="000000"/>
+                <w:lang w:eastAsia="en-AU"/>
+              </w:rPr>
+            </w:pPr>
+            <w:r>
+              <w:rPr>
+                <w:rFonts w:ascii="Calibri Light" w:eastAsia="Times New Roman" w:hAnsi="Calibri Light" w:cs="Calibri Light"/>
+                <w:b/>
+                <w:bCs/>
+                <w:color w:val="000000"/>
+                <w:lang w:eastAsia="en-AU"/>
+              </w:rPr>
+              <w:t>Name</w:t>
+            </w:r>
+          </w:p>
+        </w:tc>
+        <w:tc>
+          <w:tcPr>
+            <w:tcW w:w="1267" w:type="dxa"/>
+            <w:tcBorders>
+              <w:top w:val="single" w:sz="4" w:space="0" w:color="auto"/>
+              <w:left w:val="nil"/>
+              <w:bottom w:val="single" w:sz="4" w:space="0" w:color="auto"/>
+              <w:right w:val="single" w:sz="4" w:space="0" w:color="auto"/>
+            </w:tcBorders>
+            <w:shd w:val="clear" w:color="auto" w:fill="auto"/>
+            <w:noWrap/>
+            <w:hideMark/>
+          </w:tcPr>
+          <w:p>
+            <w:pPr>
+              <w:spacing w:after="0"/>
+              <w:jc w:val="both"/>
+              <w:rPr>
+                <w:rFonts w:ascii="Calibri Light" w:eastAsia="Times New Roman" w:hAnsi="Calibri Light" w:cs="Calibri Light"/>
+                <w:b/>
+                <w:bCs/>
+                <w:color w:val="000000"/>
+                <w:lang w:eastAsia="en-AU"/>
+              </w:rPr>
+            </w:pPr>
+            <w:r>
+              <w:rPr>
+                <w:rFonts w:ascii="Calibri Light" w:eastAsia="Times New Roman" w:hAnsi="Calibri Light" w:cs="Calibri Light"/>
+                <w:b/>
+                <w:bCs/>
+                <w:color w:val="000000"/>
+                <w:lang w:eastAsia="en-AU"/>
+              </w:rPr>
+              <w:t>Date</w:t>
+            </w:r>
+          </w:p>
+        </w:tc>
+        <w:tc>
+          <w:tcPr>
+            <w:tcW w:w="2516" w:type="dxa"/>
+            <w:tcBorders>
+              <w:top w:val="single" w:sz="4" w:space="0" w:color="auto"/>
+              <w:left w:val="nil"/>
+              <w:bottom w:val="single" w:sz="4" w:space="0" w:color="auto"/>
+              <w:right w:val="single" w:sz="4" w:space="0" w:color="auto"/>
+            </w:tcBorders>
+            <w:shd w:val="clear" w:color="auto" w:fill="auto"/>
+            <w:noWrap/>
+            <w:hideMark/>
+          </w:tcPr>
+          <w:p>
+            <w:pPr>
+              <w:spacing w:after="0"/>
+              <w:jc w:val="both"/>
+              <w:rPr>
+                <w:rFonts w:ascii="Calibri Light" w:eastAsia="Times New Roman" w:hAnsi="Calibri Light" w:cs="Calibri Light"/>
+                <w:b/>
+                <w:bCs/>
+                <w:color w:val="000000"/>
+                <w:lang w:eastAsia="en-AU"/>
+              </w:rPr>
+            </w:pPr>
+            <w:r>
+              <w:rPr>
+                <w:rFonts w:ascii="Calibri Light" w:eastAsia="Times New Roman" w:hAnsi="Calibri Light" w:cs="Calibri Light"/>
+                <w:b/>
+                <w:bCs/>
+                <w:color w:val="000000"/>
+                <w:lang w:eastAsia="en-AU"/>
+              </w:rPr>
+              <w:t>Comments</w:t>
+            </w:r>
+          </w:p>
+        </w:tc>
+      </w:tr>
+      <w:tr>
+        <w:trPr>
+          <w:trHeight w:val="285"/>
+          <w:jc w:val="center"/>
+        </w:trPr>
+        <w:tc>
+          <w:tcPr>
+            <w:tcW w:w="980" w:type="dxa"/>
+            <w:vMerge w:val="restart"/>
+            <w:tcBorders>
+              <w:top w:val="nil"/>
+              <w:left w:val="single" w:sz="4" w:space="0" w:color="auto"/>
+              <w:right w:val="single" w:sz="4" w:space="0" w:color="auto"/>
+            </w:tcBorders>
+            <w:shd w:val="clear" w:color="auto" w:fill="auto"/>
+            <w:noWrap/>
+            <w:hideMark/>
+          </w:tcPr>
+          <w:p>
+            <w:pPr>
+              <w:spacing w:after="0"/>
+              <w:jc w:val="both"/>
+              <w:rPr>
+                <w:rFonts w:ascii="Calibri Light" w:eastAsia="Times New Roman" w:hAnsi="Calibri Light" w:cs="Calibri Light"/>
+                <w:color w:val="000000"/>
+                <w:lang w:eastAsia="en-AU"/>
+              </w:rPr>
+            </w:pPr>
+            <w:r>
+              <w:rPr>
+                <w:rFonts w:ascii="Calibri Light" w:eastAsia="Times New Roman" w:hAnsi="Calibri Light" w:cs="Calibri Light"/>
+                <w:color w:val="000000"/>
+                <w:lang w:eastAsia="en-AU"/>
+              </w:rPr>
+              <w:t>1.0</w:t>
+            </w:r>
+          </w:p>
+        </w:tc>
+        <w:tc>
+          <w:tcPr>
+            <w:tcW w:w="1425" w:type="dxa"/>
+            <w:tcBorders>
+              <w:top w:val="nil"/>
+              <w:left w:val="nil"/>
+              <w:bottom w:val="single" w:sz="4" w:space="0" w:color="auto"/>
+              <w:right w:val="single" w:sz="4" w:space="0" w:color="auto"/>
+            </w:tcBorders>
+            <w:shd w:val="clear" w:color="auto" w:fill="auto"/>
+            <w:noWrap/>
+            <w:hideMark/>
+          </w:tcPr>
+          <w:p>
+            <w:pPr>
+              <w:spacing w:after="0"/>
+              <w:jc w:val="both"/>
+              <w:rPr>
+                <w:rFonts w:ascii="Calibri Light" w:eastAsia="Times New Roman" w:hAnsi="Calibri Light" w:cs="Calibri Light"/>
+                <w:b/>
+                <w:bCs/>
+                <w:color w:val="000000"/>
+                <w:lang w:eastAsia="en-AU"/>
+              </w:rPr>
+            </w:pPr>
+            <w:r>
+              <w:rPr>
+                <w:rFonts w:ascii="Calibri Light" w:eastAsia="Times New Roman" w:hAnsi="Calibri Light" w:cs="Calibri Light"/>
+                <w:b/>
+                <w:bCs/>
+                <w:color w:val="000000"/>
+                <w:lang w:eastAsia="en-AU"/>
+              </w:rPr>
+              <w:t>Collat</w:t>
+            </w:r>
+            <w:r>
+              <w:rPr>
+                <w:rFonts w:ascii="Calibri Light" w:eastAsia="Times New Roman" w:hAnsi="Calibri Light" w:cs="Calibri Light"/>
+                <w:b/>
+                <w:bCs/>
+                <w:color w:val="000000"/>
+                <w:lang w:eastAsia="en-AU"/>
+              </w:rPr>
+              <w:t>ion</w:t>
+            </w:r>
+          </w:p>
+        </w:tc>
+        <w:tc>
+          <w:tcPr>
+            <w:tcW w:w="2828" w:type="dxa"/>
+            <w:tcBorders>
+              <w:top w:val="nil"/>
+              <w:left w:val="nil"/>
+              <w:bottom w:val="single" w:sz="4" w:space="0" w:color="auto"/>
+              <w:right w:val="single" w:sz="4" w:space="0" w:color="auto"/>
+            </w:tcBorders>
+            <w:shd w:val="clear" w:color="auto" w:fill="auto"/>
+            <w:noWrap/>
+            <w:hideMark/>
+          </w:tcPr>
+          <w:p>
+            <w:pPr>
+              <w:spacing w:after="0"/>
+              <w:jc w:val="both"/>
+              <w:rPr>
+                <w:rFonts w:ascii="Calibri Light" w:eastAsia="Times New Roman" w:hAnsi="Calibri Light" w:cs="Calibri Light"/>
+                <w:color w:val="000000"/>
+                <w:lang w:eastAsia="en-AU"/>
+              </w:rPr>
+            </w:pPr>
+            <w:r>
+              <w:rPr>
+                <w:rFonts w:ascii="Calibri Light" w:eastAsia="Times New Roman" w:hAnsi="Calibri Light" w:cs="Calibri Light"/>
+                <w:color w:val="000000"/>
+                <w:lang w:eastAsia="en-AU"/>
+              </w:rPr>
+              <w:t>Anirban Chakrabarty</w:t>
+            </w:r>
+          </w:p>
+        </w:tc>
+        <w:tc>
+          <w:tcPr>
+            <w:tcW w:w="1267" w:type="dxa"/>
+            <w:tcBorders>
+              <w:top w:val="nil"/>
+              <w:left w:val="nil"/>
+              <w:bottom w:val="single" w:sz="4" w:space="0" w:color="auto"/>
+              <w:right w:val="single" w:sz="4" w:space="0" w:color="auto"/>
+            </w:tcBorders>
+            <w:shd w:val="clear" w:color="auto" w:fill="auto"/>
+            <w:noWrap/>
+            <w:hideMark/>
+          </w:tcPr>
+          <w:p>
+            <w:pPr>
+              <w:spacing w:after="0"/>
+              <w:jc w:val="both"/>
+              <w:rPr>
+                <w:rFonts w:ascii="Calibri Light" w:eastAsia="Times New Roman" w:hAnsi="Calibri Light" w:cs="Calibri Light"/>
+                <w:color w:val="000000"/>
+                <w:lang w:eastAsia="en-AU"/>
+              </w:rPr>
+            </w:pPr>
+            <w:r>
+              <w:rPr>
+                <w:rFonts w:ascii="Calibri Light" w:eastAsia="Times New Roman" w:hAnsi="Calibri Light" w:cs="Calibri Light"/>
+                <w:color w:val="000000"/>
+                <w:lang w:eastAsia="en-AU"/>
+              </w:rPr>
+              <w:t>04/08</w:t>
+            </w:r>
+            <w:r>
+              <w:rPr>
+                <w:rFonts w:ascii="Calibri Light" w:eastAsia="Times New Roman" w:hAnsi="Calibri Light" w:cs="Calibri Light"/>
+                <w:color w:val="000000"/>
+                <w:lang w:eastAsia="en-AU"/>
+              </w:rPr>
+              <w:t>/2026</w:t>
+            </w:r>
+          </w:p>
+        </w:tc>
+        <w:tc>
+          <w:tcPr>
+            <w:tcW w:w="2516" w:type="dxa"/>
+            <w:tcBorders>
+              <w:top w:val="nil"/>
+              <w:left w:val="nil"/>
+              <w:bottom w:val="single" w:sz="4" w:space="0" w:color="auto"/>
+              <w:right w:val="single" w:sz="4" w:space="0" w:color="auto"/>
+            </w:tcBorders>
+            <w:shd w:val="clear" w:color="auto" w:fill="auto"/>
+            <w:noWrap/>
+            <w:hideMark/>
+          </w:tcPr>
+          <w:p>
+            <w:pPr>
+              <w:spacing w:after="0"/>
+              <w:jc w:val="both"/>
+              <w:rPr>
+                <w:rFonts w:ascii="Calibri Light" w:eastAsia="Times New Roman" w:hAnsi="Calibri Light" w:cs="Calibri Light"/>
+                <w:color w:val="000000"/>
+                <w:lang w:eastAsia="en-AU"/>
+              </w:rPr>
+            </w:pPr>
+            <w:r>
+              <w:rPr>
+                <w:rFonts w:ascii="Calibri Light" w:eastAsia="Times New Roman" w:hAnsi="Calibri Light" w:cs="Calibri Light"/>
+                <w:color w:val="000000"/>
+                <w:lang w:eastAsia="en-AU"/>
+              </w:rPr>
+              <w:t> </w:t>
+            </w:r>
+          </w:p>
+        </w:tc>
+      </w:tr>
+      <w:tr>
+        <w:trPr>
+          <w:trHeight w:val="285"/>
+          <w:jc w:val="center"/>
+        </w:trPr>
+        <w:tc>
+          <w:tcPr>
+            <w:tcW w:w="980" w:type="dxa"/>
+            <w:vMerge/>
+            <w:tcBorders>
+              <w:left w:val="single" w:sz="4" w:space="0" w:color="auto"/>
+              <w:right w:val="single" w:sz="4" w:space="0" w:color="auto"/>
+            </w:tcBorders>
+            <w:vAlign w:val="center"/>
+            <w:hideMark/>
+          </w:tcPr>
+          <w:p>
+            <w:pPr>
+              <w:spacing w:after="0"/>
+              <w:jc w:val="both"/>
+              <w:rPr>
+                <w:rFonts w:ascii="Calibri Light" w:eastAsia="Times New Roman" w:hAnsi="Calibri Light" w:cs="Calibri Light"/>
+                <w:color w:val="000000"/>
+                <w:lang w:eastAsia="en-AU"/>
+              </w:rPr>
+            </w:pPr>
+          </w:p>
+        </w:tc>
+        <w:tc>
+          <w:tcPr>
+            <w:tcW w:w="1425" w:type="dxa"/>
+            <w:tcBorders>
+              <w:top w:val="nil"/>
+              <w:left w:val="nil"/>
+              <w:bottom w:val="single" w:sz="4" w:space="0" w:color="auto"/>
+              <w:right w:val="single" w:sz="4" w:space="0" w:color="auto"/>
+            </w:tcBorders>
+            <w:shd w:val="clear" w:color="auto" w:fill="auto"/>
+            <w:noWrap/>
+            <w:hideMark/>
+          </w:tcPr>
+          <w:p>
+            <w:pPr>
+              <w:spacing w:after="0"/>
+              <w:jc w:val="both"/>
+              <w:rPr>
+                <w:rFonts w:ascii="Calibri Light" w:eastAsia="Times New Roman" w:hAnsi="Calibri Light" w:cs="Calibri Light"/>
+                <w:b/>
+                <w:bCs/>
+                <w:color w:val="000000"/>
+                <w:lang w:eastAsia="en-AU"/>
+              </w:rPr>
+            </w:pPr>
+            <w:r>
+              <w:rPr>
+                <w:rFonts w:ascii="Calibri Light" w:eastAsia="Times New Roman" w:hAnsi="Calibri Light" w:cs="Calibri Light"/>
+                <w:b/>
+                <w:bCs/>
+                <w:color w:val="000000"/>
+                <w:lang w:eastAsia="en-AU"/>
+              </w:rPr>
+              <w:t>Peer Review</w:t>
+            </w:r>
+          </w:p>
+        </w:tc>
+        <w:tc>
+          <w:tcPr>
+            <w:tcW w:w="2828" w:type="dxa"/>
+            <w:tcBorders>
+              <w:top w:val="nil"/>
+              <w:left w:val="nil"/>
+              <w:bottom w:val="single" w:sz="4" w:space="0" w:color="auto"/>
+              <w:right w:val="single" w:sz="4" w:space="0" w:color="auto"/>
+            </w:tcBorders>
+            <w:shd w:val="clear" w:color="auto" w:fill="auto"/>
+            <w:noWrap/>
+            <w:hideMark/>
+          </w:tcPr>
+          <w:p>
+            <w:pPr>
+              <w:spacing w:after="0"/>
+              <w:jc w:val="both"/>
+              <w:rPr>
+                <w:rFonts w:ascii="Calibri Light" w:eastAsia="Times New Roman" w:hAnsi="Calibri Light" w:cs="Calibri Light"/>
+                <w:color w:val="000000"/>
+                <w:lang w:eastAsia="en-AU"/>
+              </w:rPr>
+            </w:pPr>
+            <w:r>
+              <w:rPr>
+                <w:rFonts w:ascii="Calibri Light" w:eastAsia="Times New Roman" w:hAnsi="Calibri Light" w:cs="Calibri Light"/>
+                <w:color w:val="000000"/>
+                <w:lang w:eastAsia="en-AU"/>
+              </w:rPr>
+              <w:t>Sayan Basak</w:t>
+            </w:r>
+          </w:p>
+        </w:tc>
+        <w:tc>
+          <w:tcPr>
+            <w:tcW w:w="1267" w:type="dxa"/>
+            <w:tcBorders>
+              <w:top w:val="nil"/>
+              <w:left w:val="nil"/>
+              <w:bottom w:val="single" w:sz="4" w:space="0" w:color="auto"/>
+              <w:right w:val="single" w:sz="4" w:space="0" w:color="auto"/>
+            </w:tcBorders>
+            <w:shd w:val="clear" w:color="auto" w:fill="auto"/>
+            <w:noWrap/>
+            <w:hideMark/>
+          </w:tcPr>
+          <w:p>
+            <w:pPr>
+              <w:spacing w:after="0"/>
+              <w:jc w:val="both"/>
+              <w:rPr>
+                <w:rFonts w:ascii="Calibri Light" w:eastAsia="Times New Roman" w:hAnsi="Calibri Light" w:cs="Calibri Light"/>
+                <w:color w:val="000000"/>
+                <w:lang w:eastAsia="en-AU"/>
+              </w:rPr>
+            </w:pPr>
+            <w:r>
+              <w:rPr>
+                <w:rFonts w:ascii="Calibri Light" w:eastAsia="Times New Roman" w:hAnsi="Calibri Light" w:cs="Calibri Light"/>
+                <w:color w:val="000000"/>
+                <w:lang w:eastAsia="en-AU"/>
+              </w:rPr>
+              <w:t>04/08</w:t>
+            </w:r>
+            <w:r>
+              <w:rPr>
+                <w:rFonts w:ascii="Calibri Light" w:eastAsia="Times New Roman" w:hAnsi="Calibri Light" w:cs="Calibri Light"/>
+                <w:color w:val="000000"/>
+                <w:lang w:eastAsia="en-AU"/>
+              </w:rPr>
+              <w:t>/2026</w:t>
+            </w:r>
+          </w:p>
+        </w:tc>
+        <w:tc>
+          <w:tcPr>
+            <w:tcW w:w="2516" w:type="dxa"/>
+            <w:tcBorders>
+              <w:top w:val="nil"/>
+              <w:left w:val="nil"/>
+              <w:bottom w:val="single" w:sz="4" w:space="0" w:color="auto"/>
+              <w:right w:val="single" w:sz="4" w:space="0" w:color="auto"/>
+            </w:tcBorders>
+            <w:shd w:val="clear" w:color="auto" w:fill="auto"/>
+            <w:noWrap/>
+            <w:hideMark/>
+          </w:tcPr>
+          <w:p>
+            <w:pPr>
+              <w:spacing w:after="0"/>
+              <w:jc w:val="both"/>
+              <w:rPr>
+                <w:rFonts w:ascii="Calibri Light" w:eastAsia="Times New Roman" w:hAnsi="Calibri Light" w:cs="Calibri Light"/>
+                <w:color w:val="000000"/>
+                <w:lang w:eastAsia="en-AU"/>
+              </w:rPr>
+            </w:pPr>
+            <w:r>
+              <w:rPr>
+                <w:rFonts w:ascii="Calibri Light" w:eastAsia="Times New Roman" w:hAnsi="Calibri Light" w:cs="Calibri Light"/>
+                <w:color w:val="000000"/>
+                <w:lang w:eastAsia="en-AU"/>
+              </w:rPr>
+              <w:t> </w:t>
+            </w:r>
+          </w:p>
+        </w:tc>
+      </w:tr>
+      <w:tr>
+        <w:trPr>
+          <w:trHeight w:val="285"/>
+          <w:jc w:val="center"/>
+        </w:trPr>
+        <w:tc>
+          <w:tcPr>
+            <w:tcW w:w="980" w:type="dxa"/>
+            <w:vMerge/>
+            <w:tcBorders>
+              <w:left w:val="single" w:sz="4" w:space="0" w:color="auto"/>
+              <w:bottom w:val="single" w:sz="4" w:space="0" w:color="auto"/>
+              <w:right w:val="single" w:sz="4" w:space="0" w:color="auto"/>
+            </w:tcBorders>
+            <w:vAlign w:val="center"/>
+          </w:tcPr>
+          <w:p>
+            <w:pPr>
+              <w:spacing w:after="0"/>
+              <w:jc w:val="both"/>
+              <w:rPr>
+                <w:rFonts w:ascii="Calibri Light" w:eastAsia="Times New Roman" w:hAnsi="Calibri Light" w:cs="Calibri Light"/>
+                <w:color w:val="000000"/>
+                <w:lang w:eastAsia="en-AU"/>
+              </w:rPr>
+            </w:pPr>
+          </w:p>
+        </w:tc>
+        <w:tc>
+          <w:tcPr>
+            <w:tcW w:w="1425" w:type="dxa"/>
+            <w:tcBorders>
+              <w:top w:val="nil"/>
+              <w:left w:val="nil"/>
+              <w:bottom w:val="single" w:sz="4" w:space="0" w:color="auto"/>
+              <w:right w:val="single" w:sz="4" w:space="0" w:color="auto"/>
+            </w:tcBorders>
+            <w:shd w:val="clear" w:color="auto" w:fill="auto"/>
+            <w:noWrap/>
+          </w:tcPr>
+          <w:p>
+            <w:pPr>
+              <w:spacing w:after="0"/>
+              <w:jc w:val="both"/>
+              <w:rPr>
+                <w:rFonts w:ascii="Calibri Light" w:eastAsia="Times New Roman" w:hAnsi="Calibri Light" w:cs="Calibri Light"/>
+                <w:b/>
+                <w:bCs/>
+                <w:color w:val="000000"/>
+                <w:lang w:eastAsia="en-AU"/>
+              </w:rPr>
+            </w:pPr>
+            <w:r>
+              <w:rPr>
+                <w:rFonts w:ascii="Calibri Light" w:eastAsia="Times New Roman" w:hAnsi="Calibri Light" w:cs="Calibri Light"/>
+                <w:b/>
+                <w:bCs/>
+                <w:color w:val="000000"/>
+                <w:lang w:eastAsia="en-AU"/>
+              </w:rPr>
+              <w:t>Approv</w:t>
+            </w:r>
+            <w:r>
+              <w:rPr>
+                <w:rFonts w:ascii="Calibri Light" w:eastAsia="Times New Roman" w:hAnsi="Calibri Light" w:cs="Calibri Light"/>
+                <w:b/>
+                <w:bCs/>
+                <w:color w:val="000000"/>
+                <w:lang w:eastAsia="en-AU"/>
+              </w:rPr>
+              <w:t>al</w:t>
+            </w:r>
+          </w:p>
+        </w:tc>
+        <w:tc>
+          <w:tcPr>
+            <w:tcW w:w="2828" w:type="dxa"/>
+            <w:tcBorders>
+              <w:top w:val="nil"/>
+              <w:left w:val="nil"/>
+              <w:bottom w:val="single" w:sz="4" w:space="0" w:color="auto"/>
+              <w:right w:val="single" w:sz="4" w:space="0" w:color="auto"/>
+            </w:tcBorders>
+            <w:shd w:val="clear" w:color="auto" w:fill="auto"/>
+            <w:noWrap/>
+          </w:tcPr>
+          <w:p>
+            <w:pPr>
+              <w:spacing w:after="0"/>
+              <w:jc w:val="both"/>
+              <w:rPr>
+                <w:rFonts w:ascii="Calibri Light" w:eastAsia="Times New Roman" w:hAnsi="Calibri Light" w:cs="Calibri Light"/>
+                <w:color w:val="000000"/>
+                <w:lang w:eastAsia="en-AU"/>
+              </w:rPr>
+            </w:pPr>
+            <w:r>
+              <w:rPr>
+                <w:rFonts w:ascii="Calibri Light" w:eastAsia="Times New Roman" w:hAnsi="Calibri Light" w:cs="Calibri Light"/>
+                <w:color w:val="000000"/>
+                <w:lang w:eastAsia="en-AU"/>
+              </w:rPr>
+              <w:t>Theresa Tobin/ Lindsey Tobin</w:t>
+            </w:r>
+          </w:p>
+        </w:tc>
+        <w:tc>
+          <w:tcPr>
+            <w:tcW w:w="1267" w:type="dxa"/>
+            <w:tcBorders>
+              <w:top w:val="nil"/>
+              <w:left w:val="nil"/>
+              <w:bottom w:val="single" w:sz="4" w:space="0" w:color="auto"/>
+              <w:right w:val="single" w:sz="4" w:space="0" w:color="auto"/>
+            </w:tcBorders>
+            <w:shd w:val="clear" w:color="auto" w:fill="auto"/>
+            <w:noWrap/>
+          </w:tcPr>
+          <w:p>
+            <w:pPr>
+              <w:spacing w:after="0"/>
+              <w:jc w:val="both"/>
+              <w:rPr>
+                <w:rFonts w:ascii="Calibri Light" w:eastAsia="Times New Roman" w:hAnsi="Calibri Light" w:cs="Calibri Light"/>
+                <w:color w:val="000000"/>
+                <w:lang w:eastAsia="en-AU"/>
+              </w:rPr>
+            </w:pPr>
+          </w:p>
+        </w:tc>
+        <w:tc>
+          <w:tcPr>
+            <w:tcW w:w="2516" w:type="dxa"/>
+            <w:tcBorders>
+              <w:top w:val="nil"/>
+              <w:left w:val="nil"/>
+              <w:bottom w:val="single" w:sz="4" w:space="0" w:color="auto"/>
+              <w:right w:val="single" w:sz="4" w:space="0" w:color="auto"/>
+            </w:tcBorders>
+            <w:shd w:val="clear" w:color="auto" w:fill="auto"/>
+            <w:noWrap/>
+          </w:tcPr>
+          <w:p>
+            <w:pPr>
+              <w:spacing w:after="0"/>
+              <w:jc w:val="both"/>
+              <w:rPr>
+                <w:rFonts w:ascii="Calibri Light" w:eastAsia="Times New Roman" w:hAnsi="Calibri Light" w:cs="Calibri Light"/>
+                <w:color w:val="000000"/>
+                <w:lang w:eastAsia="en-AU"/>
+              </w:rPr>
+            </w:pPr>
+          </w:p>
+        </w:tc>
+      </w:tr>
+      <w:tr>
+        <w:trPr>
+          <w:trHeight w:val="285"/>
+          <w:jc w:val="center"/>
+        </w:trPr>
+        <w:tc>
+          <w:tcPr>
+            <w:tcW w:w="980" w:type="dxa"/>
+            <w:vMerge w:val="restart"/>
+            <w:tcBorders>
+              <w:top w:val="nil"/>
+              <w:left w:val="single" w:sz="4" w:space="0" w:color="auto"/>
+              <w:bottom w:val="single" w:sz="4" w:space="0" w:color="auto"/>
+              <w:right w:val="single" w:sz="4" w:space="0" w:color="auto"/>
+            </w:tcBorders>
+            <w:shd w:val="clear" w:color="auto" w:fill="auto"/>
+            <w:noWrap/>
+            <w:hideMark/>
+          </w:tcPr>
+          <w:p>
+            <w:pPr>
+              <w:spacing w:after="0"/>
+              <w:jc w:val="both"/>
+              <w:rPr>
+                <w:rFonts w:ascii="Calibri Light" w:eastAsia="Times New Roman" w:hAnsi="Calibri Light" w:cs="Calibri Light"/>
+                <w:color w:val="000000"/>
+                <w:lang w:eastAsia="en-AU"/>
+              </w:rPr>
+            </w:pPr>
+            <w:r>
+              <w:rPr>
+                <w:rFonts w:ascii="Calibri Light" w:eastAsia="Times New Roman" w:hAnsi="Calibri Light" w:cs="Calibri Light"/>
+                <w:color w:val="000000"/>
+                <w:lang w:eastAsia="en-AU"/>
+              </w:rPr>
+              <w:t> </w:t>
+            </w:r>
+          </w:p>
+        </w:tc>
+        <w:tc>
+          <w:tcPr>
+            <w:tcW w:w="1425" w:type="dxa"/>
+            <w:tcBorders>
+              <w:top w:val="nil"/>
+              <w:left w:val="nil"/>
+              <w:bottom w:val="single" w:sz="4" w:space="0" w:color="auto"/>
+              <w:right w:val="single" w:sz="4" w:space="0" w:color="auto"/>
+            </w:tcBorders>
+            <w:shd w:val="clear" w:color="auto" w:fill="auto"/>
+            <w:noWrap/>
+            <w:hideMark/>
+          </w:tcPr>
+          <w:p>
+            <w:pPr>
+              <w:spacing w:after="0"/>
+              <w:jc w:val="both"/>
+              <w:rPr>
+                <w:rFonts w:ascii="Calibri Light" w:eastAsia="Times New Roman" w:hAnsi="Calibri Light" w:cs="Calibri Light"/>
+                <w:b/>
+                <w:bCs/>
+                <w:color w:val="000000"/>
+                <w:lang w:eastAsia="en-AU"/>
+              </w:rPr>
+            </w:pPr>
+            <w:r>
+              <w:rPr>
+                <w:rFonts w:ascii="Calibri Light" w:eastAsia="Times New Roman" w:hAnsi="Calibri Light" w:cs="Calibri Light"/>
+                <w:b/>
+                <w:bCs/>
+                <w:color w:val="000000"/>
+                <w:lang w:eastAsia="en-AU"/>
+              </w:rPr>
+              <w:t> </w:t>
+            </w:r>
+          </w:p>
+        </w:tc>
+        <w:tc>
+          <w:tcPr>
+            <w:tcW w:w="2828" w:type="dxa"/>
+            <w:tcBorders>
+              <w:top w:val="nil"/>
+              <w:left w:val="nil"/>
+              <w:bottom w:val="single" w:sz="4" w:space="0" w:color="auto"/>
+              <w:right w:val="single" w:sz="4" w:space="0" w:color="auto"/>
+            </w:tcBorders>
+            <w:shd w:val="clear" w:color="auto" w:fill="auto"/>
+            <w:noWrap/>
+            <w:hideMark/>
+          </w:tcPr>
+          <w:p>
+            <w:pPr>
+              <w:spacing w:after="0"/>
+              <w:jc w:val="both"/>
+              <w:rPr>
+                <w:rFonts w:ascii="Calibri Light" w:eastAsia="Times New Roman" w:hAnsi="Calibri Light" w:cs="Calibri Light"/>
+                <w:color w:val="000000"/>
+                <w:lang w:eastAsia="en-AU"/>
+              </w:rPr>
+            </w:pPr>
+            <w:r>
+              <w:rPr>
+                <w:rFonts w:ascii="Calibri Light" w:eastAsia="Times New Roman" w:hAnsi="Calibri Light" w:cs="Calibri Light"/>
+                <w:color w:val="000000"/>
+                <w:lang w:eastAsia="en-AU"/>
+              </w:rPr>
+              <w:t> </w:t>
+            </w:r>
+          </w:p>
+        </w:tc>
+        <w:tc>
+          <w:tcPr>
+            <w:tcW w:w="1267" w:type="dxa"/>
+            <w:tcBorders>
+              <w:top w:val="nil"/>
+              <w:left w:val="nil"/>
+              <w:bottom w:val="single" w:sz="4" w:space="0" w:color="auto"/>
+              <w:right w:val="single" w:sz="4" w:space="0" w:color="auto"/>
+            </w:tcBorders>
+            <w:shd w:val="clear" w:color="auto" w:fill="auto"/>
+            <w:noWrap/>
+            <w:hideMark/>
+          </w:tcPr>
+          <w:p>
+            <w:pPr>
+              <w:spacing w:after="0"/>
+              <w:jc w:val="both"/>
+              <w:rPr>
+                <w:rFonts w:ascii="Calibri Light" w:eastAsia="Times New Roman" w:hAnsi="Calibri Light" w:cs="Calibri Light"/>
+                <w:color w:val="000000"/>
+                <w:lang w:eastAsia="en-AU"/>
+              </w:rPr>
+            </w:pPr>
+            <w:r>
+              <w:rPr>
+                <w:rFonts w:ascii="Calibri Light" w:eastAsia="Times New Roman" w:hAnsi="Calibri Light" w:cs="Calibri Light"/>
+                <w:color w:val="000000"/>
+                <w:lang w:eastAsia="en-AU"/>
+              </w:rPr>
+              <w:t> </w:t>
+            </w:r>
+          </w:p>
+        </w:tc>
+        <w:tc>
+          <w:tcPr>
+            <w:tcW w:w="2516" w:type="dxa"/>
+            <w:tcBorders>
+              <w:top w:val="nil"/>
+              <w:left w:val="nil"/>
+              <w:bottom w:val="single" w:sz="4" w:space="0" w:color="auto"/>
+              <w:right w:val="single" w:sz="4" w:space="0" w:color="auto"/>
+            </w:tcBorders>
+            <w:shd w:val="clear" w:color="auto" w:fill="auto"/>
+            <w:noWrap/>
+            <w:hideMark/>
+          </w:tcPr>
+          <w:p>
+            <w:pPr>
+              <w:spacing w:after="0"/>
+              <w:jc w:val="both"/>
+              <w:rPr>
+                <w:rFonts w:ascii="Calibri Light" w:eastAsia="Times New Roman" w:hAnsi="Calibri Light" w:cs="Calibri Light"/>
+                <w:color w:val="000000"/>
+                <w:lang w:eastAsia="en-AU"/>
+              </w:rPr>
+            </w:pPr>
+            <w:r>
+              <w:rPr>
+                <w:rFonts w:ascii="Calibri Light" w:eastAsia="Times New Roman" w:hAnsi="Calibri Light" w:cs="Calibri Light"/>
+                <w:color w:val="000000"/>
+                <w:lang w:eastAsia="en-AU"/>
+              </w:rPr>
+              <w:t> </w:t>
+            </w:r>
+          </w:p>
+        </w:tc>
+      </w:tr>
+      <w:tr>
+        <w:trPr>
+          <w:trHeight w:val="285"/>
+          <w:jc w:val="center"/>
+        </w:trPr>
+        <w:tc>
+          <w:tcPr>
+            <w:tcW w:w="980" w:type="dxa"/>
+            <w:vMerge/>
+            <w:tcBorders>
+              <w:top w:val="nil"/>
+              <w:left w:val="single" w:sz="4" w:space="0" w:color="auto"/>
+              <w:bottom w:val="single" w:sz="4" w:space="0" w:color="auto"/>
+              <w:right w:val="single" w:sz="4" w:space="0" w:color="auto"/>
+            </w:tcBorders>
+            <w:vAlign w:val="center"/>
+            <w:hideMark/>
+          </w:tcPr>
+          <w:p>
+            <w:pPr>
+              <w:spacing w:after="0"/>
+              <w:jc w:val="both"/>
+              <w:rPr>
+                <w:rFonts w:asciiTheme="majorHAnsi" w:eastAsia="Times New Roman" w:hAnsiTheme="majorHAnsi" w:cstheme="majorHAnsi"/>
+                <w:color w:val="000000"/>
+                <w:lang w:eastAsia="en-AU"/>
+              </w:rPr>
+            </w:pPr>
+          </w:p>
+        </w:tc>
+        <w:tc>
+          <w:tcPr>
+            <w:tcW w:w="1425" w:type="dxa"/>
+            <w:tcBorders>
+              <w:top w:val="nil"/>
+              <w:left w:val="nil"/>
+              <w:bottom w:val="single" w:sz="4" w:space="0" w:color="auto"/>
+              <w:right w:val="single" w:sz="4" w:space="0" w:color="auto"/>
+            </w:tcBorders>
+            <w:shd w:val="clear" w:color="auto" w:fill="auto"/>
+            <w:noWrap/>
+            <w:hideMark/>
+          </w:tcPr>
+          <w:p>
+            <w:pPr>
+              <w:spacing w:after="0"/>
+              <w:jc w:val="both"/>
+              <w:rPr>
+                <w:rFonts w:asciiTheme="majorHAnsi" w:eastAsia="Times New Roman" w:hAnsiTheme="majorHAnsi" w:cstheme="majorHAnsi"/>
+                <w:b/>
+                <w:bCs/>
+                <w:color w:val="000000"/>
+                <w:lang w:eastAsia="en-AU"/>
+              </w:rPr>
+            </w:pPr>
+            <w:r>
+              <w:rPr>
+                <w:rFonts w:asciiTheme="majorHAnsi" w:eastAsia="Times New Roman" w:hAnsiTheme="majorHAnsi" w:cstheme="majorHAnsi"/>
+                <w:b/>
+                <w:bCs/>
+                <w:color w:val="000000"/>
+                <w:lang w:eastAsia="en-AU"/>
+              </w:rPr>
+              <w:t> </w:t>
+            </w:r>
+          </w:p>
+        </w:tc>
+        <w:tc>
+          <w:tcPr>
+            <w:tcW w:w="2828" w:type="dxa"/>
+            <w:tcBorders>
+              <w:top w:val="nil"/>
+              <w:left w:val="nil"/>
+              <w:bottom w:val="single" w:sz="4" w:space="0" w:color="auto"/>
+              <w:right w:val="single" w:sz="4" w:space="0" w:color="auto"/>
+            </w:tcBorders>
+            <w:shd w:val="clear" w:color="auto" w:fill="auto"/>
+            <w:noWrap/>
+            <w:hideMark/>
+          </w:tcPr>
+          <w:p>
+            <w:pPr>
+              <w:spacing w:after="0"/>
+              <w:jc w:val="both"/>
+              <w:rPr>
+                <w:rFonts w:asciiTheme="majorHAnsi" w:eastAsia="Times New Roman" w:hAnsiTheme="majorHAnsi" w:cstheme="majorHAnsi"/>
+                <w:color w:val="000000"/>
+                <w:lang w:eastAsia="en-AU"/>
+              </w:rPr>
+            </w:pPr>
+            <w:r>
+              <w:rPr>
+                <w:rFonts w:asciiTheme="majorHAnsi" w:eastAsia="Times New Roman" w:hAnsiTheme="majorHAnsi" w:cstheme="majorHAnsi"/>
+                <w:color w:val="000000"/>
+                <w:lang w:eastAsia="en-AU"/>
+              </w:rPr>
+              <w:t> </w:t>
+            </w:r>
+          </w:p>
+        </w:tc>
+        <w:tc>
+          <w:tcPr>
+            <w:tcW w:w="1267" w:type="dxa"/>
+            <w:tcBorders>
+              <w:top w:val="nil"/>
+              <w:left w:val="nil"/>
+              <w:bottom w:val="single" w:sz="4" w:space="0" w:color="auto"/>
+              <w:right w:val="single" w:sz="4" w:space="0" w:color="auto"/>
+            </w:tcBorders>
+            <w:shd w:val="clear" w:color="auto" w:fill="auto"/>
+            <w:noWrap/>
+            <w:hideMark/>
+          </w:tcPr>
+          <w:p>
+            <w:pPr>
+              <w:spacing w:after="0"/>
+              <w:jc w:val="both"/>
+              <w:rPr>
+                <w:rFonts w:asciiTheme="majorHAnsi" w:eastAsia="Times New Roman" w:hAnsiTheme="majorHAnsi" w:cstheme="majorHAnsi"/>
+                <w:color w:val="000000"/>
+                <w:lang w:eastAsia="en-AU"/>
+              </w:rPr>
+            </w:pPr>
+            <w:r>
+              <w:rPr>
+                <w:rFonts w:asciiTheme="majorHAnsi" w:eastAsia="Times New Roman" w:hAnsiTheme="majorHAnsi" w:cstheme="majorHAnsi"/>
+                <w:color w:val="000000"/>
+                <w:lang w:eastAsia="en-AU"/>
+              </w:rPr>
+              <w:t> </w:t>
+            </w:r>
+          </w:p>
+        </w:tc>
+        <w:tc>
+          <w:tcPr>
+            <w:tcW w:w="2516" w:type="dxa"/>
+            <w:tcBorders>
+              <w:top w:val="nil"/>
+              <w:left w:val="nil"/>
+              <w:bottom w:val="single" w:sz="4" w:space="0" w:color="auto"/>
+              <w:right w:val="single" w:sz="4" w:space="0" w:color="auto"/>
+            </w:tcBorders>
+            <w:shd w:val="clear" w:color="auto" w:fill="auto"/>
+            <w:noWrap/>
+            <w:hideMark/>
+          </w:tcPr>
+          <w:p>
+            <w:pPr>
+              <w:spacing w:after="0"/>
+              <w:jc w:val="both"/>
+              <w:rPr>
+                <w:rFonts w:asciiTheme="majorHAnsi" w:eastAsia="Times New Roman" w:hAnsiTheme="majorHAnsi" w:cstheme="majorHAnsi"/>
+                <w:color w:val="000000"/>
+                <w:lang w:eastAsia="en-AU"/>
+              </w:rPr>
+            </w:pPr>
+            <w:r>
+              <w:rPr>
+                <w:rFonts w:asciiTheme="majorHAnsi" w:eastAsia="Times New Roman" w:hAnsiTheme="majorHAnsi" w:cstheme="majorHAnsi"/>
+                <w:color w:val="000000"/>
+                <w:lang w:eastAsia="en-AU"/>
+              </w:rPr>
+              <w:t> </w:t>
+            </w:r>
+          </w:p>
+        </w:tc>
+      </w:tr>
+      <w:tr>
+        <w:trPr>
+          <w:trHeight w:val="285"/>
+          <w:jc w:val="center"/>
+        </w:trPr>
+        <w:tc>
+          <w:tcPr>
+            <w:tcW w:w="980" w:type="dxa"/>
+            <w:vMerge w:val="restart"/>
+            <w:tcBorders>
+              <w:top w:val="nil"/>
+              <w:left w:val="single" w:sz="4" w:space="0" w:color="auto"/>
+              <w:bottom w:val="single" w:sz="4" w:space="0" w:color="auto"/>
+              <w:right w:val="single" w:sz="4" w:space="0" w:color="auto"/>
+            </w:tcBorders>
+            <w:shd w:val="clear" w:color="auto" w:fill="auto"/>
+            <w:noWrap/>
+            <w:hideMark/>
+          </w:tcPr>
+          <w:p>
+            <w:pPr>
+              <w:spacing w:after="0"/>
+              <w:jc w:val="both"/>
+              <w:rPr>
+                <w:rFonts w:asciiTheme="majorHAnsi" w:eastAsia="Times New Roman" w:hAnsiTheme="majorHAnsi" w:cstheme="majorHAnsi"/>
+                <w:color w:val="000000"/>
+                <w:lang w:eastAsia="en-AU"/>
+              </w:rPr>
+            </w:pPr>
+            <w:r>
+              <w:rPr>
+                <w:rFonts w:asciiTheme="majorHAnsi" w:eastAsia="Times New Roman" w:hAnsiTheme="majorHAnsi" w:cstheme="majorHAnsi"/>
+                <w:color w:val="000000"/>
+                <w:lang w:eastAsia="en-AU"/>
+              </w:rPr>
+              <w:t> </w:t>
+            </w:r>
+          </w:p>
+        </w:tc>
+        <w:tc>
+          <w:tcPr>
+            <w:tcW w:w="1425" w:type="dxa"/>
+            <w:tcBorders>
+              <w:top w:val="nil"/>
+              <w:left w:val="nil"/>
+              <w:bottom w:val="single" w:sz="4" w:space="0" w:color="auto"/>
+              <w:right w:val="single" w:sz="4" w:space="0" w:color="auto"/>
+            </w:tcBorders>
+            <w:shd w:val="clear" w:color="auto" w:fill="auto"/>
+            <w:noWrap/>
+            <w:hideMark/>
+          </w:tcPr>
+          <w:p>
+            <w:pPr>
+              <w:spacing w:after="0"/>
+              <w:jc w:val="both"/>
+              <w:rPr>
+                <w:rFonts w:asciiTheme="majorHAnsi" w:eastAsia="Times New Roman" w:hAnsiTheme="majorHAnsi" w:cstheme="majorHAnsi"/>
+                <w:b/>
+                <w:bCs/>
+                <w:color w:val="000000"/>
+                <w:lang w:eastAsia="en-AU"/>
+              </w:rPr>
+            </w:pPr>
+            <w:r>
+              <w:rPr>
+                <w:rFonts w:asciiTheme="majorHAnsi" w:eastAsia="Times New Roman" w:hAnsiTheme="majorHAnsi" w:cstheme="majorHAnsi"/>
+                <w:b/>
+                <w:bCs/>
+                <w:color w:val="000000"/>
+                <w:lang w:eastAsia="en-AU"/>
+              </w:rPr>
+              <w:t> </w:t>
+            </w:r>
+          </w:p>
+        </w:tc>
+        <w:tc>
+          <w:tcPr>
+            <w:tcW w:w="2828" w:type="dxa"/>
+            <w:tcBorders>
+              <w:top w:val="nil"/>
+              <w:left w:val="nil"/>
+              <w:bottom w:val="single" w:sz="4" w:space="0" w:color="auto"/>
+              <w:right w:val="single" w:sz="4" w:space="0" w:color="auto"/>
+            </w:tcBorders>
+            <w:shd w:val="clear" w:color="auto" w:fill="auto"/>
+            <w:noWrap/>
+            <w:hideMark/>
+          </w:tcPr>
+          <w:p>
+            <w:pPr>
+              <w:spacing w:after="0"/>
+              <w:jc w:val="both"/>
+              <w:rPr>
+                <w:rFonts w:asciiTheme="majorHAnsi" w:eastAsia="Times New Roman" w:hAnsiTheme="majorHAnsi" w:cstheme="majorHAnsi"/>
+                <w:color w:val="000000"/>
+                <w:lang w:eastAsia="en-AU"/>
+              </w:rPr>
+            </w:pPr>
+            <w:r>
+              <w:rPr>
+                <w:rFonts w:asciiTheme="majorHAnsi" w:eastAsia="Times New Roman" w:hAnsiTheme="majorHAnsi" w:cstheme="majorHAnsi"/>
+                <w:color w:val="000000"/>
+                <w:lang w:eastAsia="en-AU"/>
+              </w:rPr>
+              <w:t> </w:t>
+            </w:r>
+          </w:p>
+        </w:tc>
+        <w:tc>
+          <w:tcPr>
+            <w:tcW w:w="1267" w:type="dxa"/>
+            <w:tcBorders>
+              <w:top w:val="nil"/>
+              <w:left w:val="nil"/>
+              <w:bottom w:val="single" w:sz="4" w:space="0" w:color="auto"/>
+              <w:right w:val="single" w:sz="4" w:space="0" w:color="auto"/>
+            </w:tcBorders>
+            <w:shd w:val="clear" w:color="auto" w:fill="auto"/>
+            <w:noWrap/>
+            <w:hideMark/>
+          </w:tcPr>
+          <w:p>
+            <w:pPr>
+              <w:spacing w:after="0"/>
+              <w:jc w:val="both"/>
+              <w:rPr>
+                <w:rFonts w:asciiTheme="majorHAnsi" w:eastAsia="Times New Roman" w:hAnsiTheme="majorHAnsi" w:cstheme="majorHAnsi"/>
+                <w:color w:val="000000"/>
+                <w:lang w:eastAsia="en-AU"/>
+              </w:rPr>
+            </w:pPr>
+            <w:r>
+              <w:rPr>
+                <w:rFonts w:asciiTheme="majorHAnsi" w:eastAsia="Times New Roman" w:hAnsiTheme="majorHAnsi" w:cstheme="majorHAnsi"/>
+                <w:color w:val="000000"/>
+                <w:lang w:eastAsia="en-AU"/>
+              </w:rPr>
+              <w:t> </w:t>
+            </w:r>
+          </w:p>
+        </w:tc>
+        <w:tc>
+          <w:tcPr>
+            <w:tcW w:w="2516" w:type="dxa"/>
+            <w:tcBorders>
+              <w:top w:val="nil"/>
+              <w:left w:val="nil"/>
+              <w:bottom w:val="single" w:sz="4" w:space="0" w:color="auto"/>
+              <w:right w:val="single" w:sz="4" w:space="0" w:color="auto"/>
+            </w:tcBorders>
+            <w:shd w:val="clear" w:color="auto" w:fill="auto"/>
+            <w:noWrap/>
+            <w:hideMark/>
+          </w:tcPr>
+          <w:p>
+            <w:pPr>
+              <w:spacing w:after="0"/>
+              <w:jc w:val="both"/>
+              <w:rPr>
+                <w:rFonts w:asciiTheme="majorHAnsi" w:eastAsia="Times New Roman" w:hAnsiTheme="majorHAnsi" w:cstheme="majorHAnsi"/>
+                <w:color w:val="000000"/>
+                <w:lang w:eastAsia="en-AU"/>
+              </w:rPr>
+            </w:pPr>
+            <w:r>
+              <w:rPr>
+                <w:rFonts w:asciiTheme="majorHAnsi" w:eastAsia="Times New Roman" w:hAnsiTheme="majorHAnsi" w:cstheme="majorHAnsi"/>
+                <w:color w:val="000000"/>
+                <w:lang w:eastAsia="en-AU"/>
+              </w:rPr>
+              <w:t> </w:t>
+            </w:r>
+          </w:p>
+        </w:tc>
+      </w:tr>
+      <w:tr>
+        <w:trPr>
+          <w:trHeight w:val="285"/>
+          <w:jc w:val="center"/>
+        </w:trPr>
+        <w:tc>
+          <w:tcPr>
+            <w:tcW w:w="980" w:type="dxa"/>
+            <w:vMerge/>
+            <w:tcBorders>
+              <w:top w:val="nil"/>
+              <w:left w:val="single" w:sz="4" w:space="0" w:color="auto"/>
+              <w:bottom w:val="single" w:sz="4" w:space="0" w:color="auto"/>
+              <w:right w:val="single" w:sz="4" w:space="0" w:color="auto"/>
+            </w:tcBorders>
+            <w:vAlign w:val="center"/>
+            <w:hideMark/>
+          </w:tcPr>
+          <w:p>
+            <w:pPr>
+              <w:spacing w:after="0"/>
+              <w:jc w:val="both"/>
+              <w:rPr>
+                <w:rFonts w:asciiTheme="majorHAnsi" w:eastAsia="Times New Roman" w:hAnsiTheme="majorHAnsi" w:cstheme="majorHAnsi"/>
+                <w:color w:val="000000"/>
+                <w:lang w:eastAsia="en-AU"/>
+              </w:rPr>
+            </w:pPr>
+          </w:p>
+        </w:tc>
+        <w:tc>
+          <w:tcPr>
+            <w:tcW w:w="1425" w:type="dxa"/>
+            <w:tcBorders>
+              <w:top w:val="nil"/>
+              <w:left w:val="nil"/>
+              <w:bottom w:val="single" w:sz="4" w:space="0" w:color="auto"/>
+              <w:right w:val="single" w:sz="4" w:space="0" w:color="auto"/>
+            </w:tcBorders>
+            <w:shd w:val="clear" w:color="auto" w:fill="auto"/>
+            <w:noWrap/>
+            <w:hideMark/>
+          </w:tcPr>
+          <w:p>
+            <w:pPr>
+              <w:spacing w:after="0"/>
+              <w:jc w:val="both"/>
+              <w:rPr>
+                <w:rFonts w:asciiTheme="majorHAnsi" w:eastAsia="Times New Roman" w:hAnsiTheme="majorHAnsi" w:cstheme="majorHAnsi"/>
+                <w:b/>
+                <w:bCs/>
+                <w:color w:val="000000"/>
+                <w:lang w:eastAsia="en-AU"/>
+              </w:rPr>
+            </w:pPr>
+            <w:r>
+              <w:rPr>
+                <w:rFonts w:asciiTheme="majorHAnsi" w:eastAsia="Times New Roman" w:hAnsiTheme="majorHAnsi" w:cstheme="majorHAnsi"/>
+                <w:b/>
+                <w:bCs/>
+                <w:color w:val="000000"/>
+                <w:lang w:eastAsia="en-AU"/>
+              </w:rPr>
+              <w:t> </w:t>
+            </w:r>
+          </w:p>
+        </w:tc>
+        <w:tc>
+          <w:tcPr>
+            <w:tcW w:w="2828" w:type="dxa"/>
+            <w:tcBorders>
+              <w:top w:val="nil"/>
+              <w:left w:val="nil"/>
+              <w:bottom w:val="single" w:sz="4" w:space="0" w:color="auto"/>
+              <w:right w:val="single" w:sz="4" w:space="0" w:color="auto"/>
+            </w:tcBorders>
+            <w:shd w:val="clear" w:color="auto" w:fill="auto"/>
+            <w:noWrap/>
+            <w:hideMark/>
+          </w:tcPr>
+          <w:p>
+            <w:pPr>
+              <w:spacing w:after="0"/>
+              <w:jc w:val="both"/>
+              <w:rPr>
+                <w:rFonts w:asciiTheme="majorHAnsi" w:eastAsia="Times New Roman" w:hAnsiTheme="majorHAnsi" w:cstheme="majorHAnsi"/>
+                <w:color w:val="000000"/>
+                <w:lang w:eastAsia="en-AU"/>
+              </w:rPr>
+            </w:pPr>
+            <w:r>
+              <w:rPr>
+                <w:rFonts w:asciiTheme="majorHAnsi" w:eastAsia="Times New Roman" w:hAnsiTheme="majorHAnsi" w:cstheme="majorHAnsi"/>
+                <w:color w:val="000000"/>
+                <w:lang w:eastAsia="en-AU"/>
+              </w:rPr>
+              <w:t> </w:t>
+            </w:r>
+          </w:p>
+        </w:tc>
+        <w:tc>
+          <w:tcPr>
+            <w:tcW w:w="1267" w:type="dxa"/>
+            <w:tcBorders>
+              <w:top w:val="nil"/>
+              <w:left w:val="nil"/>
+              <w:bottom w:val="single" w:sz="4" w:space="0" w:color="auto"/>
+              <w:right w:val="single" w:sz="4" w:space="0" w:color="auto"/>
+            </w:tcBorders>
+            <w:shd w:val="clear" w:color="auto" w:fill="auto"/>
+            <w:noWrap/>
+            <w:hideMark/>
+          </w:tcPr>
+          <w:p>
+            <w:pPr>
+              <w:spacing w:after="0"/>
+              <w:jc w:val="both"/>
+              <w:rPr>
+                <w:rFonts w:asciiTheme="majorHAnsi" w:eastAsia="Times New Roman" w:hAnsiTheme="majorHAnsi" w:cstheme="majorHAnsi"/>
+                <w:color w:val="000000"/>
+                <w:lang w:eastAsia="en-AU"/>
+              </w:rPr>
+            </w:pPr>
+            <w:r>
+              <w:rPr>
+                <w:rFonts w:asciiTheme="majorHAnsi" w:eastAsia="Times New Roman" w:hAnsiTheme="majorHAnsi" w:cstheme="majorHAnsi"/>
+                <w:color w:val="000000"/>
+                <w:lang w:eastAsia="en-AU"/>
+              </w:rPr>
+              <w:t> </w:t>
+            </w:r>
+          </w:p>
+        </w:tc>
+        <w:tc>
+          <w:tcPr>
+            <w:tcW w:w="2516" w:type="dxa"/>
+            <w:tcBorders>
+              <w:top w:val="nil"/>
+              <w:left w:val="nil"/>
+              <w:bottom w:val="single" w:sz="4" w:space="0" w:color="auto"/>
+              <w:right w:val="single" w:sz="4" w:space="0" w:color="auto"/>
+            </w:tcBorders>
+            <w:shd w:val="clear" w:color="auto" w:fill="auto"/>
+            <w:noWrap/>
+            <w:hideMark/>
+          </w:tcPr>
+          <w:p>
+            <w:pPr>
+              <w:spacing w:after="0"/>
+              <w:jc w:val="both"/>
+              <w:rPr>
+                <w:rFonts w:asciiTheme="majorHAnsi" w:eastAsia="Times New Roman" w:hAnsiTheme="majorHAnsi" w:cstheme="majorHAnsi"/>
+                <w:color w:val="000000"/>
+                <w:lang w:eastAsia="en-AU"/>
+              </w:rPr>
+            </w:pPr>
+            <w:r>
+              <w:rPr>
+                <w:rFonts w:asciiTheme="majorHAnsi" w:eastAsia="Times New Roman" w:hAnsiTheme="majorHAnsi" w:cstheme="majorHAnsi"/>
+                <w:color w:val="000000"/>
+                <w:lang w:eastAsia="en-AU"/>
+              </w:rPr>
+              <w:t> </w:t>
+            </w:r>
+          </w:p>
+        </w:tc>
+      </w:tr>
+    </w:tbl>
+    <w:p>
+      <w:pPr>
+        <w:jc w:val="both"/>
+      </w:pPr>
+    </w:p>
+    <w:p>
+      <w:pPr>
+        <w:jc w:val="both"/>
+      </w:pPr>
+      <w:r>
+        <w:br w:type="page"/>
+      </w:r>
+    </w:p>
+    <w:sdt>
+      <w:sdtPr>
+        <w:id w:val="-1403676722"/>
+        <w:docPartObj>
+          <w:docPartGallery w:val="Table of Contents"/>
+          <w:docPartUnique/>
+        </w:docPartObj>
+      </w:sdtPr>
+      <w:sdtEndPr>
+        <w:rPr>
+          <w:rFonts w:asciiTheme="minorHAnsi" w:eastAsiaTheme="minorHAnsi" w:hAnsiTheme="minorHAnsi" w:cstheme="minorBidi"/>
+          <w:b/>
+          <w:bCs/>
+          <w:noProof/>
+          <w:color w:val="auto"/>
+          <w:sz w:val="22"/>
+          <w:szCs w:val="22"/>
+          <w:lang w:val="en-AU"/>
+        </w:rPr>
+      </w:sdtEndPr>
+      <w:sdtContent>
+        <w:p>
+          <w:pPr>
+            <w:pStyle w:val="TOCHeading"/>
+            <w:jc w:val="both"/>
+          </w:pPr>
+          <w:r>
+            <w:t>Contents</w:t>
+          </w:r>
+        </w:p>
+        <w:p>
+          <w:pPr>
+            <w:pStyle w:val="TOC1"/>
+            <w:tabs>
+              <w:tab w:val="right" w:leader="dot" w:pos="9016"/>
+            </w:tabs>
+            <w:jc w:val="both"/>
+            <w:rPr>
+              <w:b/>
+              <w:bCs/>
+              <w:noProof/>
+            </w:rPr>
+          </w:pPr>
+        </w:p>
+        <w:p>
+          <w:pPr>
+            <w:pStyle w:val="TOC1"/>
+            <w:tabs>
+              <w:tab w:val="right" w:leader="dot" w:pos="9016"/>
+            </w:tabs>
+            <w:rPr>
+              <w:rFonts w:eastAsiaTheme="minorEastAsia"/>
+              <w:noProof/>
+              <w:lang w:eastAsia="en-AU"/>
+            </w:rPr>
+          </w:pPr>
+          <w:r>
+            <w:rPr>
+              <w:b/>
+              <w:bCs/>
+              <w:noProof/>
+            </w:rPr>
+            <w:fldChar w:fldCharType="begin"/>
+          </w:r>
+          <w:r>
+            <w:rPr>
+              <w:b/>
+              <w:bCs/>
+              <w:noProof/>
+            </w:rPr>
+            <w:instrText xml:space="preserve"> TOC \o "1-3" \h \z \u </w:instrText>
+          </w:r>
+          <w:r>
+            <w:rPr>
+              <w:b/>
+              <w:bCs/>
+              <w:noProof/>
+            </w:rPr>
+            <w:fldChar w:fldCharType="separate"/>
+          </w:r>
+          <w:hyperlink w:anchor="_Toc236739240" w:history="1">
+            <w:r>
+              <w:rPr>
+                <w:rStyle w:val="Hyperlink"/>
+                <w:noProof/>
+              </w:rPr>
+              <w:t>Confidentiality and Non-Disclosure Agreement</w:t>
+            </w:r>
+            <w:r>
+              <w:rPr>
+                <w:noProof/>
+                <w:webHidden/>
+              </w:rPr>
+              <w:tab/>
+            </w:r>
+            <w:r>
+              <w:rPr>
+                <w:noProof/>
+                <w:webHidden/>
+              </w:rPr>
+              <w:fldChar w:fldCharType="begin"/>
+            </w:r>
+            <w:r>
+              <w:rPr>
+                <w:noProof/>
+                <w:webHidden/>
+              </w:rPr>
+              <w:instrText xml:space="preserve"> PAGEREF _Toc236739240 \h </w:instrText>
+            </w:r>
+            <w:r>
+              <w:rPr>
+                <w:noProof/>
+                <w:webHidden/>
+              </w:rPr>
+            </w:r>
+            <w:r>
+              <w:rPr>
+                <w:noProof/>
+                <w:webHidden/>
+              </w:rPr>
+              <w:fldChar w:fldCharType="separate"/>
+            </w:r>
+            <w:r>
+              <w:rPr>
+                <w:noProof/>
+                <w:webHidden/>
+              </w:rPr>
+              <w:t>3</w:t>
+            </w:r>
+            <w:r>
+              <w:rPr>
+                <w:noProof/>
+                <w:webHidden/>
+              </w:rPr>
+              <w:fldChar w:fldCharType="end"/>
+            </w:r>
+          </w:hyperlink>
+        </w:p>
+        <w:p>
+          <w:pPr>
+            <w:pStyle w:val="TOC2"/>
+            <w:tabs>
+              <w:tab w:val="right" w:leader="dot" w:pos="9016"/>
+            </w:tabs>
+            <w:rPr>
+              <w:rFonts w:eastAsiaTheme="minorEastAsia"/>
+              <w:noProof/>
+              <w:lang w:eastAsia="en-AU"/>
+            </w:rPr>
+          </w:pPr>
+          <w:hyperlink w:anchor="_Toc236739241" w:history="1">
+            <w:r>
+              <w:rPr>
+                <w:rStyle w:val="Hyperlink"/>
+                <w:rFonts w:eastAsia="Times New Roman"/>
+                <w:noProof/>
+                <w:lang w:eastAsia="en-AU"/>
+              </w:rPr>
+              <w:t>Confidentiality Obligations</w:t>
+            </w:r>
+            <w:r>
+              <w:rPr>
+                <w:noProof/>
+                <w:webHidden/>
+              </w:rPr>
+              <w:tab/>
+            </w:r>
+            <w:r>
+              <w:rPr>
+                <w:noProof/>
+                <w:webHidden/>
+              </w:rPr>
+              <w:fldChar w:fldCharType="begin"/>
+            </w:r>
+            <w:r>
+              <w:rPr>
+                <w:noProof/>
+                <w:webHidden/>
+              </w:rPr>
+              <w:instrText xml:space="preserve"> PAGEREF _Toc236739241 \h </w:instrText>
+            </w:r>
+            <w:r>
+              <w:rPr>
+                <w:noProof/>
+                <w:webHidden/>
+              </w:rPr>
+            </w:r>
+            <w:r>
+              <w:rPr>
+                <w:noProof/>
+                <w:webHidden/>
+              </w:rPr>
+              <w:fldChar w:fldCharType="separate"/>
+            </w:r>
+            <w:r>
+              <w:rPr>
+                <w:noProof/>
+                <w:webHidden/>
+              </w:rPr>
+              <w:t>3</w:t>
+            </w:r>
+            <w:r>
+              <w:rPr>
+                <w:noProof/>
+                <w:webHidden/>
+              </w:rPr>
+              <w:fldChar w:fldCharType="end"/>
+            </w:r>
+          </w:hyperlink>
+        </w:p>
+        <w:p>
+          <w:pPr>
+            <w:pStyle w:val="TOC1"/>
+            <w:tabs>
+              <w:tab w:val="right" w:leader="dot" w:pos="9016"/>
+            </w:tabs>
+            <w:rPr>
+              <w:rFonts w:eastAsiaTheme="minorEastAsia"/>
+              <w:noProof/>
+              <w:lang w:eastAsia="en-AU"/>
+            </w:rPr>
+          </w:pPr>
+          <w:hyperlink w:anchor="_Toc236739242" w:history="1">
+            <w:r>
+              <w:rPr>
+                <w:rStyle w:val="Hyperlink"/>
+                <w:noProof/>
+              </w:rPr>
+              <w:t>Anirban Chakrabarty</w:t>
+            </w:r>
+            <w:r>
+              <w:rPr>
+                <w:noProof/>
+                <w:webHidden/>
+              </w:rPr>
+              <w:tab/>
+            </w:r>
+            <w:r>
+              <w:rPr>
+                <w:noProof/>
+                <w:webHidden/>
+              </w:rPr>
+              <w:fldChar w:fldCharType="begin"/>
+            </w:r>
+            <w:r>
+              <w:rPr>
+                <w:noProof/>
+                <w:webHidden/>
+              </w:rPr>
+              <w:instrText xml:space="preserve"> PAGEREF _Toc236739242 \h </w:instrText>
+            </w:r>
+            <w:r>
+              <w:rPr>
+                <w:noProof/>
+                <w:webHidden/>
+              </w:rPr>
+            </w:r>
+            <w:r>
+              <w:rPr>
+                <w:noProof/>
+                <w:webHidden/>
+              </w:rPr>
+              <w:fldChar w:fldCharType="separate"/>
+            </w:r>
+            <w:r>
+              <w:rPr>
+                <w:noProof/>
+                <w:webHidden/>
+              </w:rPr>
+              <w:t>4</w:t>
+            </w:r>
+            <w:r>
+              <w:rPr>
+                <w:noProof/>
+                <w:webHidden/>
+              </w:rPr>
+              <w:fldChar w:fldCharType="end"/>
+            </w:r>
+          </w:hyperlink>
+        </w:p>
+        <w:p>
+          <w:pPr>
+            <w:pStyle w:val="TOC1"/>
+            <w:tabs>
+              <w:tab w:val="right" w:leader="dot" w:pos="9016"/>
+            </w:tabs>
+            <w:rPr>
+              <w:rFonts w:eastAsiaTheme="minorEastAsia"/>
+              <w:noProof/>
+              <w:lang w:eastAsia="en-AU"/>
+            </w:rPr>
+          </w:pPr>
+          <w:hyperlink w:anchor="_Toc236739243" w:history="1">
+            <w:r>
+              <w:rPr>
+                <w:rStyle w:val="Hyperlink"/>
+                <w:noProof/>
+              </w:rPr>
+              <w:t>Nathan Young</w:t>
+            </w:r>
+            <w:r>
+              <w:rPr>
+                <w:noProof/>
+                <w:webHidden/>
+              </w:rPr>
+              <w:tab/>
+            </w:r>
+            <w:r>
+              <w:rPr>
+                <w:noProof/>
+                <w:webHidden/>
+              </w:rPr>
+              <w:fldChar w:fldCharType="begin"/>
+            </w:r>
+            <w:r>
+              <w:rPr>
+                <w:noProof/>
+                <w:webHidden/>
+              </w:rPr>
+              <w:instrText xml:space="preserve"> PAGEREF _Toc236739243 \h </w:instrText>
+            </w:r>
+            <w:r>
+              <w:rPr>
+                <w:noProof/>
+                <w:webHidden/>
+              </w:rPr>
+            </w:r>
+            <w:r>
+              <w:rPr>
+                <w:noProof/>
+                <w:webHidden/>
+              </w:rPr>
+              <w:fldChar w:fldCharType="separate"/>
+            </w:r>
+            <w:r>
+              <w:rPr>
+                <w:noProof/>
+                <w:webHidden/>
+              </w:rPr>
+              <w:t>5</w:t>
+            </w:r>
+            <w:r>
+              <w:rPr>
+                <w:noProof/>
+                <w:webHidden/>
+              </w:rPr>
+              <w:fldChar w:fldCharType="end"/>
+            </w:r>
+          </w:hyperlink>
+        </w:p>
+        <w:p>
+          <w:pPr>
+            <w:pStyle w:val="TOC1"/>
+            <w:tabs>
+              <w:tab w:val="right" w:leader="dot" w:pos="9016"/>
+            </w:tabs>
+            <w:rPr>
+              <w:rFonts w:eastAsiaTheme="minorEastAsia"/>
+              <w:noProof/>
+              <w:lang w:eastAsia="en-AU"/>
+            </w:rPr>
+          </w:pPr>
+          <w:hyperlink w:anchor="_Toc236739244" w:history="1">
+            <w:r>
+              <w:rPr>
+                <w:rStyle w:val="Hyperlink"/>
+                <w:noProof/>
+              </w:rPr>
+              <w:t>Vidit Sharma</w:t>
+            </w:r>
+            <w:r>
+              <w:rPr>
+                <w:noProof/>
+                <w:webHidden/>
+              </w:rPr>
+              <w:tab/>
+            </w:r>
+            <w:r>
+              <w:rPr>
+                <w:noProof/>
+                <w:webHidden/>
+              </w:rPr>
+              <w:fldChar w:fldCharType="begin"/>
+            </w:r>
+            <w:r>
+              <w:rPr>
+                <w:noProof/>
+                <w:webHidden/>
+              </w:rPr>
+              <w:instrText xml:space="preserve"> PAGEREF _Toc236739244 \h </w:instrText>
+            </w:r>
+            <w:r>
+              <w:rPr>
+                <w:noProof/>
+                <w:webHidden/>
+              </w:rPr>
+            </w:r>
+            <w:r>
+              <w:rPr>
+                <w:noProof/>
+                <w:webHidden/>
+              </w:rPr>
+              <w:fldChar w:fldCharType="separate"/>
+            </w:r>
+            <w:r>
+              <w:rPr>
+                <w:noProof/>
+                <w:webHidden/>
+              </w:rPr>
+              <w:t>6</w:t>
+            </w:r>
+            <w:r>
+              <w:rPr>
+                <w:noProof/>
+                <w:webHidden/>
+              </w:rPr>
+              <w:fldChar w:fldCharType="end"/>
+            </w:r>
+          </w:hyperlink>
+        </w:p>
+        <w:p>
+          <w:pPr>
+            <w:pStyle w:val="TOC1"/>
+            <w:tabs>
+              <w:tab w:val="right" w:leader="dot" w:pos="9016"/>
+            </w:tabs>
+            <w:rPr>
+              <w:rFonts w:eastAsiaTheme="minorEastAsia"/>
+              <w:noProof/>
+              <w:lang w:eastAsia="en-AU"/>
+            </w:rPr>
+          </w:pPr>
+          <w:hyperlink w:anchor="_Toc236739245" w:history="1">
+            <w:r>
+              <w:rPr>
+                <w:rStyle w:val="Hyperlink"/>
+                <w:noProof/>
+              </w:rPr>
+              <w:t>Rajanya Dam</w:t>
+            </w:r>
+            <w:r>
+              <w:rPr>
+                <w:noProof/>
+                <w:webHidden/>
+              </w:rPr>
+              <w:tab/>
+            </w:r>
+            <w:r>
+              <w:rPr>
+                <w:noProof/>
+                <w:webHidden/>
+              </w:rPr>
+              <w:fldChar w:fldCharType="begin"/>
+            </w:r>
+            <w:r>
+              <w:rPr>
+                <w:noProof/>
+                <w:webHidden/>
+              </w:rPr>
+              <w:instrText xml:space="preserve"> PAGEREF _Toc236739245 \h </w:instrText>
+            </w:r>
+            <w:r>
+              <w:rPr>
+                <w:noProof/>
+                <w:webHidden/>
+              </w:rPr>
+            </w:r>
+            <w:r>
+              <w:rPr>
+                <w:noProof/>
+                <w:webHidden/>
+              </w:rPr>
+              <w:fldChar w:fldCharType="separate"/>
+            </w:r>
+            <w:r>
+              <w:rPr>
+                <w:noProof/>
+                <w:webHidden/>
+              </w:rPr>
+              <w:t>7</w:t>
+            </w:r>
+            <w:r>
+              <w:rPr>
+                <w:noProof/>
+                <w:webHidden/>
+              </w:rPr>
+              <w:fldChar w:fldCharType="end"/>
+            </w:r>
+          </w:hyperlink>
+        </w:p>
+        <w:p>
+          <w:pPr>
+            <w:pStyle w:val="TOC1"/>
+            <w:tabs>
+              <w:tab w:val="right" w:leader="dot" w:pos="9016"/>
+            </w:tabs>
+            <w:rPr>
+              <w:rFonts w:eastAsiaTheme="minorEastAsia"/>
+              <w:noProof/>
+              <w:lang w:eastAsia="en-AU"/>
+            </w:rPr>
+          </w:pPr>
+          <w:hyperlink w:anchor="_Toc236739246" w:history="1">
+            <w:r>
+              <w:rPr>
+                <w:rStyle w:val="Hyperlink"/>
+                <w:noProof/>
+              </w:rPr>
+              <w:t>Sayan Basak</w:t>
+            </w:r>
+            <w:r>
+              <w:rPr>
+                <w:noProof/>
+                <w:webHidden/>
+              </w:rPr>
+              <w:tab/>
+            </w:r>
+            <w:r>
+              <w:rPr>
+                <w:noProof/>
+                <w:webHidden/>
+              </w:rPr>
+              <w:fldChar w:fldCharType="begin"/>
+            </w:r>
+            <w:r>
+              <w:rPr>
+                <w:noProof/>
+                <w:webHidden/>
+              </w:rPr>
+              <w:instrText xml:space="preserve"> PAGEREF _Toc236739246 \h </w:instrText>
+            </w:r>
+            <w:r>
+              <w:rPr>
+                <w:noProof/>
+                <w:webHidden/>
+              </w:rPr>
+            </w:r>
+            <w:r>
+              <w:rPr>
+                <w:noProof/>
+                <w:webHidden/>
+              </w:rPr>
+              <w:fldChar w:fldCharType="separate"/>
+            </w:r>
+            <w:r>
+              <w:rPr>
+                <w:noProof/>
+                <w:webHidden/>
+              </w:rPr>
+              <w:t>8</w:t>
+            </w:r>
+            <w:r>
+              <w:rPr>
+                <w:noProof/>
+                <w:webHidden/>
+              </w:rPr>
+              <w:fldChar w:fldCharType="end"/>
+            </w:r>
+          </w:hyperlink>
+        </w:p>
+        <w:p>
+          <w:pPr>
+            <w:pStyle w:val="TOC1"/>
+            <w:tabs>
+              <w:tab w:val="right" w:leader="dot" w:pos="9016"/>
+            </w:tabs>
+            <w:rPr>
+              <w:rFonts w:eastAsiaTheme="minorEastAsia"/>
+              <w:noProof/>
+              <w:lang w:eastAsia="en-AU"/>
+            </w:rPr>
+          </w:pPr>
+          <w:hyperlink w:anchor="_Toc236739247" w:history="1">
+            <w:r>
+              <w:rPr>
+                <w:rStyle w:val="Hyperlink"/>
+                <w:noProof/>
+              </w:rPr>
+              <w:t>Md Azad Ansari</w:t>
+            </w:r>
+            <w:r>
+              <w:rPr>
+                <w:noProof/>
+                <w:webHidden/>
+              </w:rPr>
+              <w:tab/>
+            </w:r>
+            <w:r>
+              <w:rPr>
+                <w:noProof/>
+                <w:webHidden/>
+              </w:rPr>
+              <w:fldChar w:fldCharType="begin"/>
+            </w:r>
+            <w:r>
+              <w:rPr>
+                <w:noProof/>
+                <w:webHidden/>
+              </w:rPr>
+              <w:instrText xml:space="preserve"> PAGEREF _Toc236739247 \h </w:instrText>
+            </w:r>
+            <w:r>
+              <w:rPr>
+                <w:noProof/>
+                <w:webHidden/>
+              </w:rPr>
+            </w:r>
+            <w:r>
+              <w:rPr>
+                <w:noProof/>
+                <w:webHidden/>
+              </w:rPr>
+              <w:fldChar w:fldCharType="separate"/>
+            </w:r>
+            <w:r>
+              <w:rPr>
+                <w:noProof/>
+                <w:webHidden/>
+              </w:rPr>
+              <w:t>9</w:t>
+            </w:r>
+            <w:r>
+              <w:rPr>
+                <w:noProof/>
+                <w:webHidden/>
+              </w:rPr>
+              <w:fldChar w:fldCharType="end"/>
+            </w:r>
+          </w:hyperlink>
+        </w:p>
+        <w:p>
+          <w:pPr>
+            <w:pStyle w:val="TOC1"/>
+            <w:tabs>
+              <w:tab w:val="right" w:leader="dot" w:pos="9016"/>
+            </w:tabs>
+            <w:rPr>
+              <w:rFonts w:eastAsiaTheme="minorEastAsia"/>
+              <w:noProof/>
+              <w:lang w:eastAsia="en-AU"/>
+            </w:rPr>
+          </w:pPr>
+          <w:hyperlink w:anchor="_Toc236739248" w:history="1">
+            <w:r>
+              <w:rPr>
+                <w:rStyle w:val="Hyperlink"/>
+                <w:noProof/>
+              </w:rPr>
+              <w:t>Soubhanik Patra</w:t>
+            </w:r>
+            <w:r>
+              <w:rPr>
+                <w:noProof/>
+                <w:webHidden/>
+              </w:rPr>
+              <w:tab/>
+            </w:r>
+            <w:r>
+              <w:rPr>
+                <w:noProof/>
+                <w:webHidden/>
+              </w:rPr>
+              <w:fldChar w:fldCharType="begin"/>
+            </w:r>
+            <w:r>
+              <w:rPr>
+                <w:noProof/>
+                <w:webHidden/>
+              </w:rPr>
+              <w:instrText xml:space="preserve"> PAGEREF _Toc236739248 \h </w:instrText>
+            </w:r>
+            <w:r>
+              <w:rPr>
+                <w:noProof/>
+                <w:webHidden/>
+              </w:rPr>
+            </w:r>
+            <w:r>
+              <w:rPr>
+                <w:noProof/>
+                <w:webHidden/>
+              </w:rPr>
+              <w:fldChar w:fldCharType="separate"/>
+            </w:r>
+            <w:r>
+              <w:rPr>
+                <w:noProof/>
+                <w:webHidden/>
+              </w:rPr>
+              <w:t>10</w:t>
+            </w:r>
+            <w:r>
+              <w:rPr>
+                <w:noProof/>
+                <w:webHidden/>
+              </w:rPr>
+              <w:fldChar w:fldCharType="end"/>
+            </w:r>
+          </w:hyperlink>
+        </w:p>
+        <w:p>
+          <w:pPr>
+            <w:jc w:val="both"/>
+          </w:pPr>
+          <w:r>
+            <w:rPr>
+              <w:b/>
+              <w:bCs/>
+              <w:noProof/>
+            </w:rPr>
+            <w:fldChar w:fldCharType="end"/>
+          </w:r>
+        </w:p>
+      </w:sdtContent>
+    </w:sdt>
+    <w:p>
+      <w:pPr>
+        <w:pStyle w:val="NormalWeb"/>
+        <w:shd w:val="clear" w:color="auto" w:fill="FFFFFF"/>
+        <w:jc w:val="both"/>
+      </w:pPr>
+      <w:r>
+        <w:br w:type="page"/>
+      </w:r>
+    </w:p>
+    <w:p>
+      <w:pPr>
+        <w:pStyle w:val="Heading1"/>
+        <w:jc w:val="both"/>
+      </w:pPr>
+      <w:bookmarkStart w:id="0" w:name="_Toc236739240"/>
+      <w:bookmarkStart w:id="1" w:name="_GoBack"/>
+      <w:r>
+        <w:lastRenderedPageBreak/>
+        <w:t>Confidentiality and Non-Disclosure Agreement</w:t>
+      </w:r>
+      <w:bookmarkEnd w:id="0"/>
+    </w:p>
+    <w:bookmarkEnd w:id="1"/>
+    <w:p>
+      <w:pPr>
+        <w:pStyle w:val="NormalWeb"/>
+        <w:shd w:val="clear" w:color="auto" w:fill="FFFFFF"/>
+        <w:ind w:left="720"/>
+        <w:jc w:val="both"/>
+        <w:rPr>
+          <w:rFonts w:ascii="Arial" w:hAnsi="Arial" w:cs="Arial"/>
+          <w:color w:val="222222"/>
+        </w:rPr>
+      </w:pPr>
+      <w:r>
+        <w:rPr>
+          <w:rFonts w:ascii="Arial" w:hAnsi="Arial" w:cs="Arial"/>
+          <w:color w:val="222222"/>
+        </w:rPr>
+        <w:t>As part of our engagement with </w:t>
+      </w:r>
+      <w:r>
+        <w:rPr>
+          <w:rFonts w:ascii="Arial" w:hAnsi="Arial" w:cs="Arial"/>
+          <w:b/>
+          <w:bCs/>
+          <w:color w:val="222222"/>
+        </w:rPr>
+        <w:t>CelRevive (Effiderma Pty Ltd)</w:t>
+      </w:r>
+      <w:r>
+        <w:rPr>
+          <w:rFonts w:ascii="Arial" w:hAnsi="Arial" w:cs="Arial"/>
+          <w:color w:val="222222"/>
+        </w:rPr>
+        <w:t>, all Anodiam team members must acknowledge and comply with the project's </w:t>
+      </w:r>
+      <w:r>
+        <w:rPr>
+          <w:rFonts w:ascii="Arial" w:hAnsi="Arial" w:cs="Arial"/>
+          <w:b/>
+          <w:bCs/>
+          <w:color w:val="222222"/>
+        </w:rPr>
+        <w:t>Confidentiality and Non-Disclosure Agreement (NDA)</w:t>
+      </w:r>
+      <w:r>
+        <w:rPr>
+          <w:rFonts w:ascii="Arial" w:hAnsi="Arial" w:cs="Arial"/>
+          <w:color w:val="222222"/>
+        </w:rPr>
+        <w:t>.</w:t>
+      </w:r>
+    </w:p>
+    <w:p>
+      <w:pPr>
+        <w:shd w:val="clear" w:color="auto" w:fill="FFFFFF"/>
+        <w:spacing w:before="100" w:beforeAutospacing="1" w:after="100" w:afterAutospacing="1" w:line="240" w:lineRule="auto"/>
+        <w:ind w:left="720"/>
+        <w:jc w:val="both"/>
+        <w:rPr>
+          <w:rFonts w:ascii="Arial" w:eastAsia="Times New Roman" w:hAnsi="Arial" w:cs="Arial"/>
+          <w:color w:val="222222"/>
+          <w:sz w:val="24"/>
+          <w:szCs w:val="24"/>
+          <w:lang w:eastAsia="en-AU"/>
+        </w:rPr>
+      </w:pPr>
+      <w:r>
+        <w:rPr>
+          <w:rFonts w:ascii="Arial" w:eastAsia="Times New Roman" w:hAnsi="Arial" w:cs="Arial"/>
+          <w:color w:val="222222"/>
+          <w:sz w:val="24"/>
+          <w:szCs w:val="24"/>
+          <w:lang w:eastAsia="en-AU"/>
+        </w:rPr>
+        <w:t>These confidentiality obligations apply to every individual working on the CelRevive project and are an important part of our professional and contractual responsibilities.</w:t>
+      </w:r>
+    </w:p>
+    <w:p>
+      <w:pPr>
+        <w:pStyle w:val="Heading2"/>
+        <w:jc w:val="both"/>
+        <w:rPr>
+          <w:rFonts w:eastAsia="Times New Roman"/>
+          <w:lang w:eastAsia="en-AU"/>
+        </w:rPr>
+      </w:pPr>
+      <w:bookmarkStart w:id="2" w:name="_Toc236739241"/>
+      <w:r>
+        <w:rPr>
+          <w:rFonts w:eastAsia="Times New Roman"/>
+          <w:lang w:eastAsia="en-AU"/>
+        </w:rPr>
+        <w:t>Confidentiality Obligations</w:t>
+      </w:r>
+      <w:bookmarkEnd w:id="2"/>
+    </w:p>
+    <w:p>
+      <w:pPr>
+        <w:shd w:val="clear" w:color="auto" w:fill="FFFFFF"/>
+        <w:spacing w:before="100" w:beforeAutospacing="1" w:after="100" w:afterAutospacing="1" w:line="240" w:lineRule="auto"/>
+        <w:ind w:left="720"/>
+        <w:jc w:val="both"/>
+        <w:rPr>
+          <w:rFonts w:ascii="Arial" w:eastAsia="Times New Roman" w:hAnsi="Arial" w:cs="Arial"/>
+          <w:color w:val="222222"/>
+          <w:sz w:val="24"/>
+          <w:szCs w:val="24"/>
+          <w:lang w:eastAsia="en-AU"/>
+        </w:rPr>
+      </w:pPr>
+      <w:r>
+        <w:rPr>
+          <w:rFonts w:ascii="Arial" w:eastAsia="Times New Roman" w:hAnsi="Arial" w:cs="Arial"/>
+          <w:color w:val="222222"/>
+          <w:sz w:val="24"/>
+          <w:szCs w:val="24"/>
+          <w:lang w:eastAsia="en-AU"/>
+        </w:rPr>
+        <w:t>By working on the CelRevive project, you agree to:</w:t>
+      </w:r>
+    </w:p>
+    <w:p>
+      <w:pPr>
+        <w:numPr>
+          <w:ilvl w:val="0"/>
+          <w:numId w:val="1"/>
+        </w:numPr>
+        <w:shd w:val="clear" w:color="auto" w:fill="FFFFFF"/>
+        <w:tabs>
+          <w:tab w:val="clear" w:pos="720"/>
+          <w:tab w:val="num" w:pos="1440"/>
+        </w:tabs>
+        <w:spacing w:before="100" w:beforeAutospacing="1" w:after="100" w:afterAutospacing="1" w:line="240" w:lineRule="auto"/>
+        <w:ind w:left="1665"/>
+        <w:jc w:val="both"/>
+        <w:rPr>
+          <w:rFonts w:ascii="Arial" w:eastAsia="Times New Roman" w:hAnsi="Arial" w:cs="Arial"/>
+          <w:color w:val="222222"/>
+          <w:sz w:val="24"/>
+          <w:szCs w:val="24"/>
+          <w:lang w:eastAsia="en-AU"/>
+        </w:rPr>
+      </w:pPr>
+      <w:r>
+        <w:rPr>
+          <w:rFonts w:ascii="Arial" w:eastAsia="Times New Roman" w:hAnsi="Arial" w:cs="Arial"/>
+          <w:color w:val="222222"/>
+          <w:sz w:val="24"/>
+          <w:szCs w:val="24"/>
+          <w:lang w:eastAsia="en-AU"/>
+        </w:rPr>
+        <w:t>Maintain strict confidentiality of all proprietary information.</w:t>
+      </w:r>
+    </w:p>
+    <w:p>
+      <w:pPr>
+        <w:numPr>
+          <w:ilvl w:val="0"/>
+          <w:numId w:val="1"/>
+        </w:numPr>
+        <w:shd w:val="clear" w:color="auto" w:fill="FFFFFF"/>
+        <w:tabs>
+          <w:tab w:val="clear" w:pos="720"/>
+          <w:tab w:val="num" w:pos="1440"/>
+        </w:tabs>
+        <w:spacing w:before="100" w:beforeAutospacing="1" w:after="100" w:afterAutospacing="1" w:line="240" w:lineRule="auto"/>
+        <w:ind w:left="1665"/>
+        <w:jc w:val="both"/>
+        <w:rPr>
+          <w:rFonts w:ascii="Arial" w:eastAsia="Times New Roman" w:hAnsi="Arial" w:cs="Arial"/>
+          <w:color w:val="222222"/>
+          <w:sz w:val="24"/>
+          <w:szCs w:val="24"/>
+          <w:lang w:eastAsia="en-AU"/>
+        </w:rPr>
+      </w:pPr>
+      <w:r>
+        <w:rPr>
+          <w:rFonts w:ascii="Arial" w:eastAsia="Times New Roman" w:hAnsi="Arial" w:cs="Arial"/>
+          <w:color w:val="222222"/>
+          <w:sz w:val="24"/>
+          <w:szCs w:val="24"/>
+          <w:lang w:eastAsia="en-AU"/>
+        </w:rPr>
+        <w:t>Use confidential information solely for the purpose of the CelRevive project.</w:t>
+      </w:r>
+    </w:p>
+    <w:p>
+      <w:pPr>
+        <w:numPr>
+          <w:ilvl w:val="0"/>
+          <w:numId w:val="1"/>
+        </w:numPr>
+        <w:shd w:val="clear" w:color="auto" w:fill="FFFFFF"/>
+        <w:tabs>
+          <w:tab w:val="clear" w:pos="720"/>
+          <w:tab w:val="num" w:pos="1440"/>
+        </w:tabs>
+        <w:spacing w:before="100" w:beforeAutospacing="1" w:after="100" w:afterAutospacing="1" w:line="240" w:lineRule="auto"/>
+        <w:ind w:left="1665"/>
+        <w:jc w:val="both"/>
+        <w:rPr>
+          <w:rFonts w:ascii="Arial" w:eastAsia="Times New Roman" w:hAnsi="Arial" w:cs="Arial"/>
+          <w:color w:val="222222"/>
+          <w:sz w:val="24"/>
+          <w:szCs w:val="24"/>
+          <w:lang w:eastAsia="en-AU"/>
+        </w:rPr>
+      </w:pPr>
+      <w:r>
+        <w:rPr>
+          <w:rFonts w:ascii="Arial" w:eastAsia="Times New Roman" w:hAnsi="Arial" w:cs="Arial"/>
+          <w:color w:val="222222"/>
+          <w:sz w:val="24"/>
+          <w:szCs w:val="24"/>
+          <w:lang w:eastAsia="en-AU"/>
+        </w:rPr>
+        <w:t>Not disclose any confidential information to any third party without prior written consent.</w:t>
+      </w:r>
+    </w:p>
+    <w:p>
+      <w:pPr>
+        <w:shd w:val="clear" w:color="auto" w:fill="FFFFFF"/>
+        <w:spacing w:before="100" w:beforeAutospacing="1" w:after="100" w:afterAutospacing="1" w:line="240" w:lineRule="auto"/>
+        <w:ind w:left="720"/>
+        <w:jc w:val="both"/>
+        <w:rPr>
+          <w:rFonts w:ascii="Arial" w:eastAsia="Times New Roman" w:hAnsi="Arial" w:cs="Arial"/>
+          <w:color w:val="222222"/>
+          <w:sz w:val="24"/>
+          <w:szCs w:val="24"/>
+          <w:lang w:eastAsia="en-AU"/>
+        </w:rPr>
+      </w:pPr>
+      <w:r>
+        <w:rPr>
+          <w:rFonts w:ascii="Arial" w:eastAsia="Times New Roman" w:hAnsi="Arial" w:cs="Arial"/>
+          <w:color w:val="222222"/>
+          <w:sz w:val="24"/>
+          <w:szCs w:val="24"/>
+          <w:lang w:eastAsia="en-AU"/>
+        </w:rPr>
+        <w:t>Confidential information includes, but is not limited to:</w:t>
+      </w:r>
+    </w:p>
+    <w:p>
+      <w:pPr>
+        <w:numPr>
+          <w:ilvl w:val="0"/>
+          <w:numId w:val="2"/>
+        </w:numPr>
+        <w:shd w:val="clear" w:color="auto" w:fill="FFFFFF"/>
+        <w:tabs>
+          <w:tab w:val="clear" w:pos="720"/>
+          <w:tab w:val="num" w:pos="1440"/>
+        </w:tabs>
+        <w:spacing w:before="100" w:beforeAutospacing="1" w:after="100" w:afterAutospacing="1" w:line="240" w:lineRule="auto"/>
+        <w:ind w:left="1665"/>
+        <w:jc w:val="both"/>
+        <w:rPr>
+          <w:rFonts w:ascii="Arial" w:eastAsia="Times New Roman" w:hAnsi="Arial" w:cs="Arial"/>
+          <w:color w:val="222222"/>
+          <w:sz w:val="24"/>
+          <w:szCs w:val="24"/>
+          <w:lang w:eastAsia="en-AU"/>
+        </w:rPr>
+      </w:pPr>
+      <w:r>
+        <w:rPr>
+          <w:rFonts w:ascii="Arial" w:eastAsia="Times New Roman" w:hAnsi="Arial" w:cs="Arial"/>
+          <w:color w:val="222222"/>
+          <w:sz w:val="24"/>
+          <w:szCs w:val="24"/>
+          <w:lang w:eastAsia="en-AU"/>
+        </w:rPr>
+        <w:t>Product formulations</w:t>
+      </w:r>
+    </w:p>
+    <w:p>
+      <w:pPr>
+        <w:numPr>
+          <w:ilvl w:val="0"/>
+          <w:numId w:val="2"/>
+        </w:numPr>
+        <w:shd w:val="clear" w:color="auto" w:fill="FFFFFF"/>
+        <w:tabs>
+          <w:tab w:val="clear" w:pos="720"/>
+          <w:tab w:val="num" w:pos="1440"/>
+        </w:tabs>
+        <w:spacing w:before="100" w:beforeAutospacing="1" w:after="100" w:afterAutospacing="1" w:line="240" w:lineRule="auto"/>
+        <w:ind w:left="1665"/>
+        <w:jc w:val="both"/>
+        <w:rPr>
+          <w:rFonts w:ascii="Arial" w:eastAsia="Times New Roman" w:hAnsi="Arial" w:cs="Arial"/>
+          <w:color w:val="222222"/>
+          <w:sz w:val="24"/>
+          <w:szCs w:val="24"/>
+          <w:lang w:eastAsia="en-AU"/>
+        </w:rPr>
+      </w:pPr>
+      <w:r>
+        <w:rPr>
+          <w:rFonts w:ascii="Arial" w:eastAsia="Times New Roman" w:hAnsi="Arial" w:cs="Arial"/>
+          <w:color w:val="222222"/>
+          <w:sz w:val="24"/>
+          <w:szCs w:val="24"/>
+          <w:lang w:eastAsia="en-AU"/>
+        </w:rPr>
+        <w:t>Ingredient databases</w:t>
+      </w:r>
+    </w:p>
+    <w:p>
+      <w:pPr>
+        <w:numPr>
+          <w:ilvl w:val="0"/>
+          <w:numId w:val="2"/>
+        </w:numPr>
+        <w:shd w:val="clear" w:color="auto" w:fill="FFFFFF"/>
+        <w:tabs>
+          <w:tab w:val="clear" w:pos="720"/>
+          <w:tab w:val="num" w:pos="1440"/>
+        </w:tabs>
+        <w:spacing w:before="100" w:beforeAutospacing="1" w:after="100" w:afterAutospacing="1" w:line="240" w:lineRule="auto"/>
+        <w:ind w:left="1665"/>
+        <w:jc w:val="both"/>
+        <w:rPr>
+          <w:rFonts w:ascii="Arial" w:eastAsia="Times New Roman" w:hAnsi="Arial" w:cs="Arial"/>
+          <w:color w:val="222222"/>
+          <w:sz w:val="24"/>
+          <w:szCs w:val="24"/>
+          <w:lang w:eastAsia="en-AU"/>
+        </w:rPr>
+      </w:pPr>
+      <w:r>
+        <w:rPr>
+          <w:rFonts w:ascii="Arial" w:eastAsia="Times New Roman" w:hAnsi="Arial" w:cs="Arial"/>
+          <w:color w:val="222222"/>
+          <w:sz w:val="24"/>
+          <w:szCs w:val="24"/>
+          <w:lang w:eastAsia="en-AU"/>
+        </w:rPr>
+        <w:t>AI models and algorithms</w:t>
+      </w:r>
+    </w:p>
+    <w:p>
+      <w:pPr>
+        <w:numPr>
+          <w:ilvl w:val="0"/>
+          <w:numId w:val="2"/>
+        </w:numPr>
+        <w:shd w:val="clear" w:color="auto" w:fill="FFFFFF"/>
+        <w:tabs>
+          <w:tab w:val="clear" w:pos="720"/>
+          <w:tab w:val="num" w:pos="1440"/>
+        </w:tabs>
+        <w:spacing w:before="100" w:beforeAutospacing="1" w:after="100" w:afterAutospacing="1" w:line="240" w:lineRule="auto"/>
+        <w:ind w:left="1665"/>
+        <w:jc w:val="both"/>
+        <w:rPr>
+          <w:rFonts w:ascii="Arial" w:eastAsia="Times New Roman" w:hAnsi="Arial" w:cs="Arial"/>
+          <w:color w:val="222222"/>
+          <w:sz w:val="24"/>
+          <w:szCs w:val="24"/>
+          <w:lang w:eastAsia="en-AU"/>
+        </w:rPr>
+      </w:pPr>
+      <w:r>
+        <w:rPr>
+          <w:rFonts w:ascii="Arial" w:eastAsia="Times New Roman" w:hAnsi="Arial" w:cs="Arial"/>
+          <w:color w:val="222222"/>
+          <w:sz w:val="24"/>
+          <w:szCs w:val="24"/>
+          <w:lang w:eastAsia="en-AU"/>
+        </w:rPr>
+        <w:t>Business strategies</w:t>
+      </w:r>
+    </w:p>
+    <w:p>
+      <w:pPr>
+        <w:numPr>
+          <w:ilvl w:val="0"/>
+          <w:numId w:val="2"/>
+        </w:numPr>
+        <w:shd w:val="clear" w:color="auto" w:fill="FFFFFF"/>
+        <w:tabs>
+          <w:tab w:val="clear" w:pos="720"/>
+          <w:tab w:val="num" w:pos="1440"/>
+        </w:tabs>
+        <w:spacing w:before="100" w:beforeAutospacing="1" w:after="100" w:afterAutospacing="1" w:line="240" w:lineRule="auto"/>
+        <w:ind w:left="1665"/>
+        <w:jc w:val="both"/>
+        <w:rPr>
+          <w:rFonts w:ascii="Arial" w:eastAsia="Times New Roman" w:hAnsi="Arial" w:cs="Arial"/>
+          <w:color w:val="222222"/>
+          <w:sz w:val="24"/>
+          <w:szCs w:val="24"/>
+          <w:lang w:eastAsia="en-AU"/>
+        </w:rPr>
+      </w:pPr>
+      <w:r>
+        <w:rPr>
+          <w:rFonts w:ascii="Arial" w:eastAsia="Times New Roman" w:hAnsi="Arial" w:cs="Arial"/>
+          <w:color w:val="222222"/>
+          <w:sz w:val="24"/>
+          <w:szCs w:val="24"/>
+          <w:lang w:eastAsia="en-AU"/>
+        </w:rPr>
+        <w:t>Financial information</w:t>
+      </w:r>
+    </w:p>
+    <w:p>
+      <w:pPr>
+        <w:numPr>
+          <w:ilvl w:val="0"/>
+          <w:numId w:val="2"/>
+        </w:numPr>
+        <w:shd w:val="clear" w:color="auto" w:fill="FFFFFF"/>
+        <w:tabs>
+          <w:tab w:val="clear" w:pos="720"/>
+          <w:tab w:val="num" w:pos="1440"/>
+        </w:tabs>
+        <w:spacing w:before="100" w:beforeAutospacing="1" w:after="100" w:afterAutospacing="1" w:line="240" w:lineRule="auto"/>
+        <w:ind w:left="1665"/>
+        <w:jc w:val="both"/>
+        <w:rPr>
+          <w:rFonts w:ascii="Arial" w:eastAsia="Times New Roman" w:hAnsi="Arial" w:cs="Arial"/>
+          <w:color w:val="222222"/>
+          <w:sz w:val="24"/>
+          <w:szCs w:val="24"/>
+          <w:lang w:eastAsia="en-AU"/>
+        </w:rPr>
+      </w:pPr>
+      <w:r>
+        <w:rPr>
+          <w:rFonts w:ascii="Arial" w:eastAsia="Times New Roman" w:hAnsi="Arial" w:cs="Arial"/>
+          <w:color w:val="222222"/>
+          <w:sz w:val="24"/>
+          <w:szCs w:val="24"/>
+          <w:lang w:eastAsia="en-AU"/>
+        </w:rPr>
+        <w:t>Technical architecture</w:t>
+      </w:r>
+    </w:p>
+    <w:p>
+      <w:pPr>
+        <w:numPr>
+          <w:ilvl w:val="0"/>
+          <w:numId w:val="2"/>
+        </w:numPr>
+        <w:shd w:val="clear" w:color="auto" w:fill="FFFFFF"/>
+        <w:tabs>
+          <w:tab w:val="clear" w:pos="720"/>
+          <w:tab w:val="num" w:pos="1440"/>
+        </w:tabs>
+        <w:spacing w:before="100" w:beforeAutospacing="1" w:after="100" w:afterAutospacing="1" w:line="240" w:lineRule="auto"/>
+        <w:ind w:left="1665"/>
+        <w:jc w:val="both"/>
+        <w:rPr>
+          <w:rFonts w:ascii="Arial" w:eastAsia="Times New Roman" w:hAnsi="Arial" w:cs="Arial"/>
+          <w:color w:val="222222"/>
+          <w:sz w:val="24"/>
+          <w:szCs w:val="24"/>
+          <w:lang w:eastAsia="en-AU"/>
+        </w:rPr>
+      </w:pPr>
+      <w:r>
+        <w:rPr>
+          <w:rFonts w:ascii="Arial" w:eastAsia="Times New Roman" w:hAnsi="Arial" w:cs="Arial"/>
+          <w:color w:val="222222"/>
+          <w:sz w:val="24"/>
+          <w:szCs w:val="24"/>
+          <w:lang w:eastAsia="en-AU"/>
+        </w:rPr>
+        <w:t>Any documents, discussions, designs, source code, presentations, meeting notes, or other information shared during the project.</w:t>
+      </w:r>
+    </w:p>
+    <w:p>
+      <w:pPr>
+        <w:shd w:val="clear" w:color="auto" w:fill="FFFFFF"/>
+        <w:spacing w:after="0" w:line="240" w:lineRule="auto"/>
+        <w:ind w:left="720"/>
+        <w:jc w:val="both"/>
+        <w:rPr>
+          <w:rFonts w:ascii="Arial" w:eastAsia="Times New Roman" w:hAnsi="Arial" w:cs="Arial"/>
+          <w:color w:val="222222"/>
+          <w:sz w:val="24"/>
+          <w:szCs w:val="24"/>
+          <w:lang w:eastAsia="en-AU"/>
+        </w:rPr>
+      </w:pPr>
+      <w:r>
+        <w:rPr>
+          <w:rFonts w:ascii="Arial" w:eastAsia="Times New Roman" w:hAnsi="Arial" w:cs="Arial"/>
+          <w:color w:val="222222"/>
+          <w:sz w:val="24"/>
+          <w:szCs w:val="24"/>
+          <w:lang w:eastAsia="en-AU"/>
+        </w:rPr>
+        <w:t>These confidentiality obligations remain in force for </w:t>
+      </w:r>
+      <w:r>
+        <w:rPr>
+          <w:rFonts w:ascii="Arial" w:eastAsia="Times New Roman" w:hAnsi="Arial" w:cs="Arial"/>
+          <w:b/>
+          <w:bCs/>
+          <w:color w:val="222222"/>
+          <w:sz w:val="24"/>
+          <w:szCs w:val="24"/>
+          <w:lang w:eastAsia="en-AU"/>
+        </w:rPr>
+        <w:t>five (5) years after the completion or termination of the collaboration.</w:t>
+      </w:r>
+    </w:p>
+    <w:p>
+      <w:pPr>
+        <w:jc w:val="both"/>
+      </w:pPr>
+      <w:r>
+        <w:br w:type="page"/>
+      </w:r>
+    </w:p>
+    <w:p>
+      <w:pPr>
+        <w:jc w:val="both"/>
+      </w:pPr>
+    </w:p>
+    <w:tbl>
+      <w:tblPr>
+        <w:tblW w:w="9026" w:type="dxa"/>
         <w:tblCellMar>
           <w:left w:w="0" w:type="dxa"/>
           <w:right w:w="0" w:type="dxa"/>
@@ -12,15 +2843,15 @@
         <w:tblLook w:val="04A0" w:firstRow="1" w:lastRow="0" w:firstColumn="1" w:lastColumn="0" w:noHBand="0" w:noVBand="1"/>
       </w:tblPr>
       <w:tblGrid>
-        <w:gridCol w:w="6615"/>
-        <w:gridCol w:w="2401"/>
+        <w:gridCol w:w="6611"/>
+        <w:gridCol w:w="2405"/>
         <w:gridCol w:w="5"/>
         <w:gridCol w:w="5"/>
       </w:tblGrid>
       <w:tr>
         <w:tc>
           <w:tcPr>
-            <w:tcW w:w="7541" w:type="dxa"/>
+            <w:tcW w:w="6611" w:type="dxa"/>
             <w:noWrap/>
             <w:hideMark/>
           </w:tcPr>
@@ -45,54 +2876,113 @@
                 </w:tcPr>
                 <w:p>
                   <w:pPr>
-                    <w:spacing w:before="100" w:beforeAutospacing="1" w:after="100" w:afterAutospacing="1" w:line="300" w:lineRule="atLeast"/>
-                    <w:outlineLvl w:val="2"/>
+                    <w:pStyle w:val="Heading1"/>
+                    <w:jc w:val="both"/>
+                  </w:pPr>
+                  <w:bookmarkStart w:id="3" w:name="_Toc236739242"/>
+                  <w:r>
+                    <w:t>Anirban Chakrabarty</w:t>
+                  </w:r>
+                  <w:bookmarkEnd w:id="3"/>
+                </w:p>
+                <w:p>
+                  <w:pPr>
+                    <w:jc w:val="both"/>
                     <w:rPr>
-                      <w:rFonts w:ascii="Helvetica" w:eastAsia="Times New Roman" w:hAnsi="Helvetica" w:cs="Helvetica"/>
-                      <w:b/>
-                      <w:bCs/>
                       <w:color w:val="5F6368"/>
-                      <w:sz w:val="27"/>
-                      <w:szCs w:val="27"/>
+                      <w:lang w:eastAsia="en-AU"/>
+                    </w:rPr>
+                  </w:pPr>
+                </w:p>
+                <w:p>
+                  <w:pPr>
+                    <w:jc w:val="both"/>
+                    <w:rPr>
                       <w:lang w:eastAsia="en-AU"/>
                     </w:rPr>
                   </w:pPr>
                   <w:r>
                     <w:rPr>
-                      <w:rFonts w:ascii="Helvetica" w:eastAsia="Times New Roman" w:hAnsi="Helvetica" w:cs="Helvetica"/>
-                      <w:b/>
-                      <w:bCs/>
-                      <w:color w:val="1F1F1F"/>
-                      <w:sz w:val="27"/>
-                      <w:szCs w:val="27"/>
+                      <w:color w:val="5F6368"/>
                       <w:lang w:eastAsia="en-AU"/>
                     </w:rPr>
-                    <w:t>Anirban Chakrabarty</w:t>
+                    <w:t>Email from:</w:t>
                   </w:r>
                   <w:r>
                     <w:rPr>
-                      <w:rFonts w:ascii="Helvetica" w:eastAsia="Times New Roman" w:hAnsi="Helvetica" w:cs="Helvetica"/>
-                      <w:b/>
-                      <w:bCs/>
                       <w:color w:val="5F6368"/>
-                      <w:sz w:val="27"/>
-                      <w:szCs w:val="27"/>
                       <w:lang w:eastAsia="en-AU"/>
                     </w:rPr>
                     <w:t> </w:t>
                   </w:r>
+                  <w:hyperlink r:id="rId9" w:history="1">
+                    <w:r>
+                      <w:rPr>
+                        <w:rStyle w:val="Hyperlink"/>
+                        <w:lang w:eastAsia="en-AU"/>
+                      </w:rPr>
+                      <w:t>anirban@anodiam.com</w:t>
+                    </w:r>
+                  </w:hyperlink>
                   <w:r>
                     <w:rPr>
-                      <w:rFonts w:ascii="Helvetica" w:eastAsia="Times New Roman" w:hAnsi="Helvetica" w:cs="Helvetica"/>
-                      <w:b/>
-                      <w:bCs/>
-                      <w:color w:val="5E5E5E"/>
-                      <w:sz w:val="27"/>
-                      <w:szCs w:val="27"/>
                       <w:lang w:eastAsia="en-AU"/>
                     </w:rPr>
-                    <w:t>&lt;anirban@anodiam.com&gt;</w:t>
+                    <w:t xml:space="preserve"> </w:t>
                   </w:r>
+                </w:p>
+                <w:p>
+                  <w:pPr>
+                    <w:jc w:val="both"/>
+                    <w:rPr>
+                      <w:lang w:eastAsia="en-AU"/>
+                    </w:rPr>
+                  </w:pPr>
+                  <w:r>
+                    <w:rPr>
+                      <w:lang w:eastAsia="en-AU"/>
+                    </w:rPr>
+                    <w:t xml:space="preserve">to </w:t>
+                  </w:r>
+                  <w:hyperlink r:id="rId10" w:history="1">
+                    <w:r>
+                      <w:rPr>
+                        <w:rStyle w:val="Hyperlink"/>
+                        <w:lang w:eastAsia="en-AU"/>
+                      </w:rPr>
+                      <w:t>theresa.tobin@effiderma.com</w:t>
+                    </w:r>
+                  </w:hyperlink>
+                  <w:r>
+                    <w:rPr>
+                      <w:lang w:eastAsia="en-AU"/>
+                    </w:rPr>
+                    <w:t xml:space="preserve">; </w:t>
+                  </w:r>
+                  <w:hyperlink r:id="rId11" w:history="1">
+                    <w:r>
+                      <w:rPr>
+                        <w:rStyle w:val="Hyperlink"/>
+                        <w:lang w:eastAsia="en-AU"/>
+                      </w:rPr>
+                      <w:t>lindsey.tobin@effiderma.com</w:t>
+                    </w:r>
+                  </w:hyperlink>
+                  <w:r>
+                    <w:rPr>
+                      <w:lang w:eastAsia="en-AU"/>
+                    </w:rPr>
+                    <w:t xml:space="preserve"> &amp; team </w:t>
+                  </w:r>
+                </w:p>
+                <w:p>
+                  <w:pPr>
+                    <w:jc w:val="both"/>
+                    <w:rPr>
+                      <w:color w:val="5F6368"/>
+                      <w:lang w:eastAsia="en-AU"/>
+                    </w:rPr>
+                  </w:pPr>
                 </w:p>
               </w:tc>
             </w:tr>
@@ -100,6 +2990,7 @@
           <w:p>
             <w:pPr>
               <w:spacing w:after="0" w:line="300" w:lineRule="atLeast"/>
+              <w:jc w:val="both"/>
               <w:rPr>
                 <w:rFonts w:ascii="Helvetica" w:eastAsia="Times New Roman" w:hAnsi="Helvetica" w:cs="Helvetica"/>
                 <w:sz w:val="24"/>
@@ -118,7 +3009,7 @@
           <w:p>
             <w:pPr>
               <w:spacing w:after="0" w:line="240" w:lineRule="auto"/>
-              <w:jc w:val="right"/>
+              <w:jc w:val="both"/>
               <w:rPr>
                 <w:rFonts w:ascii="Helvetica" w:eastAsia="Times New Roman" w:hAnsi="Helvetica" w:cs="Helvetica"/>
                 <w:color w:val="222222"/>
@@ -148,7 +3039,7 @@
           <w:p>
             <w:pPr>
               <w:spacing w:after="0" w:line="240" w:lineRule="auto"/>
-              <w:jc w:val="right"/>
+              <w:jc w:val="both"/>
               <w:rPr>
                 <w:rFonts w:ascii="Helvetica" w:eastAsia="Times New Roman" w:hAnsi="Helvetica" w:cs="Helvetica"/>
                 <w:color w:val="222222"/>
@@ -169,7 +3060,7 @@
           <w:p>
             <w:pPr>
               <w:spacing w:after="0" w:line="240" w:lineRule="auto"/>
-              <w:jc w:val="right"/>
+              <w:jc w:val="both"/>
               <w:rPr>
                 <w:rFonts w:ascii="Times New Roman" w:eastAsia="Times New Roman" w:hAnsi="Times New Roman" w:cs="Times New Roman"/>
                 <w:sz w:val="20"/>
@@ -211,27 +3102,7 @@
                 <w:p>
                   <w:pPr>
                     <w:spacing w:after="0" w:line="300" w:lineRule="atLeast"/>
-                    <w:rPr>
-                      <w:rFonts w:ascii="Times New Roman" w:eastAsia="Times New Roman" w:hAnsi="Times New Roman" w:cs="Times New Roman"/>
-                      <w:sz w:val="24"/>
-                      <w:szCs w:val="24"/>
-                      <w:lang w:eastAsia="en-AU"/>
-                    </w:rPr>
-                  </w:pPr>
-                  <w:r>
-                    <w:rPr>
-                      <w:rFonts w:ascii="Helvetica" w:eastAsia="Times New Roman" w:hAnsi="Helvetica" w:cs="Helvetica"/>
-                      <w:color w:val="5E5E5E"/>
-                      <w:sz w:val="24"/>
-                      <w:szCs w:val="24"/>
-                      <w:lang w:eastAsia="en-AU"/>
-                    </w:rPr>
-                    <w:t>to Sayan, Md, nathan.j.y, rajanyaworks31, Soubhanik, Vidit, theresa.tobin, Lindsay</w:t>
-                  </w:r>
-                </w:p>
-                <w:p>
-                  <w:pPr>
-                    <w:spacing w:after="0" w:line="300" w:lineRule="atLeast"/>
+                    <w:jc w:val="both"/>
                     <w:textAlignment w:val="top"/>
                     <w:rPr>
                       <w:rFonts w:ascii="Times New Roman" w:eastAsia="Times New Roman" w:hAnsi="Times New Roman" w:cs="Times New Roman"/>
@@ -266,7 +3137,7 @@
                                 </pic:cNvPicPr>
                               </pic:nvPicPr>
                               <pic:blipFill>
-                                <a:blip r:embed="rId4">
+                                <a:blip r:embed="rId12">
                                   <a:extLst>
                                     <a:ext uri="{28A0092B-C50C-407E-A947-70E740481C1C}">
                                       <a14:useLocalDpi xmlns:a14="http://schemas.microsoft.com/office/drawing/2010/main" val="0"/>
@@ -304,6 +3175,7 @@
           <w:p>
             <w:pPr>
               <w:spacing w:after="0" w:line="240" w:lineRule="auto"/>
+              <w:jc w:val="both"/>
               <w:rPr>
                 <w:rFonts w:ascii="Helvetica" w:eastAsia="Times New Roman" w:hAnsi="Helvetica" w:cs="Helvetica"/>
                 <w:sz w:val="24"/>
@@ -323,6 +3195,7 @@
           <w:p>
             <w:pPr>
               <w:spacing w:after="0" w:line="240" w:lineRule="auto"/>
+              <w:jc w:val="both"/>
               <w:rPr>
                 <w:rFonts w:ascii="Times New Roman" w:eastAsia="Times New Roman" w:hAnsi="Times New Roman" w:cs="Times New Roman"/>
                 <w:sz w:val="20"/>
@@ -338,6 +3211,7 @@
       <w:pPr>
         <w:shd w:val="clear" w:color="auto" w:fill="FFFFFF"/>
         <w:spacing w:after="0" w:line="240" w:lineRule="auto"/>
+        <w:jc w:val="both"/>
         <w:rPr>
           <w:rFonts w:ascii="Arial" w:eastAsia="Times New Roman" w:hAnsi="Arial" w:cs="Arial"/>
           <w:color w:val="222222"/>
@@ -361,6 +3235,7 @@
       <w:pPr>
         <w:shd w:val="clear" w:color="auto" w:fill="FFFFFF"/>
         <w:spacing w:after="0" w:line="240" w:lineRule="auto"/>
+        <w:jc w:val="both"/>
         <w:rPr>
           <w:rFonts w:ascii="Arial" w:eastAsia="Times New Roman" w:hAnsi="Arial" w:cs="Arial"/>
           <w:color w:val="222222"/>
@@ -374,6 +3249,7 @@
       <w:pPr>
         <w:shd w:val="clear" w:color="auto" w:fill="FFFFFF"/>
         <w:spacing w:after="0" w:line="240" w:lineRule="auto"/>
+        <w:jc w:val="both"/>
         <w:rPr>
           <w:rFonts w:ascii="Arial" w:eastAsia="Times New Roman" w:hAnsi="Arial" w:cs="Arial"/>
           <w:color w:val="222222"/>
@@ -399,6 +3275,7 @@
       <w:pPr>
         <w:shd w:val="clear" w:color="auto" w:fill="FFFFFF"/>
         <w:spacing w:after="0" w:line="240" w:lineRule="auto"/>
+        <w:jc w:val="both"/>
         <w:rPr>
           <w:rFonts w:ascii="Arial" w:eastAsia="Times New Roman" w:hAnsi="Arial" w:cs="Arial"/>
           <w:color w:val="222222"/>
@@ -412,6 +3289,7 @@
       <w:pPr>
         <w:shd w:val="clear" w:color="auto" w:fill="FFFFFF"/>
         <w:spacing w:after="120" w:line="240" w:lineRule="auto"/>
+        <w:jc w:val="both"/>
         <w:rPr>
           <w:rFonts w:ascii="Arial" w:eastAsia="Times New Roman" w:hAnsi="Arial" w:cs="Arial"/>
           <w:color w:val="222222"/>
@@ -435,6 +3313,7 @@
       <w:pPr>
         <w:shd w:val="clear" w:color="auto" w:fill="FFFFFF"/>
         <w:spacing w:after="120" w:line="240" w:lineRule="auto"/>
+        <w:jc w:val="both"/>
         <w:rPr>
           <w:rFonts w:ascii="Arial" w:eastAsia="Times New Roman" w:hAnsi="Arial" w:cs="Arial"/>
           <w:color w:val="222222"/>
@@ -470,6 +3349,7 @@
       <w:pPr>
         <w:shd w:val="clear" w:color="auto" w:fill="FFFFFF"/>
         <w:spacing w:after="120" w:line="240" w:lineRule="auto"/>
+        <w:jc w:val="both"/>
         <w:rPr>
           <w:rFonts w:ascii="Arial" w:eastAsia="Times New Roman" w:hAnsi="Arial" w:cs="Arial"/>
           <w:color w:val="222222"/>
@@ -505,6 +3385,7 @@
       <w:pPr>
         <w:shd w:val="clear" w:color="auto" w:fill="FFFFFF"/>
         <w:spacing w:after="120" w:line="240" w:lineRule="auto"/>
+        <w:jc w:val="both"/>
         <w:rPr>
           <w:rFonts w:ascii="Arial" w:eastAsia="Times New Roman" w:hAnsi="Arial" w:cs="Arial"/>
           <w:color w:val="222222"/>
@@ -528,6 +3409,7 @@
       <w:pPr>
         <w:shd w:val="clear" w:color="auto" w:fill="FFFFFF"/>
         <w:spacing w:after="120" w:line="293" w:lineRule="atLeast"/>
+        <w:jc w:val="both"/>
         <w:rPr>
           <w:rFonts w:ascii="Arial" w:eastAsia="Times New Roman" w:hAnsi="Arial" w:cs="Arial"/>
           <w:color w:val="222222"/>
@@ -551,6 +3433,7 @@
       <w:pPr>
         <w:shd w:val="clear" w:color="auto" w:fill="FFFFFF"/>
         <w:spacing w:after="120" w:line="293" w:lineRule="atLeast"/>
+        <w:jc w:val="both"/>
         <w:rPr>
           <w:rFonts w:ascii="Arial" w:eastAsia="Times New Roman" w:hAnsi="Arial" w:cs="Arial"/>
           <w:color w:val="222222"/>
@@ -586,7 +3469,7 @@
                     </pic:cNvPicPr>
                   </pic:nvPicPr>
                   <pic:blipFill>
-                    <a:blip r:embed="rId5" cstate="print">
+                    <a:blip r:embed="rId13" cstate="print">
                       <a:extLst>
                         <a:ext uri="{28A0092B-C50C-407E-A947-70E740481C1C}">
                           <a14:useLocalDpi xmlns:a14="http://schemas.microsoft.com/office/drawing/2010/main" val="0"/>
@@ -622,6 +3505,7 @@
       <w:pPr>
         <w:shd w:val="clear" w:color="auto" w:fill="FFFFFF"/>
         <w:spacing w:after="120" w:line="293" w:lineRule="atLeast"/>
+        <w:jc w:val="both"/>
         <w:rPr>
           <w:rFonts w:ascii="Arial" w:eastAsia="Times New Roman" w:hAnsi="Arial" w:cs="Arial"/>
           <w:color w:val="222222"/>
@@ -630,7 +3514,7 @@
           <w:lang w:eastAsia="en-AU"/>
         </w:rPr>
       </w:pPr>
-      <w:hyperlink r:id="rId6" w:tgtFrame="_blank" w:history="1">
+      <w:hyperlink r:id="rId14" w:tgtFrame="_blank" w:history="1">
         <w:r>
           <w:rPr>
             <w:rFonts w:ascii="Arial" w:eastAsia="Times New Roman" w:hAnsi="Arial" w:cs="Arial"/>
@@ -648,6 +3532,7 @@
       <w:pPr>
         <w:shd w:val="clear" w:color="auto" w:fill="FFFFFF"/>
         <w:spacing w:after="120" w:line="293" w:lineRule="atLeast"/>
+        <w:jc w:val="both"/>
         <w:rPr>
           <w:rFonts w:ascii="Arial" w:eastAsia="Times New Roman" w:hAnsi="Arial" w:cs="Arial"/>
           <w:color w:val="222222"/>
@@ -661,6 +3546,7 @@
       <w:pPr>
         <w:shd w:val="clear" w:color="auto" w:fill="FFFFFF"/>
         <w:spacing w:after="120" w:line="293" w:lineRule="atLeast"/>
+        <w:jc w:val="both"/>
         <w:rPr>
           <w:rFonts w:ascii="Arial" w:eastAsia="Times New Roman" w:hAnsi="Arial" w:cs="Arial"/>
           <w:color w:val="222222"/>
@@ -674,6 +3560,7 @@
       <w:pPr>
         <w:shd w:val="clear" w:color="auto" w:fill="FFFFFF"/>
         <w:spacing w:after="120" w:line="293" w:lineRule="atLeast"/>
+        <w:jc w:val="both"/>
         <w:rPr>
           <w:rFonts w:ascii="Arial" w:eastAsia="Times New Roman" w:hAnsi="Arial" w:cs="Arial"/>
           <w:color w:val="222222"/>
@@ -682,11 +3569,2803 @@
           <w:lang w:eastAsia="en-AU"/>
         </w:rPr>
       </w:pPr>
-      <w:bookmarkStart w:id="0" w:name="_GoBack"/>
-      <w:bookmarkEnd w:id="0"/>
-    </w:p>
-    <w:p/>
+    </w:p>
+    <w:p>
+      <w:pPr>
+        <w:jc w:val="both"/>
+      </w:pPr>
+      <w:r>
+        <w:br w:type="page"/>
+      </w:r>
+    </w:p>
+    <w:p>
+      <w:pPr>
+        <w:shd w:val="clear" w:color="auto" w:fill="FFFFFF"/>
+        <w:jc w:val="both"/>
+        <w:rPr>
+          <w:rFonts w:ascii="Helvetica" w:hAnsi="Helvetica" w:cs="Helvetica"/>
+          <w:color w:val="222222"/>
+        </w:rPr>
+      </w:pPr>
+    </w:p>
+    <w:tbl>
+      <w:tblPr>
+        <w:tblW w:w="0" w:type="dxa"/>
+        <w:tblCellMar>
+          <w:left w:w="0" w:type="dxa"/>
+          <w:right w:w="0" w:type="dxa"/>
+        </w:tblCellMar>
+        <w:tblLook w:val="04A0" w:firstRow="1" w:lastRow="0" w:firstColumn="1" w:lastColumn="0" w:noHBand="0" w:noVBand="1"/>
+      </w:tblPr>
+      <w:tblGrid>
+        <w:gridCol w:w="6650"/>
+        <w:gridCol w:w="2366"/>
+        <w:gridCol w:w="5"/>
+        <w:gridCol w:w="5"/>
+      </w:tblGrid>
+      <w:tr>
+        <w:tc>
+          <w:tcPr>
+            <w:tcW w:w="7396" w:type="dxa"/>
+            <w:noWrap/>
+            <w:hideMark/>
+          </w:tcPr>
+          <w:tbl>
+            <w:tblPr>
+              <w:tblW w:w="7396" w:type="dxa"/>
+              <w:tblCellMar>
+                <w:left w:w="0" w:type="dxa"/>
+                <w:right w:w="0" w:type="dxa"/>
+              </w:tblCellMar>
+              <w:tblLook w:val="04A0" w:firstRow="1" w:lastRow="0" w:firstColumn="1" w:lastColumn="0" w:noHBand="0" w:noVBand="1"/>
+            </w:tblPr>
+            <w:tblGrid>
+              <w:gridCol w:w="7396"/>
+            </w:tblGrid>
+            <w:tr>
+              <w:tc>
+                <w:tcPr>
+                  <w:tcW w:w="0" w:type="auto"/>
+                  <w:vAlign w:val="center"/>
+                  <w:hideMark/>
+                </w:tcPr>
+                <w:p>
+                  <w:pPr>
+                    <w:pStyle w:val="Heading1"/>
+                    <w:jc w:val="both"/>
+                    <w:rPr>
+                      <w:rFonts w:ascii="Helvetica" w:hAnsi="Helvetica" w:cs="Helvetica"/>
+                      <w:color w:val="5F6368"/>
+                    </w:rPr>
+                  </w:pPr>
+                  <w:bookmarkStart w:id="4" w:name="_Toc236739243"/>
+                  <w:r>
+                    <w:t>Nathan Young</w:t>
+                  </w:r>
+                  <w:bookmarkEnd w:id="4"/>
+                </w:p>
+              </w:tc>
+            </w:tr>
+          </w:tbl>
+          <w:p>
+            <w:pPr>
+              <w:spacing w:line="300" w:lineRule="atLeast"/>
+              <w:jc w:val="both"/>
+              <w:rPr>
+                <w:rFonts w:ascii="Helvetica" w:hAnsi="Helvetica" w:cs="Helvetica"/>
+              </w:rPr>
+            </w:pPr>
+          </w:p>
+        </w:tc>
+        <w:tc>
+          <w:tcPr>
+            <w:tcW w:w="0" w:type="auto"/>
+            <w:noWrap/>
+            <w:hideMark/>
+          </w:tcPr>
+          <w:p>
+            <w:pPr>
+              <w:spacing w:line="240" w:lineRule="auto"/>
+              <w:jc w:val="both"/>
+              <w:rPr>
+                <w:rFonts w:ascii="Helvetica" w:hAnsi="Helvetica" w:cs="Helvetica"/>
+                <w:color w:val="222222"/>
+                <w:sz w:val="24"/>
+                <w:szCs w:val="24"/>
+              </w:rPr>
+            </w:pPr>
+            <w:r>
+              <w:rPr>
+                <w:rStyle w:val="g3"/>
+                <w:rFonts w:ascii="Helvetica" w:hAnsi="Helvetica" w:cs="Helvetica"/>
+                <w:color w:val="5E5E5E"/>
+              </w:rPr>
+              <w:t>11:03 AM (40 minutes ago)</w:t>
+            </w:r>
+          </w:p>
+        </w:tc>
+        <w:tc>
+          <w:tcPr>
+            <w:tcW w:w="0" w:type="auto"/>
+            <w:noWrap/>
+            <w:hideMark/>
+          </w:tcPr>
+          <w:p>
+            <w:pPr>
+              <w:jc w:val="both"/>
+              <w:rPr>
+                <w:rFonts w:ascii="Helvetica" w:hAnsi="Helvetica" w:cs="Helvetica"/>
+                <w:color w:val="222222"/>
+              </w:rPr>
+            </w:pPr>
+          </w:p>
+        </w:tc>
+        <w:tc>
+          <w:tcPr>
+            <w:tcW w:w="0" w:type="auto"/>
+            <w:vMerge w:val="restart"/>
+            <w:noWrap/>
+            <w:hideMark/>
+          </w:tcPr>
+          <w:p>
+            <w:pPr>
+              <w:jc w:val="both"/>
+              <w:rPr>
+                <w:sz w:val="20"/>
+                <w:szCs w:val="20"/>
+              </w:rPr>
+            </w:pPr>
+          </w:p>
+        </w:tc>
+      </w:tr>
+      <w:tr>
+        <w:tc>
+          <w:tcPr>
+            <w:tcW w:w="0" w:type="auto"/>
+            <w:gridSpan w:val="3"/>
+            <w:vAlign w:val="center"/>
+            <w:hideMark/>
+          </w:tcPr>
+          <w:p/>
+          <w:tbl>
+            <w:tblPr>
+              <w:tblW w:w="11940" w:type="dxa"/>
+              <w:tblCellMar>
+                <w:left w:w="0" w:type="dxa"/>
+                <w:right w:w="0" w:type="dxa"/>
+              </w:tblCellMar>
+              <w:tblLook w:val="04A0" w:firstRow="1" w:lastRow="0" w:firstColumn="1" w:lastColumn="0" w:noHBand="0" w:noVBand="1"/>
+            </w:tblPr>
+            <w:tblGrid>
+              <w:gridCol w:w="11940"/>
+            </w:tblGrid>
+            <w:tr>
+              <w:tc>
+                <w:tcPr>
+                  <w:tcW w:w="0" w:type="auto"/>
+                  <w:noWrap/>
+                  <w:vAlign w:val="center"/>
+                  <w:hideMark/>
+                </w:tcPr>
+                <w:p>
+                  <w:pPr>
+                    <w:jc w:val="both"/>
+                    <w:rPr>
+                      <w:lang w:eastAsia="en-AU"/>
+                    </w:rPr>
+                  </w:pPr>
+                  <w:r>
+                    <w:rPr>
+                      <w:color w:val="5F6368"/>
+                      <w:lang w:eastAsia="en-AU"/>
+                    </w:rPr>
+                    <w:t>Email from:</w:t>
+                  </w:r>
+                  <w:r>
+                    <w:rPr>
+                      <w:color w:val="5F6368"/>
+                      <w:lang w:eastAsia="en-AU"/>
+                    </w:rPr>
+                    <w:t> </w:t>
+                  </w:r>
+                  <w:r>
+                    <w:rPr>
+                      <w:lang w:eastAsia="en-AU"/>
+                    </w:rPr>
+                    <w:t xml:space="preserve"> </w:t>
+                  </w:r>
+                  <w:hyperlink r:id="rId15" w:history="1">
+                    <w:r>
+                      <w:rPr>
+                        <w:rStyle w:val="Hyperlink"/>
+                        <w:lang w:eastAsia="en-AU"/>
+                      </w:rPr>
+                      <w:t>nathan.j.y@hotmail.com</w:t>
+                    </w:r>
+                  </w:hyperlink>
+                  <w:r>
+                    <w:rPr>
+                      <w:lang w:eastAsia="en-AU"/>
+                    </w:rPr>
+                    <w:t xml:space="preserve"> </w:t>
+                  </w:r>
+                </w:p>
+                <w:p>
+                  <w:pPr>
+                    <w:jc w:val="both"/>
+                    <w:rPr>
+                      <w:lang w:eastAsia="en-AU"/>
+                    </w:rPr>
+                  </w:pPr>
+                  <w:r>
+                    <w:rPr>
+                      <w:lang w:eastAsia="en-AU"/>
+                    </w:rPr>
+                    <w:t xml:space="preserve">to </w:t>
+                  </w:r>
+                  <w:hyperlink r:id="rId16" w:history="1">
+                    <w:r>
+                      <w:rPr>
+                        <w:rStyle w:val="Hyperlink"/>
+                        <w:lang w:eastAsia="en-AU"/>
+                      </w:rPr>
+                      <w:t>anirban@anodiam.com</w:t>
+                    </w:r>
+                  </w:hyperlink>
+                  <w:r>
+                    <w:rPr>
+                      <w:lang w:eastAsia="en-AU"/>
+                    </w:rPr>
+                    <w:t xml:space="preserve"> </w:t>
+                  </w:r>
+                  <w:r>
+                    <w:rPr>
+                      <w:lang w:eastAsia="en-AU"/>
+                    </w:rPr>
+                    <w:t xml:space="preserve">and </w:t>
+                  </w:r>
+                  <w:r>
+                    <w:rPr>
+                      <w:lang w:eastAsia="en-AU"/>
+                    </w:rPr>
+                    <w:t>team</w:t>
+                  </w:r>
+                </w:p>
+                <w:p>
+                  <w:pPr>
+                    <w:spacing w:line="300" w:lineRule="atLeast"/>
+                    <w:jc w:val="both"/>
+                    <w:textAlignment w:val="top"/>
+                  </w:pPr>
+                  <w:r>
+                    <w:rPr>
+                      <w:noProof/>
+                      <w:lang w:eastAsia="en-AU"/>
+                    </w:rPr>
+                    <w:drawing>
+                      <wp:inline distT="0" distB="0" distL="0" distR="0">
+                        <wp:extent cx="9525" cy="9525"/>
+                        <wp:effectExtent l="0" t="0" r="0" b="0"/>
+                        <wp:docPr id="3" name="Picture 3" descr="https://mail.google.com/mail/u/0/images/cleardot.gif"/>
+                        <wp:cNvGraphicFramePr>
+                          <a:graphicFrameLocks xmlns:a="http://schemas.openxmlformats.org/drawingml/2006/main" noChangeAspect="1"/>
+                        </wp:cNvGraphicFramePr>
+                        <a:graphic xmlns:a="http://schemas.openxmlformats.org/drawingml/2006/main">
+                          <a:graphicData uri="http://schemas.openxmlformats.org/drawingml/2006/picture">
+                            <pic:pic xmlns:pic="http://schemas.openxmlformats.org/drawingml/2006/picture">
+                              <pic:nvPicPr>
+                                <pic:cNvPr id="0" name="Picture 1" descr="https://mail.google.com/mail/u/0/images/cleardot.gif"/>
+                                <pic:cNvPicPr>
+                                  <a:picLocks noChangeAspect="1" noChangeArrowheads="1"/>
+                                </pic:cNvPicPr>
+                              </pic:nvPicPr>
+                              <pic:blipFill>
+                                <a:blip r:embed="rId12">
+                                  <a:extLst>
+                                    <a:ext uri="{28A0092B-C50C-407E-A947-70E740481C1C}">
+                                      <a14:useLocalDpi xmlns:a14="http://schemas.microsoft.com/office/drawing/2010/main" val="0"/>
+                                    </a:ext>
+                                  </a:extLst>
+                                </a:blip>
+                                <a:srcRect/>
+                                <a:stretch>
+                                  <a:fillRect/>
+                                </a:stretch>
+                              </pic:blipFill>
+                              <pic:spPr bwMode="auto">
+                                <a:xfrm>
+                                  <a:off x="0" y="0"/>
+                                  <a:ext cx="9525" cy="9525"/>
+                                </a:xfrm>
+                                <a:prstGeom prst="rect">
+                                  <a:avLst/>
+                                </a:prstGeom>
+                                <a:noFill/>
+                                <a:ln>
+                                  <a:noFill/>
+                                </a:ln>
+                              </pic:spPr>
+                            </pic:pic>
+                          </a:graphicData>
+                        </a:graphic>
+                      </wp:inline>
+                    </w:drawing>
+                  </w:r>
+                </w:p>
+              </w:tc>
+            </w:tr>
+          </w:tbl>
+          <w:p>
+            <w:pPr>
+              <w:spacing w:line="240" w:lineRule="auto"/>
+              <w:jc w:val="both"/>
+              <w:rPr>
+                <w:rFonts w:ascii="Helvetica" w:hAnsi="Helvetica" w:cs="Helvetica"/>
+              </w:rPr>
+            </w:pPr>
+          </w:p>
+        </w:tc>
+        <w:tc>
+          <w:tcPr>
+            <w:tcW w:w="0" w:type="auto"/>
+            <w:vMerge/>
+            <w:vAlign w:val="center"/>
+            <w:hideMark/>
+          </w:tcPr>
+          <w:p>
+            <w:pPr>
+              <w:jc w:val="both"/>
+              <w:rPr>
+                <w:sz w:val="20"/>
+                <w:szCs w:val="20"/>
+              </w:rPr>
+            </w:pPr>
+          </w:p>
+        </w:tc>
+      </w:tr>
+    </w:tbl>
+    <w:p>
+      <w:pPr>
+        <w:shd w:val="clear" w:color="auto" w:fill="FFFFFF"/>
+        <w:jc w:val="both"/>
+        <w:rPr>
+          <w:rFonts w:ascii="Calibri" w:hAnsi="Calibri" w:cs="Calibri"/>
+          <w:color w:val="000000"/>
+          <w:sz w:val="24"/>
+          <w:szCs w:val="24"/>
+        </w:rPr>
+      </w:pPr>
+      <w:r>
+        <w:rPr>
+          <w:rFonts w:ascii="Calibri" w:hAnsi="Calibri" w:cs="Calibri"/>
+          <w:color w:val="000000"/>
+        </w:rPr>
+        <w:t>Dear all,</w:t>
+      </w:r>
+    </w:p>
+    <w:p>
+      <w:pPr>
+        <w:shd w:val="clear" w:color="auto" w:fill="FFFFFF"/>
+        <w:jc w:val="both"/>
+        <w:rPr>
+          <w:rFonts w:ascii="Calibri" w:hAnsi="Calibri" w:cs="Calibri"/>
+          <w:color w:val="000000"/>
+        </w:rPr>
+      </w:pPr>
+    </w:p>
+    <w:p>
+      <w:pPr>
+        <w:shd w:val="clear" w:color="auto" w:fill="FFFFFF"/>
+        <w:jc w:val="both"/>
+        <w:rPr>
+          <w:rFonts w:ascii="Calibri" w:hAnsi="Calibri" w:cs="Calibri"/>
+          <w:color w:val="000000"/>
+        </w:rPr>
+      </w:pPr>
+      <w:r>
+        <w:rPr>
+          <w:rFonts w:ascii="Calibri" w:hAnsi="Calibri" w:cs="Calibri"/>
+          <w:b/>
+          <w:bCs/>
+          <w:color w:val="000000"/>
+        </w:rPr>
+        <w:t>I have read, understood, and acknowledge the CelRevive Confidentiality and Non-Disclosure Agreement. I agree to comply with all confidentiality obligations for the duration of the project and for five (5) years following its completion or termination.</w:t>
+      </w:r>
+    </w:p>
+    <w:p>
+      <w:pPr>
+        <w:shd w:val="clear" w:color="auto" w:fill="FFFFFF"/>
+        <w:jc w:val="both"/>
+        <w:rPr>
+          <w:rFonts w:ascii="Calibri" w:hAnsi="Calibri" w:cs="Calibri"/>
+          <w:color w:val="000000"/>
+        </w:rPr>
+      </w:pPr>
+    </w:p>
+    <w:p>
+      <w:pPr>
+        <w:shd w:val="clear" w:color="auto" w:fill="FFFFFF"/>
+        <w:jc w:val="both"/>
+        <w:rPr>
+          <w:rFonts w:ascii="Calibri" w:hAnsi="Calibri" w:cs="Calibri"/>
+          <w:color w:val="000000"/>
+        </w:rPr>
+      </w:pPr>
+      <w:r>
+        <w:rPr>
+          <w:rFonts w:ascii="Calibri" w:hAnsi="Calibri" w:cs="Calibri"/>
+          <w:color w:val="000000"/>
+        </w:rPr>
+        <w:t>Thanks and regards,</w:t>
+      </w:r>
+    </w:p>
+    <w:p>
+      <w:pPr>
+        <w:shd w:val="clear" w:color="auto" w:fill="FFFFFF"/>
+        <w:jc w:val="both"/>
+        <w:rPr>
+          <w:rFonts w:ascii="Calibri" w:hAnsi="Calibri" w:cs="Calibri"/>
+          <w:color w:val="000000"/>
+        </w:rPr>
+      </w:pPr>
+    </w:p>
+    <w:p>
+      <w:pPr>
+        <w:shd w:val="clear" w:color="auto" w:fill="FFFFFF"/>
+        <w:jc w:val="both"/>
+        <w:rPr>
+          <w:rFonts w:ascii="Calibri" w:hAnsi="Calibri" w:cs="Calibri"/>
+          <w:color w:val="000000"/>
+        </w:rPr>
+      </w:pPr>
+      <w:r>
+        <w:rPr>
+          <w:rFonts w:ascii="Calibri" w:hAnsi="Calibri" w:cs="Calibri"/>
+          <w:color w:val="000000"/>
+        </w:rPr>
+        <w:t>Nathan.</w:t>
+      </w:r>
+    </w:p>
+    <w:p>
+      <w:pPr>
+        <w:jc w:val="both"/>
+      </w:pPr>
+      <w:r>
+        <w:br w:type="page"/>
+      </w:r>
+    </w:p>
+    <w:p>
+      <w:pPr>
+        <w:shd w:val="clear" w:color="auto" w:fill="FFFFFF"/>
+        <w:jc w:val="both"/>
+        <w:rPr>
+          <w:rFonts w:ascii="Helvetica" w:hAnsi="Helvetica" w:cs="Helvetica"/>
+          <w:color w:val="222222"/>
+          <w:sz w:val="27"/>
+          <w:szCs w:val="27"/>
+        </w:rPr>
+      </w:pPr>
+    </w:p>
+    <w:tbl>
+      <w:tblPr>
+        <w:tblW w:w="0" w:type="dxa"/>
+        <w:tblCellMar>
+          <w:left w:w="0" w:type="dxa"/>
+          <w:right w:w="0" w:type="dxa"/>
+        </w:tblCellMar>
+        <w:tblLook w:val="04A0" w:firstRow="1" w:lastRow="0" w:firstColumn="1" w:lastColumn="0" w:noHBand="0" w:noVBand="1"/>
+      </w:tblPr>
+      <w:tblGrid>
+        <w:gridCol w:w="5905"/>
+        <w:gridCol w:w="3111"/>
+        <w:gridCol w:w="5"/>
+        <w:gridCol w:w="5"/>
+      </w:tblGrid>
+      <w:tr>
+        <w:tc>
+          <w:tcPr>
+            <w:tcW w:w="6709" w:type="dxa"/>
+            <w:noWrap/>
+            <w:hideMark/>
+          </w:tcPr>
+          <w:tbl>
+            <w:tblPr>
+              <w:tblW w:w="6709" w:type="dxa"/>
+              <w:tblCellMar>
+                <w:left w:w="0" w:type="dxa"/>
+                <w:right w:w="0" w:type="dxa"/>
+              </w:tblCellMar>
+              <w:tblLook w:val="04A0" w:firstRow="1" w:lastRow="0" w:firstColumn="1" w:lastColumn="0" w:noHBand="0" w:noVBand="1"/>
+            </w:tblPr>
+            <w:tblGrid>
+              <w:gridCol w:w="6709"/>
+            </w:tblGrid>
+            <w:tr>
+              <w:tc>
+                <w:tcPr>
+                  <w:tcW w:w="0" w:type="auto"/>
+                  <w:vAlign w:val="center"/>
+                  <w:hideMark/>
+                </w:tcPr>
+                <w:p>
+                  <w:pPr>
+                    <w:pStyle w:val="Heading1"/>
+                    <w:jc w:val="both"/>
+                    <w:rPr>
+                      <w:rFonts w:ascii="Helvetica" w:hAnsi="Helvetica" w:cs="Helvetica"/>
+                      <w:color w:val="5F6368"/>
+                      <w:sz w:val="27"/>
+                      <w:szCs w:val="27"/>
+                    </w:rPr>
+                  </w:pPr>
+                  <w:bookmarkStart w:id="5" w:name="_Toc236739244"/>
+                  <w:r>
+                    <w:t>Vidit Sharma</w:t>
+                  </w:r>
+                  <w:bookmarkEnd w:id="5"/>
+                </w:p>
+              </w:tc>
+            </w:tr>
+          </w:tbl>
+          <w:p>
+            <w:pPr>
+              <w:spacing w:line="300" w:lineRule="atLeast"/>
+              <w:jc w:val="both"/>
+              <w:rPr>
+                <w:rFonts w:ascii="Helvetica" w:hAnsi="Helvetica" w:cs="Helvetica"/>
+              </w:rPr>
+            </w:pPr>
+          </w:p>
+        </w:tc>
+        <w:tc>
+          <w:tcPr>
+            <w:tcW w:w="0" w:type="auto"/>
+            <w:noWrap/>
+            <w:hideMark/>
+          </w:tcPr>
+          <w:p>
+            <w:pPr>
+              <w:spacing w:line="240" w:lineRule="auto"/>
+              <w:jc w:val="both"/>
+              <w:rPr>
+                <w:rFonts w:ascii="Helvetica" w:hAnsi="Helvetica" w:cs="Helvetica"/>
+                <w:color w:val="222222"/>
+                <w:sz w:val="24"/>
+                <w:szCs w:val="24"/>
+              </w:rPr>
+            </w:pPr>
+            <w:r>
+              <w:rPr>
+                <w:rStyle w:val="g3"/>
+                <w:rFonts w:ascii="Helvetica" w:hAnsi="Helvetica" w:cs="Helvetica"/>
+                <w:color w:val="5E5E5E"/>
+              </w:rPr>
+              <w:t>Mon, Aug 3, 5:57 PM (17 hours ago)</w:t>
+            </w:r>
+          </w:p>
+        </w:tc>
+        <w:tc>
+          <w:tcPr>
+            <w:tcW w:w="0" w:type="auto"/>
+            <w:noWrap/>
+            <w:hideMark/>
+          </w:tcPr>
+          <w:p>
+            <w:pPr>
+              <w:jc w:val="both"/>
+              <w:rPr>
+                <w:rFonts w:ascii="Helvetica" w:hAnsi="Helvetica" w:cs="Helvetica"/>
+                <w:color w:val="222222"/>
+              </w:rPr>
+            </w:pPr>
+          </w:p>
+        </w:tc>
+        <w:tc>
+          <w:tcPr>
+            <w:tcW w:w="0" w:type="auto"/>
+            <w:vMerge w:val="restart"/>
+            <w:noWrap/>
+            <w:hideMark/>
+          </w:tcPr>
+          <w:p>
+            <w:pPr>
+              <w:jc w:val="both"/>
+              <w:rPr>
+                <w:sz w:val="20"/>
+                <w:szCs w:val="20"/>
+              </w:rPr>
+            </w:pPr>
+          </w:p>
+        </w:tc>
+      </w:tr>
+      <w:tr>
+        <w:tc>
+          <w:tcPr>
+            <w:tcW w:w="0" w:type="auto"/>
+            <w:gridSpan w:val="3"/>
+            <w:vAlign w:val="center"/>
+            <w:hideMark/>
+          </w:tcPr>
+          <w:p/>
+          <w:tbl>
+            <w:tblPr>
+              <w:tblW w:w="11940" w:type="dxa"/>
+              <w:tblCellMar>
+                <w:left w:w="0" w:type="dxa"/>
+                <w:right w:w="0" w:type="dxa"/>
+              </w:tblCellMar>
+              <w:tblLook w:val="04A0" w:firstRow="1" w:lastRow="0" w:firstColumn="1" w:lastColumn="0" w:noHBand="0" w:noVBand="1"/>
+            </w:tblPr>
+            <w:tblGrid>
+              <w:gridCol w:w="11940"/>
+            </w:tblGrid>
+            <w:tr>
+              <w:tc>
+                <w:tcPr>
+                  <w:tcW w:w="0" w:type="auto"/>
+                  <w:noWrap/>
+                  <w:vAlign w:val="center"/>
+                  <w:hideMark/>
+                </w:tcPr>
+                <w:p>
+                  <w:pPr>
+                    <w:jc w:val="both"/>
+                    <w:rPr>
+                      <w:lang w:eastAsia="en-AU"/>
+                    </w:rPr>
+                  </w:pPr>
+                  <w:r>
+                    <w:rPr>
+                      <w:color w:val="5F6368"/>
+                      <w:lang w:eastAsia="en-AU"/>
+                    </w:rPr>
+                    <w:t>Email from:</w:t>
+                  </w:r>
+                  <w:r>
+                    <w:rPr>
+                      <w:color w:val="5F6368"/>
+                      <w:lang w:eastAsia="en-AU"/>
+                    </w:rPr>
+                    <w:t> </w:t>
+                  </w:r>
+                  <w:r>
+                    <w:rPr>
+                      <w:lang w:eastAsia="en-AU"/>
+                    </w:rPr>
+                    <w:t xml:space="preserve"> </w:t>
+                  </w:r>
+                  <w:hyperlink r:id="rId17" w:history="1">
+                    <w:r>
+                      <w:rPr>
+                        <w:rStyle w:val="Hyperlink"/>
+                        <w:lang w:eastAsia="en-AU"/>
+                      </w:rPr>
+                      <w:t>viditsharma2005@gmail.com</w:t>
+                    </w:r>
+                  </w:hyperlink>
+                  <w:r>
+                    <w:rPr>
+                      <w:lang w:eastAsia="en-AU"/>
+                    </w:rPr>
+                    <w:t xml:space="preserve"> </w:t>
+                  </w:r>
+                </w:p>
+                <w:p>
+                  <w:pPr>
+                    <w:jc w:val="both"/>
+                    <w:rPr>
+                      <w:lang w:eastAsia="en-AU"/>
+                    </w:rPr>
+                  </w:pPr>
+                  <w:r>
+                    <w:rPr>
+                      <w:lang w:eastAsia="en-AU"/>
+                    </w:rPr>
+                    <w:t xml:space="preserve">to </w:t>
+                  </w:r>
+                  <w:hyperlink r:id="rId18" w:history="1">
+                    <w:r>
+                      <w:rPr>
+                        <w:rStyle w:val="Hyperlink"/>
+                        <w:lang w:eastAsia="en-AU"/>
+                      </w:rPr>
+                      <w:t>anirban@anodiam.com</w:t>
+                    </w:r>
+                  </w:hyperlink>
+                  <w:r>
+                    <w:rPr>
+                      <w:lang w:eastAsia="en-AU"/>
+                    </w:rPr>
+                    <w:t xml:space="preserve"> and team</w:t>
+                  </w:r>
+                </w:p>
+                <w:p>
+                  <w:pPr>
+                    <w:jc w:val="both"/>
+                    <w:rPr>
+                      <w:lang w:eastAsia="en-AU"/>
+                    </w:rPr>
+                  </w:pPr>
+                </w:p>
+                <w:p>
+                  <w:pPr>
+                    <w:spacing w:line="300" w:lineRule="atLeast"/>
+                    <w:jc w:val="both"/>
+                    <w:rPr>
+                      <w:sz w:val="24"/>
+                      <w:szCs w:val="24"/>
+                    </w:rPr>
+                  </w:pPr>
+                  <w:r>
+                    <w:rPr>
+                      <w:rFonts w:ascii="Helvetica" w:hAnsi="Helvetica" w:cs="Helvetica"/>
+                      <w:noProof/>
+                      <w:color w:val="222222"/>
+                      <w:sz w:val="27"/>
+                      <w:szCs w:val="27"/>
+                      <w:lang w:eastAsia="en-AU"/>
+                    </w:rPr>
+                    <w:drawing>
+                      <wp:inline distT="0" distB="0" distL="0" distR="0" wp14:anchorId="7BB12C85" wp14:editId="5705F17D">
+                        <wp:extent cx="762000" cy="762000"/>
+                        <wp:effectExtent l="0" t="0" r="0" b="0"/>
+                        <wp:docPr id="5" name="Picture 5" descr="https://lh3.googleusercontent.com/a-/ALV-UjUOg4t4rNOzcJAwyj_V6iQfDAtkVpF6R1wyTtK14U-so-74HFVb=s80-p"/>
+                        <wp:cNvGraphicFramePr>
+                          <a:graphicFrameLocks xmlns:a="http://schemas.openxmlformats.org/drawingml/2006/main" noChangeAspect="1"/>
+                        </wp:cNvGraphicFramePr>
+                        <a:graphic xmlns:a="http://schemas.openxmlformats.org/drawingml/2006/main">
+                          <a:graphicData uri="http://schemas.openxmlformats.org/drawingml/2006/picture">
+                            <pic:pic xmlns:pic="http://schemas.openxmlformats.org/drawingml/2006/picture">
+                              <pic:nvPicPr>
+                                <pic:cNvPr id="0" name="avWBGd-225" descr="https://lh3.googleusercontent.com/a-/ALV-UjUOg4t4rNOzcJAwyj_V6iQfDAtkVpF6R1wyTtK14U-so-74HFVb=s80-p"/>
+                                <pic:cNvPicPr>
+                                  <a:picLocks noChangeAspect="1" noChangeArrowheads="1"/>
+                                </pic:cNvPicPr>
+                              </pic:nvPicPr>
+                              <pic:blipFill>
+                                <a:blip r:embed="rId19">
+                                  <a:extLst>
+                                    <a:ext uri="{28A0092B-C50C-407E-A947-70E740481C1C}">
+                                      <a14:useLocalDpi xmlns:a14="http://schemas.microsoft.com/office/drawing/2010/main" val="0"/>
+                                    </a:ext>
+                                  </a:extLst>
+                                </a:blip>
+                                <a:srcRect/>
+                                <a:stretch>
+                                  <a:fillRect/>
+                                </a:stretch>
+                              </pic:blipFill>
+                              <pic:spPr bwMode="auto">
+                                <a:xfrm>
+                                  <a:off x="0" y="0"/>
+                                  <a:ext cx="762000" cy="762000"/>
+                                </a:xfrm>
+                                <a:prstGeom prst="rect">
+                                  <a:avLst/>
+                                </a:prstGeom>
+                                <a:noFill/>
+                                <a:ln>
+                                  <a:noFill/>
+                                </a:ln>
+                              </pic:spPr>
+                            </pic:pic>
+                          </a:graphicData>
+                        </a:graphic>
+                      </wp:inline>
+                    </w:drawing>
+                  </w:r>
+                </w:p>
+                <w:p>
+                  <w:pPr>
+                    <w:spacing w:line="300" w:lineRule="atLeast"/>
+                    <w:jc w:val="both"/>
+                    <w:textAlignment w:val="top"/>
+                  </w:pPr>
+                  <w:r>
+                    <w:rPr>
+                      <w:noProof/>
+                      <w:lang w:eastAsia="en-AU"/>
+                    </w:rPr>
+                    <w:drawing>
+                      <wp:inline distT="0" distB="0" distL="0" distR="0">
+                        <wp:extent cx="9525" cy="9525"/>
+                        <wp:effectExtent l="0" t="0" r="0" b="0"/>
+                        <wp:docPr id="4" name="Picture 4" descr="https://mail.google.com/mail/u/0/images/cleardot.gif"/>
+                        <wp:cNvGraphicFramePr>
+                          <a:graphicFrameLocks xmlns:a="http://schemas.openxmlformats.org/drawingml/2006/main" noChangeAspect="1"/>
+                        </wp:cNvGraphicFramePr>
+                        <a:graphic xmlns:a="http://schemas.openxmlformats.org/drawingml/2006/main">
+                          <a:graphicData uri="http://schemas.openxmlformats.org/drawingml/2006/picture">
+                            <pic:pic xmlns:pic="http://schemas.openxmlformats.org/drawingml/2006/picture">
+                              <pic:nvPicPr>
+                                <pic:cNvPr id="0" name="Picture 4" descr="https://mail.google.com/mail/u/0/images/cleardot.gif"/>
+                                <pic:cNvPicPr>
+                                  <a:picLocks noChangeAspect="1" noChangeArrowheads="1"/>
+                                </pic:cNvPicPr>
+                              </pic:nvPicPr>
+                              <pic:blipFill>
+                                <a:blip r:embed="rId12">
+                                  <a:extLst>
+                                    <a:ext uri="{28A0092B-C50C-407E-A947-70E740481C1C}">
+                                      <a14:useLocalDpi xmlns:a14="http://schemas.microsoft.com/office/drawing/2010/main" val="0"/>
+                                    </a:ext>
+                                  </a:extLst>
+                                </a:blip>
+                                <a:srcRect/>
+                                <a:stretch>
+                                  <a:fillRect/>
+                                </a:stretch>
+                              </pic:blipFill>
+                              <pic:spPr bwMode="auto">
+                                <a:xfrm>
+                                  <a:off x="0" y="0"/>
+                                  <a:ext cx="9525" cy="9525"/>
+                                </a:xfrm>
+                                <a:prstGeom prst="rect">
+                                  <a:avLst/>
+                                </a:prstGeom>
+                                <a:noFill/>
+                                <a:ln>
+                                  <a:noFill/>
+                                </a:ln>
+                              </pic:spPr>
+                            </pic:pic>
+                          </a:graphicData>
+                        </a:graphic>
+                      </wp:inline>
+                    </w:drawing>
+                  </w:r>
+                </w:p>
+              </w:tc>
+            </w:tr>
+          </w:tbl>
+          <w:p>
+            <w:pPr>
+              <w:spacing w:line="240" w:lineRule="auto"/>
+              <w:jc w:val="both"/>
+              <w:rPr>
+                <w:rFonts w:ascii="Helvetica" w:hAnsi="Helvetica" w:cs="Helvetica"/>
+              </w:rPr>
+            </w:pPr>
+          </w:p>
+        </w:tc>
+        <w:tc>
+          <w:tcPr>
+            <w:tcW w:w="0" w:type="auto"/>
+            <w:vMerge/>
+            <w:vAlign w:val="center"/>
+            <w:hideMark/>
+          </w:tcPr>
+          <w:p>
+            <w:pPr>
+              <w:jc w:val="both"/>
+              <w:rPr>
+                <w:sz w:val="20"/>
+                <w:szCs w:val="20"/>
+              </w:rPr>
+            </w:pPr>
+          </w:p>
+        </w:tc>
+      </w:tr>
+    </w:tbl>
+    <w:p>
+      <w:pPr>
+        <w:shd w:val="clear" w:color="auto" w:fill="FFFFFF"/>
+        <w:jc w:val="both"/>
+        <w:rPr>
+          <w:rFonts w:ascii="Arial" w:hAnsi="Arial" w:cs="Arial"/>
+          <w:color w:val="222222"/>
+          <w:sz w:val="24"/>
+          <w:szCs w:val="24"/>
+        </w:rPr>
+      </w:pPr>
+      <w:r>
+        <w:rPr>
+          <w:rFonts w:ascii="Arial" w:hAnsi="Arial" w:cs="Arial"/>
+          <w:color w:val="222222"/>
+        </w:rPr>
+        <w:t>Dear all,</w:t>
+      </w:r>
+    </w:p>
+    <w:p>
+      <w:pPr>
+        <w:shd w:val="clear" w:color="auto" w:fill="FFFFFF"/>
+        <w:jc w:val="both"/>
+        <w:rPr>
+          <w:rFonts w:ascii="Arial" w:hAnsi="Arial" w:cs="Arial"/>
+          <w:color w:val="222222"/>
+        </w:rPr>
+      </w:pPr>
+    </w:p>
+    <w:p>
+      <w:pPr>
+        <w:shd w:val="clear" w:color="auto" w:fill="FFFFFF"/>
+        <w:jc w:val="both"/>
+        <w:rPr>
+          <w:rFonts w:ascii="Arial" w:hAnsi="Arial" w:cs="Arial"/>
+          <w:color w:val="222222"/>
+        </w:rPr>
+      </w:pPr>
+      <w:r>
+        <w:rPr>
+          <w:rStyle w:val="im"/>
+          <w:rFonts w:ascii="Arial" w:hAnsi="Arial" w:cs="Arial"/>
+          <w:color w:val="222222"/>
+        </w:rPr>
+        <w:t>I have read, understood, and acknowledge the CelRevive Confidentiality and Non-Disclosure Agreement. I agree to comply with all confidentiality obligations for the duration of the project and for five (5) years following its completion or termination.</w:t>
+      </w:r>
+    </w:p>
+    <w:p>
+      <w:pPr>
+        <w:shd w:val="clear" w:color="auto" w:fill="FFFFFF"/>
+        <w:jc w:val="both"/>
+        <w:rPr>
+          <w:rFonts w:ascii="Arial" w:hAnsi="Arial" w:cs="Arial"/>
+          <w:color w:val="222222"/>
+        </w:rPr>
+      </w:pPr>
+    </w:p>
+    <w:p>
+      <w:pPr>
+        <w:shd w:val="clear" w:color="auto" w:fill="FFFFFF"/>
+        <w:jc w:val="both"/>
+        <w:rPr>
+          <w:rFonts w:ascii="Arial" w:hAnsi="Arial" w:cs="Arial"/>
+          <w:color w:val="222222"/>
+        </w:rPr>
+      </w:pPr>
+      <w:r>
+        <w:rPr>
+          <w:rFonts w:ascii="Arial" w:hAnsi="Arial" w:cs="Arial"/>
+          <w:color w:val="222222"/>
+        </w:rPr>
+        <w:t>Thanks and regards, </w:t>
+      </w:r>
+    </w:p>
+    <w:p>
+      <w:pPr>
+        <w:shd w:val="clear" w:color="auto" w:fill="FFFFFF"/>
+        <w:jc w:val="both"/>
+        <w:rPr>
+          <w:rFonts w:ascii="Arial" w:hAnsi="Arial" w:cs="Arial"/>
+          <w:color w:val="888888"/>
+        </w:rPr>
+      </w:pPr>
+      <w:r>
+        <w:rPr>
+          <w:rFonts w:ascii="Arial" w:hAnsi="Arial" w:cs="Arial"/>
+          <w:color w:val="888888"/>
+        </w:rPr>
+        <w:br/>
+        <w:t>Vidit Sharma</w:t>
+      </w:r>
+    </w:p>
+    <w:p>
+      <w:pPr>
+        <w:shd w:val="clear" w:color="auto" w:fill="FFFFFF"/>
+        <w:jc w:val="both"/>
+        <w:rPr>
+          <w:rFonts w:ascii="Arial" w:hAnsi="Arial" w:cs="Arial"/>
+          <w:color w:val="888888"/>
+        </w:rPr>
+      </w:pPr>
+      <w:r>
+        <w:rPr>
+          <w:rFonts w:ascii="Arial" w:hAnsi="Arial" w:cs="Arial"/>
+          <w:color w:val="888888"/>
+        </w:rPr>
+        <w:t>Intern, Anodiam</w:t>
+      </w:r>
+    </w:p>
+    <w:p>
+      <w:pPr>
+        <w:jc w:val="both"/>
+      </w:pPr>
+      <w:r>
+        <w:br w:type="page"/>
+      </w:r>
+    </w:p>
+    <w:p>
+      <w:pPr>
+        <w:shd w:val="clear" w:color="auto" w:fill="FFFFFF"/>
+        <w:jc w:val="both"/>
+        <w:rPr>
+          <w:rFonts w:ascii="Helvetica" w:hAnsi="Helvetica" w:cs="Helvetica"/>
+          <w:color w:val="222222"/>
+        </w:rPr>
+      </w:pPr>
+    </w:p>
+    <w:tbl>
+      <w:tblPr>
+        <w:tblW w:w="0" w:type="dxa"/>
+        <w:tblCellMar>
+          <w:left w:w="0" w:type="dxa"/>
+          <w:right w:w="0" w:type="dxa"/>
+        </w:tblCellMar>
+        <w:tblLook w:val="04A0" w:firstRow="1" w:lastRow="0" w:firstColumn="1" w:lastColumn="0" w:noHBand="0" w:noVBand="1"/>
+      </w:tblPr>
+      <w:tblGrid>
+        <w:gridCol w:w="5848"/>
+        <w:gridCol w:w="3168"/>
+        <w:gridCol w:w="5"/>
+        <w:gridCol w:w="5"/>
+      </w:tblGrid>
+      <w:tr>
+        <w:tc>
+          <w:tcPr>
+            <w:tcW w:w="6637" w:type="dxa"/>
+            <w:noWrap/>
+            <w:hideMark/>
+          </w:tcPr>
+          <w:tbl>
+            <w:tblPr>
+              <w:tblW w:w="6637" w:type="dxa"/>
+              <w:tblCellMar>
+                <w:left w:w="0" w:type="dxa"/>
+                <w:right w:w="0" w:type="dxa"/>
+              </w:tblCellMar>
+              <w:tblLook w:val="04A0" w:firstRow="1" w:lastRow="0" w:firstColumn="1" w:lastColumn="0" w:noHBand="0" w:noVBand="1"/>
+            </w:tblPr>
+            <w:tblGrid>
+              <w:gridCol w:w="6637"/>
+            </w:tblGrid>
+            <w:tr>
+              <w:tc>
+                <w:tcPr>
+                  <w:tcW w:w="0" w:type="auto"/>
+                  <w:vAlign w:val="center"/>
+                  <w:hideMark/>
+                </w:tcPr>
+                <w:p>
+                  <w:pPr>
+                    <w:pStyle w:val="Heading1"/>
+                    <w:jc w:val="both"/>
+                    <w:rPr>
+                      <w:rFonts w:ascii="Helvetica" w:hAnsi="Helvetica" w:cs="Helvetica"/>
+                      <w:color w:val="5F6368"/>
+                    </w:rPr>
+                  </w:pPr>
+                  <w:bookmarkStart w:id="6" w:name="_Toc236739245"/>
+                  <w:r>
+                    <w:t>Rajanya Dam</w:t>
+                  </w:r>
+                  <w:bookmarkEnd w:id="6"/>
+                </w:p>
+              </w:tc>
+            </w:tr>
+          </w:tbl>
+          <w:p>
+            <w:pPr>
+              <w:spacing w:line="300" w:lineRule="atLeast"/>
+              <w:jc w:val="both"/>
+              <w:rPr>
+                <w:rFonts w:ascii="Helvetica" w:hAnsi="Helvetica" w:cs="Helvetica"/>
+              </w:rPr>
+            </w:pPr>
+          </w:p>
+        </w:tc>
+        <w:tc>
+          <w:tcPr>
+            <w:tcW w:w="0" w:type="auto"/>
+            <w:noWrap/>
+            <w:hideMark/>
+          </w:tcPr>
+          <w:p>
+            <w:pPr>
+              <w:spacing w:line="240" w:lineRule="auto"/>
+              <w:jc w:val="both"/>
+              <w:rPr>
+                <w:rFonts w:ascii="Helvetica" w:hAnsi="Helvetica" w:cs="Helvetica"/>
+                <w:color w:val="222222"/>
+                <w:sz w:val="24"/>
+                <w:szCs w:val="24"/>
+              </w:rPr>
+            </w:pPr>
+            <w:r>
+              <w:rPr>
+                <w:rStyle w:val="g3"/>
+                <w:rFonts w:ascii="Helvetica" w:hAnsi="Helvetica" w:cs="Helvetica"/>
+                <w:color w:val="5E5E5E"/>
+              </w:rPr>
+              <w:t>Aug 3, 2026, 4:56 PM (18 hours ago)</w:t>
+            </w:r>
+          </w:p>
+        </w:tc>
+        <w:tc>
+          <w:tcPr>
+            <w:tcW w:w="0" w:type="auto"/>
+            <w:noWrap/>
+            <w:hideMark/>
+          </w:tcPr>
+          <w:p>
+            <w:pPr>
+              <w:jc w:val="both"/>
+              <w:rPr>
+                <w:rFonts w:ascii="Helvetica" w:hAnsi="Helvetica" w:cs="Helvetica"/>
+                <w:color w:val="222222"/>
+              </w:rPr>
+            </w:pPr>
+          </w:p>
+        </w:tc>
+        <w:tc>
+          <w:tcPr>
+            <w:tcW w:w="0" w:type="auto"/>
+            <w:vMerge w:val="restart"/>
+            <w:noWrap/>
+            <w:hideMark/>
+          </w:tcPr>
+          <w:p>
+            <w:pPr>
+              <w:jc w:val="both"/>
+              <w:rPr>
+                <w:sz w:val="20"/>
+                <w:szCs w:val="20"/>
+              </w:rPr>
+            </w:pPr>
+          </w:p>
+        </w:tc>
+      </w:tr>
+      <w:tr>
+        <w:tc>
+          <w:tcPr>
+            <w:tcW w:w="0" w:type="auto"/>
+            <w:gridSpan w:val="3"/>
+            <w:vAlign w:val="center"/>
+            <w:hideMark/>
+          </w:tcPr>
+          <w:p/>
+          <w:tbl>
+            <w:tblPr>
+              <w:tblW w:w="11940" w:type="dxa"/>
+              <w:tblCellMar>
+                <w:left w:w="0" w:type="dxa"/>
+                <w:right w:w="0" w:type="dxa"/>
+              </w:tblCellMar>
+              <w:tblLook w:val="04A0" w:firstRow="1" w:lastRow="0" w:firstColumn="1" w:lastColumn="0" w:noHBand="0" w:noVBand="1"/>
+            </w:tblPr>
+            <w:tblGrid>
+              <w:gridCol w:w="11940"/>
+            </w:tblGrid>
+            <w:tr>
+              <w:tc>
+                <w:tcPr>
+                  <w:tcW w:w="0" w:type="auto"/>
+                  <w:noWrap/>
+                  <w:vAlign w:val="center"/>
+                  <w:hideMark/>
+                </w:tcPr>
+                <w:p>
+                  <w:pPr>
+                    <w:jc w:val="both"/>
+                    <w:rPr>
+                      <w:lang w:eastAsia="en-AU"/>
+                    </w:rPr>
+                  </w:pPr>
+                  <w:r>
+                    <w:rPr>
+                      <w:color w:val="5F6368"/>
+                      <w:lang w:eastAsia="en-AU"/>
+                    </w:rPr>
+                    <w:t>Email from:</w:t>
+                  </w:r>
+                  <w:r>
+                    <w:rPr>
+                      <w:color w:val="5F6368"/>
+                      <w:lang w:eastAsia="en-AU"/>
+                    </w:rPr>
+                    <w:t> </w:t>
+                  </w:r>
+                  <w:r>
+                    <w:rPr>
+                      <w:lang w:eastAsia="en-AU"/>
+                    </w:rPr>
+                    <w:t xml:space="preserve"> </w:t>
+                  </w:r>
+                  <w:hyperlink r:id="rId20" w:history="1">
+                    <w:r>
+                      <w:rPr>
+                        <w:rStyle w:val="Hyperlink"/>
+                        <w:lang w:eastAsia="en-AU"/>
+                      </w:rPr>
+                      <w:t>rajanyaworks31@gmail.com</w:t>
+                    </w:r>
+                  </w:hyperlink>
+                  <w:r>
+                    <w:rPr>
+                      <w:lang w:eastAsia="en-AU"/>
+                    </w:rPr>
+                    <w:t xml:space="preserve"> </w:t>
+                  </w:r>
+                </w:p>
+                <w:p>
+                  <w:pPr>
+                    <w:jc w:val="both"/>
+                    <w:rPr>
+                      <w:lang w:eastAsia="en-AU"/>
+                    </w:rPr>
+                  </w:pPr>
+                  <w:r>
+                    <w:rPr>
+                      <w:lang w:eastAsia="en-AU"/>
+                    </w:rPr>
+                    <w:t xml:space="preserve">to </w:t>
+                  </w:r>
+                  <w:hyperlink r:id="rId21" w:history="1">
+                    <w:r>
+                      <w:rPr>
+                        <w:rStyle w:val="Hyperlink"/>
+                        <w:lang w:eastAsia="en-AU"/>
+                      </w:rPr>
+                      <w:t>anirban@anodiam.com</w:t>
+                    </w:r>
+                  </w:hyperlink>
+                  <w:r>
+                    <w:rPr>
+                      <w:lang w:eastAsia="en-AU"/>
+                    </w:rPr>
+                    <w:t xml:space="preserve"> and team</w:t>
+                  </w:r>
+                </w:p>
+                <w:p>
+                  <w:pPr>
+                    <w:spacing w:line="300" w:lineRule="atLeast"/>
+                    <w:jc w:val="both"/>
+                    <w:textAlignment w:val="top"/>
+                  </w:pPr>
+                  <w:r>
+                    <w:rPr>
+                      <w:noProof/>
+                      <w:lang w:eastAsia="en-AU"/>
+                    </w:rPr>
+                    <w:drawing>
+                      <wp:inline distT="0" distB="0" distL="0" distR="0">
+                        <wp:extent cx="9525" cy="9525"/>
+                        <wp:effectExtent l="0" t="0" r="0" b="0"/>
+                        <wp:docPr id="6" name="Picture 6" descr="https://mail.google.com/mail/u/0/images/cleardot.gif"/>
+                        <wp:cNvGraphicFramePr>
+                          <a:graphicFrameLocks xmlns:a="http://schemas.openxmlformats.org/drawingml/2006/main" noChangeAspect="1"/>
+                        </wp:cNvGraphicFramePr>
+                        <a:graphic xmlns:a="http://schemas.openxmlformats.org/drawingml/2006/main">
+                          <a:graphicData uri="http://schemas.openxmlformats.org/drawingml/2006/picture">
+                            <pic:pic xmlns:pic="http://schemas.openxmlformats.org/drawingml/2006/picture">
+                              <pic:nvPicPr>
+                                <pic:cNvPr id="0" name="Picture 7" descr="https://mail.google.com/mail/u/0/images/cleardot.gif"/>
+                                <pic:cNvPicPr>
+                                  <a:picLocks noChangeAspect="1" noChangeArrowheads="1"/>
+                                </pic:cNvPicPr>
+                              </pic:nvPicPr>
+                              <pic:blipFill>
+                                <a:blip r:embed="rId12">
+                                  <a:extLst>
+                                    <a:ext uri="{28A0092B-C50C-407E-A947-70E740481C1C}">
+                                      <a14:useLocalDpi xmlns:a14="http://schemas.microsoft.com/office/drawing/2010/main" val="0"/>
+                                    </a:ext>
+                                  </a:extLst>
+                                </a:blip>
+                                <a:srcRect/>
+                                <a:stretch>
+                                  <a:fillRect/>
+                                </a:stretch>
+                              </pic:blipFill>
+                              <pic:spPr bwMode="auto">
+                                <a:xfrm>
+                                  <a:off x="0" y="0"/>
+                                  <a:ext cx="9525" cy="9525"/>
+                                </a:xfrm>
+                                <a:prstGeom prst="rect">
+                                  <a:avLst/>
+                                </a:prstGeom>
+                                <a:noFill/>
+                                <a:ln>
+                                  <a:noFill/>
+                                </a:ln>
+                              </pic:spPr>
+                            </pic:pic>
+                          </a:graphicData>
+                        </a:graphic>
+                      </wp:inline>
+                    </w:drawing>
+                  </w:r>
+                </w:p>
+              </w:tc>
+            </w:tr>
+          </w:tbl>
+          <w:p>
+            <w:pPr>
+              <w:spacing w:line="240" w:lineRule="auto"/>
+              <w:jc w:val="both"/>
+              <w:rPr>
+                <w:rFonts w:ascii="Helvetica" w:hAnsi="Helvetica" w:cs="Helvetica"/>
+              </w:rPr>
+            </w:pPr>
+          </w:p>
+        </w:tc>
+        <w:tc>
+          <w:tcPr>
+            <w:tcW w:w="0" w:type="auto"/>
+            <w:vMerge/>
+            <w:vAlign w:val="center"/>
+            <w:hideMark/>
+          </w:tcPr>
+          <w:p>
+            <w:pPr>
+              <w:jc w:val="both"/>
+              <w:rPr>
+                <w:sz w:val="20"/>
+                <w:szCs w:val="20"/>
+              </w:rPr>
+            </w:pPr>
+          </w:p>
+        </w:tc>
+      </w:tr>
+    </w:tbl>
+    <w:p>
+      <w:pPr>
+        <w:shd w:val="clear" w:color="auto" w:fill="FFFFFF"/>
+        <w:jc w:val="both"/>
+        <w:rPr>
+          <w:rStyle w:val="im"/>
+          <w:rFonts w:ascii="Arial" w:hAnsi="Arial" w:cs="Arial"/>
+        </w:rPr>
+      </w:pPr>
+      <w:r>
+        <w:rPr>
+          <w:rFonts w:ascii="Arial" w:hAnsi="Arial" w:cs="Arial"/>
+          <w:color w:val="222222"/>
+        </w:rPr>
+        <w:t>Dear all,</w:t>
+      </w:r>
+    </w:p>
+    <w:p>
+      <w:pPr>
+        <w:shd w:val="clear" w:color="auto" w:fill="FFFFFF"/>
+        <w:jc w:val="both"/>
+      </w:pPr>
+    </w:p>
+    <w:p>
+      <w:pPr>
+        <w:shd w:val="clear" w:color="auto" w:fill="FFFFFF"/>
+        <w:jc w:val="both"/>
+        <w:rPr>
+          <w:rFonts w:ascii="Arial" w:hAnsi="Arial" w:cs="Arial"/>
+          <w:color w:val="222222"/>
+        </w:rPr>
+      </w:pPr>
+      <w:r>
+        <w:rPr>
+          <w:rStyle w:val="Strong"/>
+          <w:rFonts w:ascii="Arial" w:hAnsi="Arial" w:cs="Arial"/>
+          <w:color w:val="FF0000"/>
+        </w:rPr>
+        <w:t>I have read, understood, and acknowledge the CelRevive Confidentiality and Non-Disclosure Agreement. I agree to comply with all confidentiality obligations for the duration of the project and for five (5) years following its completion or termination.</w:t>
+      </w:r>
+    </w:p>
+    <w:p>
+      <w:pPr>
+        <w:shd w:val="clear" w:color="auto" w:fill="FFFFFF"/>
+        <w:jc w:val="both"/>
+        <w:rPr>
+          <w:rFonts w:ascii="Arial" w:hAnsi="Arial" w:cs="Arial"/>
+          <w:color w:val="222222"/>
+        </w:rPr>
+      </w:pPr>
+    </w:p>
+    <w:p>
+      <w:pPr>
+        <w:shd w:val="clear" w:color="auto" w:fill="FFFFFF"/>
+        <w:jc w:val="both"/>
+        <w:rPr>
+          <w:rFonts w:ascii="Arial" w:hAnsi="Arial" w:cs="Arial"/>
+          <w:color w:val="222222"/>
+        </w:rPr>
+      </w:pPr>
+      <w:r>
+        <w:rPr>
+          <w:rFonts w:ascii="Arial" w:hAnsi="Arial" w:cs="Arial"/>
+          <w:color w:val="222222"/>
+        </w:rPr>
+        <w:t>Thanks and regards,</w:t>
+      </w:r>
+    </w:p>
+    <w:p>
+      <w:pPr>
+        <w:shd w:val="clear" w:color="auto" w:fill="FFFFFF"/>
+        <w:jc w:val="both"/>
+        <w:rPr>
+          <w:rFonts w:ascii="Arial" w:hAnsi="Arial" w:cs="Arial"/>
+          <w:color w:val="222222"/>
+        </w:rPr>
+      </w:pPr>
+    </w:p>
+    <w:p>
+      <w:pPr>
+        <w:shd w:val="clear" w:color="auto" w:fill="FFFFFF"/>
+        <w:jc w:val="both"/>
+        <w:rPr>
+          <w:rFonts w:ascii="Arial" w:hAnsi="Arial" w:cs="Arial"/>
+          <w:color w:val="888888"/>
+        </w:rPr>
+      </w:pPr>
+      <w:r>
+        <w:rPr>
+          <w:rFonts w:ascii="Arial" w:hAnsi="Arial" w:cs="Arial"/>
+          <w:b/>
+          <w:bCs/>
+          <w:color w:val="888888"/>
+        </w:rPr>
+        <w:t>Rajanya Dam</w:t>
+      </w:r>
+    </w:p>
+    <w:p>
+      <w:pPr>
+        <w:shd w:val="clear" w:color="auto" w:fill="FFFFFF"/>
+        <w:jc w:val="both"/>
+        <w:rPr>
+          <w:rFonts w:ascii="Arial" w:hAnsi="Arial" w:cs="Arial"/>
+          <w:color w:val="888888"/>
+        </w:rPr>
+      </w:pPr>
+      <w:r>
+        <w:rPr>
+          <w:rFonts w:ascii="Arial" w:hAnsi="Arial" w:cs="Arial"/>
+          <w:color w:val="888888"/>
+        </w:rPr>
+        <w:t>Intern, </w:t>
+      </w:r>
+      <w:r>
+        <w:rPr>
+          <w:rFonts w:ascii="Arial" w:hAnsi="Arial" w:cs="Arial"/>
+          <w:b/>
+          <w:bCs/>
+          <w:color w:val="888888"/>
+        </w:rPr>
+        <w:t>Anodiam</w:t>
+      </w:r>
+    </w:p>
+    <w:p>
+      <w:pPr>
+        <w:jc w:val="both"/>
+      </w:pPr>
+      <w:r>
+        <w:br w:type="page"/>
+      </w:r>
+    </w:p>
+    <w:p>
+      <w:pPr>
+        <w:shd w:val="clear" w:color="auto" w:fill="FFFFFF"/>
+        <w:jc w:val="both"/>
+        <w:rPr>
+          <w:rFonts w:ascii="Helvetica" w:hAnsi="Helvetica" w:cs="Helvetica"/>
+          <w:color w:val="222222"/>
+          <w:sz w:val="27"/>
+          <w:szCs w:val="27"/>
+        </w:rPr>
+      </w:pPr>
+    </w:p>
+    <w:tbl>
+      <w:tblPr>
+        <w:tblW w:w="0" w:type="dxa"/>
+        <w:tblCellMar>
+          <w:left w:w="0" w:type="dxa"/>
+          <w:right w:w="0" w:type="dxa"/>
+        </w:tblCellMar>
+        <w:tblLook w:val="04A0" w:firstRow="1" w:lastRow="0" w:firstColumn="1" w:lastColumn="0" w:noHBand="0" w:noVBand="1"/>
+      </w:tblPr>
+      <w:tblGrid>
+        <w:gridCol w:w="5900"/>
+        <w:gridCol w:w="3116"/>
+        <w:gridCol w:w="5"/>
+        <w:gridCol w:w="5"/>
+      </w:tblGrid>
+      <w:tr>
+        <w:tc>
+          <w:tcPr>
+            <w:tcW w:w="6690" w:type="dxa"/>
+            <w:noWrap/>
+            <w:hideMark/>
+          </w:tcPr>
+          <w:tbl>
+            <w:tblPr>
+              <w:tblW w:w="6690" w:type="dxa"/>
+              <w:tblCellMar>
+                <w:left w:w="0" w:type="dxa"/>
+                <w:right w:w="0" w:type="dxa"/>
+              </w:tblCellMar>
+              <w:tblLook w:val="04A0" w:firstRow="1" w:lastRow="0" w:firstColumn="1" w:lastColumn="0" w:noHBand="0" w:noVBand="1"/>
+            </w:tblPr>
+            <w:tblGrid>
+              <w:gridCol w:w="6690"/>
+            </w:tblGrid>
+            <w:tr>
+              <w:tc>
+                <w:tcPr>
+                  <w:tcW w:w="0" w:type="auto"/>
+                  <w:vAlign w:val="center"/>
+                  <w:hideMark/>
+                </w:tcPr>
+                <w:p>
+                  <w:pPr>
+                    <w:pStyle w:val="Heading1"/>
+                    <w:jc w:val="both"/>
+                    <w:rPr>
+                      <w:rFonts w:ascii="Helvetica" w:hAnsi="Helvetica" w:cs="Helvetica"/>
+                      <w:color w:val="5F6368"/>
+                      <w:sz w:val="27"/>
+                      <w:szCs w:val="27"/>
+                    </w:rPr>
+                  </w:pPr>
+                  <w:bookmarkStart w:id="7" w:name="_Toc236739246"/>
+                  <w:r>
+                    <w:t>Sayan Basak</w:t>
+                  </w:r>
+                  <w:bookmarkEnd w:id="7"/>
+                </w:p>
+              </w:tc>
+            </w:tr>
+          </w:tbl>
+          <w:p>
+            <w:pPr>
+              <w:spacing w:line="300" w:lineRule="atLeast"/>
+              <w:jc w:val="both"/>
+              <w:rPr>
+                <w:rFonts w:ascii="Helvetica" w:hAnsi="Helvetica" w:cs="Helvetica"/>
+              </w:rPr>
+            </w:pPr>
+          </w:p>
+        </w:tc>
+        <w:tc>
+          <w:tcPr>
+            <w:tcW w:w="0" w:type="auto"/>
+            <w:noWrap/>
+            <w:hideMark/>
+          </w:tcPr>
+          <w:p>
+            <w:pPr>
+              <w:spacing w:line="240" w:lineRule="auto"/>
+              <w:jc w:val="both"/>
+              <w:rPr>
+                <w:rFonts w:ascii="Helvetica" w:hAnsi="Helvetica" w:cs="Helvetica"/>
+                <w:color w:val="222222"/>
+                <w:sz w:val="24"/>
+                <w:szCs w:val="24"/>
+              </w:rPr>
+            </w:pPr>
+            <w:r>
+              <w:rPr>
+                <w:rStyle w:val="g3"/>
+                <w:rFonts w:ascii="Helvetica" w:hAnsi="Helvetica" w:cs="Helvetica"/>
+                <w:color w:val="5E5E5E"/>
+              </w:rPr>
+              <w:t>Mon, Aug 3, 4:48 PM (18 hours ago)</w:t>
+            </w:r>
+          </w:p>
+        </w:tc>
+        <w:tc>
+          <w:tcPr>
+            <w:tcW w:w="0" w:type="auto"/>
+            <w:noWrap/>
+            <w:hideMark/>
+          </w:tcPr>
+          <w:p>
+            <w:pPr>
+              <w:jc w:val="both"/>
+              <w:rPr>
+                <w:rFonts w:ascii="Helvetica" w:hAnsi="Helvetica" w:cs="Helvetica"/>
+                <w:color w:val="222222"/>
+              </w:rPr>
+            </w:pPr>
+          </w:p>
+        </w:tc>
+        <w:tc>
+          <w:tcPr>
+            <w:tcW w:w="0" w:type="auto"/>
+            <w:vMerge w:val="restart"/>
+            <w:noWrap/>
+            <w:hideMark/>
+          </w:tcPr>
+          <w:p>
+            <w:pPr>
+              <w:jc w:val="both"/>
+              <w:rPr>
+                <w:sz w:val="20"/>
+                <w:szCs w:val="20"/>
+              </w:rPr>
+            </w:pPr>
+          </w:p>
+        </w:tc>
+      </w:tr>
+      <w:tr>
+        <w:tc>
+          <w:tcPr>
+            <w:tcW w:w="0" w:type="auto"/>
+            <w:gridSpan w:val="3"/>
+            <w:vAlign w:val="center"/>
+            <w:hideMark/>
+          </w:tcPr>
+          <w:p/>
+          <w:tbl>
+            <w:tblPr>
+              <w:tblW w:w="11940" w:type="dxa"/>
+              <w:tblCellMar>
+                <w:left w:w="0" w:type="dxa"/>
+                <w:right w:w="0" w:type="dxa"/>
+              </w:tblCellMar>
+              <w:tblLook w:val="04A0" w:firstRow="1" w:lastRow="0" w:firstColumn="1" w:lastColumn="0" w:noHBand="0" w:noVBand="1"/>
+            </w:tblPr>
+            <w:tblGrid>
+              <w:gridCol w:w="11940"/>
+            </w:tblGrid>
+            <w:tr>
+              <w:tc>
+                <w:tcPr>
+                  <w:tcW w:w="0" w:type="auto"/>
+                  <w:noWrap/>
+                  <w:vAlign w:val="center"/>
+                  <w:hideMark/>
+                </w:tcPr>
+                <w:p>
+                  <w:pPr>
+                    <w:jc w:val="both"/>
+                    <w:rPr>
+                      <w:lang w:eastAsia="en-AU"/>
+                    </w:rPr>
+                  </w:pPr>
+                  <w:r>
+                    <w:rPr>
+                      <w:color w:val="5F6368"/>
+                      <w:lang w:eastAsia="en-AU"/>
+                    </w:rPr>
+                    <w:t>Email from:</w:t>
+                  </w:r>
+                  <w:r>
+                    <w:rPr>
+                      <w:color w:val="5F6368"/>
+                      <w:lang w:eastAsia="en-AU"/>
+                    </w:rPr>
+                    <w:t> </w:t>
+                  </w:r>
+                  <w:r>
+                    <w:rPr>
+                      <w:lang w:eastAsia="en-AU"/>
+                    </w:rPr>
+                    <w:t xml:space="preserve"> </w:t>
+                  </w:r>
+                  <w:hyperlink r:id="rId22" w:history="1">
+                    <w:r>
+                      <w:rPr>
+                        <w:rStyle w:val="Hyperlink"/>
+                        <w:lang w:eastAsia="en-AU"/>
+                      </w:rPr>
+                      <w:t>sayan@anodiam.com</w:t>
+                    </w:r>
+                  </w:hyperlink>
+                  <w:r>
+                    <w:rPr>
+                      <w:lang w:eastAsia="en-AU"/>
+                    </w:rPr>
+                    <w:t xml:space="preserve"> </w:t>
+                  </w:r>
+                </w:p>
+                <w:p>
+                  <w:pPr>
+                    <w:jc w:val="both"/>
+                    <w:rPr>
+                      <w:lang w:eastAsia="en-AU"/>
+                    </w:rPr>
+                  </w:pPr>
+                  <w:r>
+                    <w:rPr>
+                      <w:lang w:eastAsia="en-AU"/>
+                    </w:rPr>
+                    <w:t xml:space="preserve">to </w:t>
+                  </w:r>
+                  <w:hyperlink r:id="rId23" w:history="1">
+                    <w:r>
+                      <w:rPr>
+                        <w:rStyle w:val="Hyperlink"/>
+                        <w:lang w:eastAsia="en-AU"/>
+                      </w:rPr>
+                      <w:t>anirban@anodiam.com</w:t>
+                    </w:r>
+                  </w:hyperlink>
+                  <w:r>
+                    <w:rPr>
+                      <w:lang w:eastAsia="en-AU"/>
+                    </w:rPr>
+                    <w:t xml:space="preserve"> and team</w:t>
+                  </w:r>
+                </w:p>
+                <w:p>
+                  <w:pPr>
+                    <w:spacing w:line="300" w:lineRule="atLeast"/>
+                    <w:jc w:val="both"/>
+                    <w:textAlignment w:val="top"/>
+                  </w:pPr>
+                  <w:r>
+                    <w:rPr>
+                      <w:noProof/>
+                      <w:lang w:eastAsia="en-AU"/>
+                    </w:rPr>
+                    <w:drawing>
+                      <wp:inline distT="0" distB="0" distL="0" distR="0">
+                        <wp:extent cx="9525" cy="9525"/>
+                        <wp:effectExtent l="0" t="0" r="0" b="0"/>
+                        <wp:docPr id="7" name="Picture 7" descr="https://mail.google.com/mail/u/0/images/cleardot.gif"/>
+                        <wp:cNvGraphicFramePr>
+                          <a:graphicFrameLocks xmlns:a="http://schemas.openxmlformats.org/drawingml/2006/main" noChangeAspect="1"/>
+                        </wp:cNvGraphicFramePr>
+                        <a:graphic xmlns:a="http://schemas.openxmlformats.org/drawingml/2006/main">
+                          <a:graphicData uri="http://schemas.openxmlformats.org/drawingml/2006/picture">
+                            <pic:pic xmlns:pic="http://schemas.openxmlformats.org/drawingml/2006/picture">
+                              <pic:nvPicPr>
+                                <pic:cNvPr id="0" name="Picture 9" descr="https://mail.google.com/mail/u/0/images/cleardot.gif"/>
+                                <pic:cNvPicPr>
+                                  <a:picLocks noChangeAspect="1" noChangeArrowheads="1"/>
+                                </pic:cNvPicPr>
+                              </pic:nvPicPr>
+                              <pic:blipFill>
+                                <a:blip r:embed="rId12">
+                                  <a:extLst>
+                                    <a:ext uri="{28A0092B-C50C-407E-A947-70E740481C1C}">
+                                      <a14:useLocalDpi xmlns:a14="http://schemas.microsoft.com/office/drawing/2010/main" val="0"/>
+                                    </a:ext>
+                                  </a:extLst>
+                                </a:blip>
+                                <a:srcRect/>
+                                <a:stretch>
+                                  <a:fillRect/>
+                                </a:stretch>
+                              </pic:blipFill>
+                              <pic:spPr bwMode="auto">
+                                <a:xfrm>
+                                  <a:off x="0" y="0"/>
+                                  <a:ext cx="9525" cy="9525"/>
+                                </a:xfrm>
+                                <a:prstGeom prst="rect">
+                                  <a:avLst/>
+                                </a:prstGeom>
+                                <a:noFill/>
+                                <a:ln>
+                                  <a:noFill/>
+                                </a:ln>
+                              </pic:spPr>
+                            </pic:pic>
+                          </a:graphicData>
+                        </a:graphic>
+                      </wp:inline>
+                    </w:drawing>
+                  </w:r>
+                </w:p>
+              </w:tc>
+            </w:tr>
+          </w:tbl>
+          <w:p>
+            <w:pPr>
+              <w:spacing w:line="240" w:lineRule="auto"/>
+              <w:jc w:val="both"/>
+              <w:rPr>
+                <w:rFonts w:ascii="Helvetica" w:hAnsi="Helvetica" w:cs="Helvetica"/>
+              </w:rPr>
+            </w:pPr>
+          </w:p>
+        </w:tc>
+        <w:tc>
+          <w:tcPr>
+            <w:tcW w:w="0" w:type="auto"/>
+            <w:vMerge/>
+            <w:vAlign w:val="center"/>
+            <w:hideMark/>
+          </w:tcPr>
+          <w:p>
+            <w:pPr>
+              <w:jc w:val="both"/>
+              <w:rPr>
+                <w:sz w:val="20"/>
+                <w:szCs w:val="20"/>
+              </w:rPr>
+            </w:pPr>
+          </w:p>
+        </w:tc>
+      </w:tr>
+    </w:tbl>
+    <w:p>
+      <w:pPr>
+        <w:shd w:val="clear" w:color="auto" w:fill="FFFFFF"/>
+        <w:jc w:val="both"/>
+        <w:rPr>
+          <w:rFonts w:ascii="Arial" w:hAnsi="Arial" w:cs="Arial"/>
+          <w:color w:val="222222"/>
+          <w:sz w:val="24"/>
+          <w:szCs w:val="24"/>
+        </w:rPr>
+      </w:pPr>
+      <w:r>
+        <w:rPr>
+          <w:rFonts w:ascii="Arial" w:hAnsi="Arial" w:cs="Arial"/>
+          <w:color w:val="222222"/>
+        </w:rPr>
+        <w:t>Dear all,</w:t>
+      </w:r>
+    </w:p>
+    <w:p>
+      <w:pPr>
+        <w:shd w:val="clear" w:color="auto" w:fill="FFFFFF"/>
+        <w:jc w:val="both"/>
+        <w:rPr>
+          <w:rFonts w:ascii="Arial" w:hAnsi="Arial" w:cs="Arial"/>
+          <w:color w:val="222222"/>
+        </w:rPr>
+      </w:pPr>
+    </w:p>
+    <w:p>
+      <w:pPr>
+        <w:shd w:val="clear" w:color="auto" w:fill="FFFFFF"/>
+        <w:jc w:val="both"/>
+        <w:rPr>
+          <w:rFonts w:ascii="Arial" w:hAnsi="Arial" w:cs="Arial"/>
+          <w:color w:val="222222"/>
+        </w:rPr>
+      </w:pPr>
+      <w:r>
+        <w:rPr>
+          <w:rFonts w:ascii="Arial" w:hAnsi="Arial" w:cs="Arial"/>
+          <w:color w:val="000000"/>
+        </w:rPr>
+        <w:t>I have read, understood, and acknowledge the CelRevive Confidentiality and Non-Disclosure Agreement. I agree to comply with all confidentiality obligations for the duration of the project and for five (5) years following its completion or termination.</w:t>
+      </w:r>
+    </w:p>
+    <w:p>
+      <w:pPr>
+        <w:shd w:val="clear" w:color="auto" w:fill="FFFFFF"/>
+        <w:jc w:val="both"/>
+        <w:rPr>
+          <w:rFonts w:ascii="Arial" w:hAnsi="Arial" w:cs="Arial"/>
+          <w:color w:val="222222"/>
+        </w:rPr>
+      </w:pPr>
+      <w:r>
+        <w:rPr>
+          <w:rFonts w:ascii="Arial" w:hAnsi="Arial" w:cs="Arial"/>
+          <w:color w:val="222222"/>
+        </w:rPr>
+        <w:br w:type="textWrapping" w:clear="all"/>
+      </w:r>
+    </w:p>
+    <w:p>
+      <w:pPr>
+        <w:pStyle w:val="NormalWeb"/>
+        <w:shd w:val="clear" w:color="auto" w:fill="FFFFFF"/>
+        <w:spacing w:before="0" w:beforeAutospacing="0" w:after="120" w:afterAutospacing="0"/>
+        <w:jc w:val="both"/>
+        <w:rPr>
+          <w:rFonts w:ascii="Arial" w:hAnsi="Arial" w:cs="Arial"/>
+          <w:color w:val="222222"/>
+        </w:rPr>
+      </w:pPr>
+      <w:r>
+        <w:rPr>
+          <w:rFonts w:ascii="Oxygen" w:hAnsi="Oxygen" w:cs="Arial"/>
+          <w:color w:val="000000"/>
+        </w:rPr>
+        <w:t>Thanks and regards,</w:t>
+      </w:r>
+    </w:p>
+    <w:p>
+      <w:pPr>
+        <w:pStyle w:val="NormalWeb"/>
+        <w:shd w:val="clear" w:color="auto" w:fill="FFFFFF"/>
+        <w:spacing w:before="0" w:beforeAutospacing="0" w:after="120" w:afterAutospacing="0"/>
+        <w:jc w:val="both"/>
+        <w:rPr>
+          <w:rFonts w:ascii="Arial" w:hAnsi="Arial" w:cs="Arial"/>
+          <w:color w:val="222222"/>
+        </w:rPr>
+      </w:pPr>
+      <w:r>
+        <w:rPr>
+          <w:rFonts w:ascii="Oxygen" w:hAnsi="Oxygen" w:cs="Arial"/>
+          <w:b/>
+          <w:bCs/>
+          <w:color w:val="000000"/>
+          <w:sz w:val="27"/>
+          <w:szCs w:val="27"/>
+        </w:rPr>
+        <w:t>Sayan Basak </w:t>
+      </w:r>
+    </w:p>
+    <w:p>
+      <w:pPr>
+        <w:pStyle w:val="NormalWeb"/>
+        <w:shd w:val="clear" w:color="auto" w:fill="FFFFFF"/>
+        <w:spacing w:before="0" w:beforeAutospacing="0" w:after="120" w:afterAutospacing="0"/>
+        <w:jc w:val="both"/>
+        <w:rPr>
+          <w:rFonts w:ascii="Arial" w:hAnsi="Arial" w:cs="Arial"/>
+          <w:color w:val="222222"/>
+        </w:rPr>
+      </w:pPr>
+      <w:r>
+        <w:rPr>
+          <w:rFonts w:ascii="Oxygen" w:hAnsi="Oxygen" w:cs="Arial"/>
+          <w:b/>
+          <w:bCs/>
+          <w:color w:val="000000"/>
+        </w:rPr>
+        <w:t>CAIO, Anodiam</w:t>
+      </w:r>
+    </w:p>
+    <w:p>
+      <w:pPr>
+        <w:pStyle w:val="NormalWeb"/>
+        <w:shd w:val="clear" w:color="auto" w:fill="FFFFFF"/>
+        <w:spacing w:before="0" w:beforeAutospacing="0" w:after="120" w:afterAutospacing="0"/>
+        <w:jc w:val="both"/>
+        <w:rPr>
+          <w:rFonts w:ascii="Arial" w:hAnsi="Arial" w:cs="Arial"/>
+          <w:color w:val="222222"/>
+        </w:rPr>
+      </w:pPr>
+      <w:r>
+        <w:rPr>
+          <w:rFonts w:ascii="Oxygen" w:hAnsi="Oxygen" w:cs="Arial"/>
+          <w:b/>
+          <w:bCs/>
+          <w:color w:val="000000"/>
+        </w:rPr>
+        <w:t>+91 70035 97510</w:t>
+      </w:r>
+    </w:p>
+    <w:p>
+      <w:pPr>
+        <w:jc w:val="both"/>
+      </w:pPr>
+      <w:r>
+        <w:br w:type="page"/>
+      </w:r>
+    </w:p>
+    <w:p>
+      <w:pPr>
+        <w:shd w:val="clear" w:color="auto" w:fill="FFFFFF"/>
+        <w:jc w:val="both"/>
+        <w:rPr>
+          <w:rFonts w:ascii="Helvetica" w:hAnsi="Helvetica" w:cs="Helvetica"/>
+          <w:color w:val="222222"/>
+          <w:sz w:val="27"/>
+          <w:szCs w:val="27"/>
+        </w:rPr>
+      </w:pPr>
+    </w:p>
+    <w:tbl>
+      <w:tblPr>
+        <w:tblW w:w="0" w:type="dxa"/>
+        <w:tblCellMar>
+          <w:left w:w="0" w:type="dxa"/>
+          <w:right w:w="0" w:type="dxa"/>
+        </w:tblCellMar>
+        <w:tblLook w:val="04A0" w:firstRow="1" w:lastRow="0" w:firstColumn="1" w:lastColumn="0" w:noHBand="0" w:noVBand="1"/>
+      </w:tblPr>
+      <w:tblGrid>
+        <w:gridCol w:w="5889"/>
+        <w:gridCol w:w="3127"/>
+        <w:gridCol w:w="5"/>
+        <w:gridCol w:w="5"/>
+      </w:tblGrid>
+      <w:tr>
+        <w:tc>
+          <w:tcPr>
+            <w:tcW w:w="6657" w:type="dxa"/>
+            <w:noWrap/>
+            <w:hideMark/>
+          </w:tcPr>
+          <w:tbl>
+            <w:tblPr>
+              <w:tblW w:w="6657" w:type="dxa"/>
+              <w:tblCellMar>
+                <w:left w:w="0" w:type="dxa"/>
+                <w:right w:w="0" w:type="dxa"/>
+              </w:tblCellMar>
+              <w:tblLook w:val="04A0" w:firstRow="1" w:lastRow="0" w:firstColumn="1" w:lastColumn="0" w:noHBand="0" w:noVBand="1"/>
+            </w:tblPr>
+            <w:tblGrid>
+              <w:gridCol w:w="6657"/>
+            </w:tblGrid>
+            <w:tr>
+              <w:tc>
+                <w:tcPr>
+                  <w:tcW w:w="0" w:type="auto"/>
+                  <w:vAlign w:val="center"/>
+                  <w:hideMark/>
+                </w:tcPr>
+                <w:p>
+                  <w:pPr>
+                    <w:pStyle w:val="Heading1"/>
+                    <w:jc w:val="both"/>
+                    <w:rPr>
+                      <w:rFonts w:ascii="Helvetica" w:hAnsi="Helvetica" w:cs="Helvetica"/>
+                      <w:color w:val="5F6368"/>
+                      <w:sz w:val="27"/>
+                      <w:szCs w:val="27"/>
+                    </w:rPr>
+                  </w:pPr>
+                  <w:bookmarkStart w:id="8" w:name="_Toc236739247"/>
+                  <w:r>
+                    <w:t>Md Azad Ansari</w:t>
+                  </w:r>
+                  <w:bookmarkEnd w:id="8"/>
+                </w:p>
+              </w:tc>
+            </w:tr>
+          </w:tbl>
+          <w:p>
+            <w:pPr>
+              <w:spacing w:line="300" w:lineRule="atLeast"/>
+              <w:jc w:val="both"/>
+              <w:rPr>
+                <w:rFonts w:ascii="Helvetica" w:hAnsi="Helvetica" w:cs="Helvetica"/>
+              </w:rPr>
+            </w:pPr>
+          </w:p>
+        </w:tc>
+        <w:tc>
+          <w:tcPr>
+            <w:tcW w:w="0" w:type="auto"/>
+            <w:noWrap/>
+            <w:hideMark/>
+          </w:tcPr>
+          <w:p>
+            <w:pPr>
+              <w:spacing w:line="240" w:lineRule="auto"/>
+              <w:jc w:val="both"/>
+              <w:rPr>
+                <w:rFonts w:ascii="Helvetica" w:hAnsi="Helvetica" w:cs="Helvetica"/>
+                <w:color w:val="222222"/>
+                <w:sz w:val="24"/>
+                <w:szCs w:val="24"/>
+              </w:rPr>
+            </w:pPr>
+            <w:r>
+              <w:rPr>
+                <w:rStyle w:val="g3"/>
+                <w:rFonts w:ascii="Helvetica" w:hAnsi="Helvetica" w:cs="Helvetica"/>
+                <w:color w:val="5E5E5E"/>
+              </w:rPr>
+              <w:t>Mon, Aug 3, 2:49 PM (20 hours ago)</w:t>
+            </w:r>
+          </w:p>
+        </w:tc>
+        <w:tc>
+          <w:tcPr>
+            <w:tcW w:w="0" w:type="auto"/>
+            <w:noWrap/>
+            <w:hideMark/>
+          </w:tcPr>
+          <w:p>
+            <w:pPr>
+              <w:jc w:val="both"/>
+              <w:rPr>
+                <w:rFonts w:ascii="Helvetica" w:hAnsi="Helvetica" w:cs="Helvetica"/>
+                <w:color w:val="222222"/>
+              </w:rPr>
+            </w:pPr>
+          </w:p>
+        </w:tc>
+        <w:tc>
+          <w:tcPr>
+            <w:tcW w:w="0" w:type="auto"/>
+            <w:vMerge w:val="restart"/>
+            <w:noWrap/>
+            <w:hideMark/>
+          </w:tcPr>
+          <w:p>
+            <w:pPr>
+              <w:jc w:val="both"/>
+              <w:rPr>
+                <w:sz w:val="20"/>
+                <w:szCs w:val="20"/>
+              </w:rPr>
+            </w:pPr>
+          </w:p>
+        </w:tc>
+      </w:tr>
+      <w:tr>
+        <w:tc>
+          <w:tcPr>
+            <w:tcW w:w="0" w:type="auto"/>
+            <w:gridSpan w:val="3"/>
+            <w:vAlign w:val="center"/>
+            <w:hideMark/>
+          </w:tcPr>
+          <w:p/>
+          <w:tbl>
+            <w:tblPr>
+              <w:tblW w:w="11940" w:type="dxa"/>
+              <w:tblCellMar>
+                <w:left w:w="0" w:type="dxa"/>
+                <w:right w:w="0" w:type="dxa"/>
+              </w:tblCellMar>
+              <w:tblLook w:val="04A0" w:firstRow="1" w:lastRow="0" w:firstColumn="1" w:lastColumn="0" w:noHBand="0" w:noVBand="1"/>
+            </w:tblPr>
+            <w:tblGrid>
+              <w:gridCol w:w="11940"/>
+            </w:tblGrid>
+            <w:tr>
+              <w:tc>
+                <w:tcPr>
+                  <w:tcW w:w="0" w:type="auto"/>
+                  <w:noWrap/>
+                  <w:vAlign w:val="center"/>
+                  <w:hideMark/>
+                </w:tcPr>
+                <w:p>
+                  <w:pPr>
+                    <w:jc w:val="both"/>
+                    <w:rPr>
+                      <w:lang w:eastAsia="en-AU"/>
+                    </w:rPr>
+                  </w:pPr>
+                  <w:r>
+                    <w:rPr>
+                      <w:color w:val="5F6368"/>
+                      <w:lang w:eastAsia="en-AU"/>
+                    </w:rPr>
+                    <w:t>Email from:</w:t>
+                  </w:r>
+                  <w:r>
+                    <w:rPr>
+                      <w:color w:val="5F6368"/>
+                      <w:lang w:eastAsia="en-AU"/>
+                    </w:rPr>
+                    <w:t> </w:t>
+                  </w:r>
+                  <w:r>
+                    <w:rPr>
+                      <w:lang w:eastAsia="en-AU"/>
+                    </w:rPr>
+                    <w:t xml:space="preserve"> </w:t>
+                  </w:r>
+                  <w:hyperlink r:id="rId24" w:history="1">
+                    <w:r>
+                      <w:rPr>
+                        <w:rStyle w:val="Hyperlink"/>
+                        <w:lang w:eastAsia="en-AU"/>
+                      </w:rPr>
+                      <w:t>mdazadansari0210@gmail.com</w:t>
+                    </w:r>
+                  </w:hyperlink>
+                  <w:r>
+                    <w:rPr>
+                      <w:lang w:eastAsia="en-AU"/>
+                    </w:rPr>
+                    <w:t xml:space="preserve"> </w:t>
+                  </w:r>
+                </w:p>
+                <w:p>
+                  <w:pPr>
+                    <w:jc w:val="both"/>
+                    <w:rPr>
+                      <w:lang w:eastAsia="en-AU"/>
+                    </w:rPr>
+                  </w:pPr>
+                  <w:r>
+                    <w:rPr>
+                      <w:lang w:eastAsia="en-AU"/>
+                    </w:rPr>
+                    <w:t xml:space="preserve">to </w:t>
+                  </w:r>
+                  <w:hyperlink r:id="rId25" w:history="1">
+                    <w:r>
+                      <w:rPr>
+                        <w:rStyle w:val="Hyperlink"/>
+                        <w:lang w:eastAsia="en-AU"/>
+                      </w:rPr>
+                      <w:t>anirban@anodiam.com</w:t>
+                    </w:r>
+                  </w:hyperlink>
+                  <w:r>
+                    <w:rPr>
+                      <w:lang w:eastAsia="en-AU"/>
+                    </w:rPr>
+                    <w:t xml:space="preserve"> and team</w:t>
+                  </w:r>
+                </w:p>
+                <w:p>
+                  <w:pPr>
+                    <w:spacing w:line="300" w:lineRule="atLeast"/>
+                    <w:jc w:val="both"/>
+                    <w:textAlignment w:val="top"/>
+                  </w:pPr>
+                  <w:r>
+                    <w:rPr>
+                      <w:noProof/>
+                      <w:lang w:eastAsia="en-AU"/>
+                    </w:rPr>
+                    <w:drawing>
+                      <wp:inline distT="0" distB="0" distL="0" distR="0">
+                        <wp:extent cx="9525" cy="9525"/>
+                        <wp:effectExtent l="0" t="0" r="0" b="0"/>
+                        <wp:docPr id="8" name="Picture 8" descr="https://mail.google.com/mail/u/0/images/cleardot.gif"/>
+                        <wp:cNvGraphicFramePr>
+                          <a:graphicFrameLocks xmlns:a="http://schemas.openxmlformats.org/drawingml/2006/main" noChangeAspect="1"/>
+                        </wp:cNvGraphicFramePr>
+                        <a:graphic xmlns:a="http://schemas.openxmlformats.org/drawingml/2006/main">
+                          <a:graphicData uri="http://schemas.openxmlformats.org/drawingml/2006/picture">
+                            <pic:pic xmlns:pic="http://schemas.openxmlformats.org/drawingml/2006/picture">
+                              <pic:nvPicPr>
+                                <pic:cNvPr id="0" name="Picture 11" descr="https://mail.google.com/mail/u/0/images/cleardot.gif"/>
+                                <pic:cNvPicPr>
+                                  <a:picLocks noChangeAspect="1" noChangeArrowheads="1"/>
+                                </pic:cNvPicPr>
+                              </pic:nvPicPr>
+                              <pic:blipFill>
+                                <a:blip r:embed="rId12">
+                                  <a:extLst>
+                                    <a:ext uri="{28A0092B-C50C-407E-A947-70E740481C1C}">
+                                      <a14:useLocalDpi xmlns:a14="http://schemas.microsoft.com/office/drawing/2010/main" val="0"/>
+                                    </a:ext>
+                                  </a:extLst>
+                                </a:blip>
+                                <a:srcRect/>
+                                <a:stretch>
+                                  <a:fillRect/>
+                                </a:stretch>
+                              </pic:blipFill>
+                              <pic:spPr bwMode="auto">
+                                <a:xfrm>
+                                  <a:off x="0" y="0"/>
+                                  <a:ext cx="9525" cy="9525"/>
+                                </a:xfrm>
+                                <a:prstGeom prst="rect">
+                                  <a:avLst/>
+                                </a:prstGeom>
+                                <a:noFill/>
+                                <a:ln>
+                                  <a:noFill/>
+                                </a:ln>
+                              </pic:spPr>
+                            </pic:pic>
+                          </a:graphicData>
+                        </a:graphic>
+                      </wp:inline>
+                    </w:drawing>
+                  </w:r>
+                </w:p>
+              </w:tc>
+            </w:tr>
+          </w:tbl>
+          <w:p>
+            <w:pPr>
+              <w:spacing w:line="240" w:lineRule="auto"/>
+              <w:jc w:val="both"/>
+              <w:rPr>
+                <w:rFonts w:ascii="Helvetica" w:hAnsi="Helvetica" w:cs="Helvetica"/>
+              </w:rPr>
+            </w:pPr>
+          </w:p>
+        </w:tc>
+        <w:tc>
+          <w:tcPr>
+            <w:tcW w:w="0" w:type="auto"/>
+            <w:vMerge/>
+            <w:vAlign w:val="center"/>
+            <w:hideMark/>
+          </w:tcPr>
+          <w:p>
+            <w:pPr>
+              <w:jc w:val="both"/>
+              <w:rPr>
+                <w:sz w:val="20"/>
+                <w:szCs w:val="20"/>
+              </w:rPr>
+            </w:pPr>
+          </w:p>
+        </w:tc>
+      </w:tr>
+    </w:tbl>
+    <w:p>
+      <w:pPr>
+        <w:shd w:val="clear" w:color="auto" w:fill="FFFFFF"/>
+        <w:jc w:val="both"/>
+        <w:rPr>
+          <w:rStyle w:val="im"/>
+          <w:rFonts w:ascii="Arial" w:hAnsi="Arial" w:cs="Arial"/>
+          <w:sz w:val="24"/>
+          <w:szCs w:val="24"/>
+        </w:rPr>
+      </w:pPr>
+      <w:r>
+        <w:rPr>
+          <w:rFonts w:ascii="Arial" w:hAnsi="Arial" w:cs="Arial"/>
+          <w:color w:val="222222"/>
+        </w:rPr>
+        <w:t>Dear Team,</w:t>
+      </w:r>
+    </w:p>
+    <w:p>
+      <w:pPr>
+        <w:shd w:val="clear" w:color="auto" w:fill="FFFFFF"/>
+        <w:jc w:val="both"/>
+      </w:pPr>
+    </w:p>
+    <w:p>
+      <w:pPr>
+        <w:shd w:val="clear" w:color="auto" w:fill="FFFFFF"/>
+        <w:jc w:val="both"/>
+        <w:rPr>
+          <w:rFonts w:ascii="Arial" w:hAnsi="Arial" w:cs="Arial"/>
+          <w:color w:val="222222"/>
+        </w:rPr>
+      </w:pPr>
+      <w:r>
+        <w:rPr>
+          <w:rFonts w:ascii="Arial" w:hAnsi="Arial" w:cs="Arial"/>
+          <w:color w:val="222222"/>
+        </w:rPr>
+        <w:t>I have read, understood, and acknowledge the CelRevive Confidentiality and Non-Disclosure Agreement. I agree to comply with all confidentiality obligations for the duration of the project and for five (5) years following its completion or termination.</w:t>
+      </w:r>
+    </w:p>
+    <w:p>
+      <w:pPr>
+        <w:jc w:val="both"/>
+      </w:pPr>
+      <w:r>
+        <w:br w:type="page"/>
+      </w:r>
+    </w:p>
+    <w:tbl>
+      <w:tblPr>
+        <w:tblW w:w="0" w:type="dxa"/>
+        <w:tblCellMar>
+          <w:left w:w="0" w:type="dxa"/>
+          <w:right w:w="0" w:type="dxa"/>
+        </w:tblCellMar>
+        <w:tblLook w:val="04A0" w:firstRow="1" w:lastRow="0" w:firstColumn="1" w:lastColumn="0" w:noHBand="0" w:noVBand="1"/>
+      </w:tblPr>
+      <w:tblGrid>
+        <w:gridCol w:w="5840"/>
+        <w:gridCol w:w="3176"/>
+        <w:gridCol w:w="5"/>
+        <w:gridCol w:w="5"/>
+      </w:tblGrid>
+      <w:tr>
+        <w:tc>
+          <w:tcPr>
+            <w:tcW w:w="6613" w:type="dxa"/>
+            <w:noWrap/>
+            <w:hideMark/>
+          </w:tcPr>
+          <w:tbl>
+            <w:tblPr>
+              <w:tblW w:w="6613" w:type="dxa"/>
+              <w:tblCellMar>
+                <w:left w:w="0" w:type="dxa"/>
+                <w:right w:w="0" w:type="dxa"/>
+              </w:tblCellMar>
+              <w:tblLook w:val="04A0" w:firstRow="1" w:lastRow="0" w:firstColumn="1" w:lastColumn="0" w:noHBand="0" w:noVBand="1"/>
+            </w:tblPr>
+            <w:tblGrid>
+              <w:gridCol w:w="6613"/>
+            </w:tblGrid>
+            <w:tr>
+              <w:tc>
+                <w:tcPr>
+                  <w:tcW w:w="0" w:type="auto"/>
+                  <w:vAlign w:val="center"/>
+                  <w:hideMark/>
+                </w:tcPr>
+                <w:p>
+                  <w:pPr>
+                    <w:pStyle w:val="Heading1"/>
+                    <w:jc w:val="both"/>
+                    <w:rPr>
+                      <w:rFonts w:ascii="Helvetica" w:hAnsi="Helvetica" w:cs="Helvetica"/>
+                      <w:color w:val="5F6368"/>
+                    </w:rPr>
+                  </w:pPr>
+                  <w:bookmarkStart w:id="9" w:name="_Toc236739248"/>
+                  <w:r>
+                    <w:lastRenderedPageBreak/>
+                    <w:t>Soubhanik Patra</w:t>
+                  </w:r>
+                  <w:bookmarkEnd w:id="9"/>
+                </w:p>
+              </w:tc>
+            </w:tr>
+          </w:tbl>
+          <w:p>
+            <w:pPr>
+              <w:spacing w:line="300" w:lineRule="atLeast"/>
+              <w:jc w:val="both"/>
+              <w:rPr>
+                <w:rFonts w:ascii="Helvetica" w:hAnsi="Helvetica" w:cs="Helvetica"/>
+              </w:rPr>
+            </w:pPr>
+          </w:p>
+        </w:tc>
+        <w:tc>
+          <w:tcPr>
+            <w:tcW w:w="0" w:type="auto"/>
+            <w:noWrap/>
+            <w:hideMark/>
+          </w:tcPr>
+          <w:p>
+            <w:pPr>
+              <w:spacing w:line="240" w:lineRule="auto"/>
+              <w:jc w:val="both"/>
+              <w:rPr>
+                <w:rFonts w:ascii="Helvetica" w:hAnsi="Helvetica" w:cs="Helvetica"/>
+                <w:color w:val="222222"/>
+                <w:sz w:val="24"/>
+                <w:szCs w:val="24"/>
+              </w:rPr>
+            </w:pPr>
+            <w:r>
+              <w:rPr>
+                <w:rStyle w:val="g3"/>
+                <w:rFonts w:ascii="Helvetica" w:hAnsi="Helvetica" w:cs="Helvetica"/>
+                <w:color w:val="5E5E5E"/>
+              </w:rPr>
+              <w:t>Aug 3, 2026, 2:47 PM (20 hours ago)</w:t>
+            </w:r>
+          </w:p>
+        </w:tc>
+        <w:tc>
+          <w:tcPr>
+            <w:tcW w:w="0" w:type="auto"/>
+            <w:noWrap/>
+            <w:hideMark/>
+          </w:tcPr>
+          <w:p>
+            <w:pPr>
+              <w:jc w:val="both"/>
+              <w:rPr>
+                <w:rFonts w:ascii="Helvetica" w:hAnsi="Helvetica" w:cs="Helvetica"/>
+                <w:color w:val="222222"/>
+              </w:rPr>
+            </w:pPr>
+          </w:p>
+        </w:tc>
+        <w:tc>
+          <w:tcPr>
+            <w:tcW w:w="0" w:type="auto"/>
+            <w:vMerge w:val="restart"/>
+            <w:noWrap/>
+            <w:hideMark/>
+          </w:tcPr>
+          <w:p>
+            <w:pPr>
+              <w:jc w:val="both"/>
+              <w:rPr>
+                <w:sz w:val="20"/>
+                <w:szCs w:val="20"/>
+              </w:rPr>
+            </w:pPr>
+          </w:p>
+        </w:tc>
+      </w:tr>
+      <w:tr>
+        <w:tc>
+          <w:tcPr>
+            <w:tcW w:w="0" w:type="auto"/>
+            <w:gridSpan w:val="3"/>
+            <w:vAlign w:val="center"/>
+            <w:hideMark/>
+          </w:tcPr>
+          <w:p/>
+          <w:tbl>
+            <w:tblPr>
+              <w:tblW w:w="11940" w:type="dxa"/>
+              <w:tblCellMar>
+                <w:left w:w="0" w:type="dxa"/>
+                <w:right w:w="0" w:type="dxa"/>
+              </w:tblCellMar>
+              <w:tblLook w:val="04A0" w:firstRow="1" w:lastRow="0" w:firstColumn="1" w:lastColumn="0" w:noHBand="0" w:noVBand="1"/>
+            </w:tblPr>
+            <w:tblGrid>
+              <w:gridCol w:w="11940"/>
+            </w:tblGrid>
+            <w:tr>
+              <w:tc>
+                <w:tcPr>
+                  <w:tcW w:w="0" w:type="auto"/>
+                  <w:noWrap/>
+                  <w:vAlign w:val="center"/>
+                  <w:hideMark/>
+                </w:tcPr>
+                <w:p>
+                  <w:pPr>
+                    <w:jc w:val="both"/>
+                    <w:rPr>
+                      <w:lang w:eastAsia="en-AU"/>
+                    </w:rPr>
+                  </w:pPr>
+                  <w:r>
+                    <w:rPr>
+                      <w:color w:val="5F6368"/>
+                      <w:lang w:eastAsia="en-AU"/>
+                    </w:rPr>
+                    <w:t>Email from:</w:t>
+                  </w:r>
+                  <w:r>
+                    <w:rPr>
+                      <w:color w:val="5F6368"/>
+                      <w:lang w:eastAsia="en-AU"/>
+                    </w:rPr>
+                    <w:t> </w:t>
+                  </w:r>
+                  <w:r>
+                    <w:rPr>
+                      <w:lang w:eastAsia="en-AU"/>
+                    </w:rPr>
+                    <w:t xml:space="preserve"> </w:t>
+                  </w:r>
+                  <w:hyperlink r:id="rId26" w:history="1">
+                    <w:r>
+                      <w:rPr>
+                        <w:rStyle w:val="Hyperlink"/>
+                        <w:lang w:eastAsia="en-AU"/>
+                      </w:rPr>
+                      <w:t>soubhanikpatra@gmail.com</w:t>
+                    </w:r>
+                  </w:hyperlink>
+                  <w:r>
+                    <w:rPr>
+                      <w:lang w:eastAsia="en-AU"/>
+                    </w:rPr>
+                    <w:t xml:space="preserve"> </w:t>
+                  </w:r>
+                </w:p>
+                <w:p>
+                  <w:pPr>
+                    <w:jc w:val="both"/>
+                    <w:rPr>
+                      <w:lang w:eastAsia="en-AU"/>
+                    </w:rPr>
+                  </w:pPr>
+                  <w:r>
+                    <w:rPr>
+                      <w:lang w:eastAsia="en-AU"/>
+                    </w:rPr>
+                    <w:t xml:space="preserve">to </w:t>
+                  </w:r>
+                  <w:hyperlink r:id="rId27" w:history="1">
+                    <w:r>
+                      <w:rPr>
+                        <w:rStyle w:val="Hyperlink"/>
+                        <w:lang w:eastAsia="en-AU"/>
+                      </w:rPr>
+                      <w:t>anirban@anodiam.com</w:t>
+                    </w:r>
+                  </w:hyperlink>
+                  <w:r>
+                    <w:rPr>
+                      <w:lang w:eastAsia="en-AU"/>
+                    </w:rPr>
+                    <w:t xml:space="preserve"> and team</w:t>
+                  </w:r>
+                </w:p>
+                <w:p>
+                  <w:pPr>
+                    <w:spacing w:line="300" w:lineRule="atLeast"/>
+                    <w:jc w:val="both"/>
+                    <w:textAlignment w:val="top"/>
+                  </w:pPr>
+                  <w:r>
+                    <w:rPr>
+                      <w:noProof/>
+                      <w:lang w:eastAsia="en-AU"/>
+                    </w:rPr>
+                    <w:drawing>
+                      <wp:inline distT="0" distB="0" distL="0" distR="0">
+                        <wp:extent cx="9525" cy="9525"/>
+                        <wp:effectExtent l="0" t="0" r="0" b="0"/>
+                        <wp:docPr id="9" name="Picture 9" descr="https://mail.google.com/mail/u/0/images/cleardot.gif"/>
+                        <wp:cNvGraphicFramePr>
+                          <a:graphicFrameLocks xmlns:a="http://schemas.openxmlformats.org/drawingml/2006/main" noChangeAspect="1"/>
+                        </wp:cNvGraphicFramePr>
+                        <a:graphic xmlns:a="http://schemas.openxmlformats.org/drawingml/2006/main">
+                          <a:graphicData uri="http://schemas.openxmlformats.org/drawingml/2006/picture">
+                            <pic:pic xmlns:pic="http://schemas.openxmlformats.org/drawingml/2006/picture">
+                              <pic:nvPicPr>
+                                <pic:cNvPr id="0" name="Picture 13" descr="https://mail.google.com/mail/u/0/images/cleardot.gif"/>
+                                <pic:cNvPicPr>
+                                  <a:picLocks noChangeAspect="1" noChangeArrowheads="1"/>
+                                </pic:cNvPicPr>
+                              </pic:nvPicPr>
+                              <pic:blipFill>
+                                <a:blip r:embed="rId12">
+                                  <a:extLst>
+                                    <a:ext uri="{28A0092B-C50C-407E-A947-70E740481C1C}">
+                                      <a14:useLocalDpi xmlns:a14="http://schemas.microsoft.com/office/drawing/2010/main" val="0"/>
+                                    </a:ext>
+                                  </a:extLst>
+                                </a:blip>
+                                <a:srcRect/>
+                                <a:stretch>
+                                  <a:fillRect/>
+                                </a:stretch>
+                              </pic:blipFill>
+                              <pic:spPr bwMode="auto">
+                                <a:xfrm>
+                                  <a:off x="0" y="0"/>
+                                  <a:ext cx="9525" cy="9525"/>
+                                </a:xfrm>
+                                <a:prstGeom prst="rect">
+                                  <a:avLst/>
+                                </a:prstGeom>
+                                <a:noFill/>
+                                <a:ln>
+                                  <a:noFill/>
+                                </a:ln>
+                              </pic:spPr>
+                            </pic:pic>
+                          </a:graphicData>
+                        </a:graphic>
+                      </wp:inline>
+                    </w:drawing>
+                  </w:r>
+                </w:p>
+              </w:tc>
+            </w:tr>
+          </w:tbl>
+          <w:p>
+            <w:pPr>
+              <w:spacing w:line="240" w:lineRule="auto"/>
+              <w:jc w:val="both"/>
+              <w:rPr>
+                <w:rFonts w:ascii="Helvetica" w:hAnsi="Helvetica" w:cs="Helvetica"/>
+              </w:rPr>
+            </w:pPr>
+          </w:p>
+        </w:tc>
+        <w:tc>
+          <w:tcPr>
+            <w:tcW w:w="0" w:type="auto"/>
+            <w:vMerge/>
+            <w:vAlign w:val="center"/>
+            <w:hideMark/>
+          </w:tcPr>
+          <w:p>
+            <w:pPr>
+              <w:jc w:val="both"/>
+              <w:rPr>
+                <w:sz w:val="20"/>
+                <w:szCs w:val="20"/>
+              </w:rPr>
+            </w:pPr>
+          </w:p>
+        </w:tc>
+      </w:tr>
+    </w:tbl>
+    <w:p>
+      <w:pPr>
+        <w:shd w:val="clear" w:color="auto" w:fill="FFFFFF"/>
+        <w:jc w:val="both"/>
+        <w:rPr>
+          <w:rStyle w:val="im"/>
+          <w:rFonts w:ascii="Arial" w:hAnsi="Arial" w:cs="Arial"/>
+        </w:rPr>
+      </w:pPr>
+      <w:r>
+        <w:rPr>
+          <w:rFonts w:ascii="Arial" w:hAnsi="Arial" w:cs="Arial"/>
+          <w:color w:val="222222"/>
+        </w:rPr>
+        <w:t>Dear all,</w:t>
+      </w:r>
+    </w:p>
+    <w:p>
+      <w:pPr>
+        <w:shd w:val="clear" w:color="auto" w:fill="FFFFFF"/>
+        <w:jc w:val="both"/>
+      </w:pPr>
+    </w:p>
+    <w:p>
+      <w:pPr>
+        <w:shd w:val="clear" w:color="auto" w:fill="FFFFFF"/>
+        <w:jc w:val="both"/>
+        <w:rPr>
+          <w:rFonts w:ascii="Arial" w:hAnsi="Arial" w:cs="Arial"/>
+          <w:color w:val="222222"/>
+        </w:rPr>
+      </w:pPr>
+      <w:r>
+        <w:rPr>
+          <w:rStyle w:val="Strong"/>
+          <w:rFonts w:ascii="Arial" w:hAnsi="Arial" w:cs="Arial"/>
+          <w:color w:val="FF0000"/>
+        </w:rPr>
+        <w:t>I have read, understood, and acknowledge the CelRevive Confidentiality and Non-Disclosure Agreement. I agree to comply with all confidentiality obligations for the duration of the project and for five (5) years following its completion or termination.</w:t>
+      </w:r>
+    </w:p>
+    <w:p>
+      <w:pPr>
+        <w:shd w:val="clear" w:color="auto" w:fill="FFFFFF"/>
+        <w:jc w:val="both"/>
+        <w:rPr>
+          <w:rFonts w:ascii="Arial" w:hAnsi="Arial" w:cs="Arial"/>
+          <w:color w:val="222222"/>
+        </w:rPr>
+      </w:pPr>
+    </w:p>
+    <w:p>
+      <w:pPr>
+        <w:shd w:val="clear" w:color="auto" w:fill="FFFFFF"/>
+        <w:jc w:val="both"/>
+        <w:rPr>
+          <w:rFonts w:ascii="Arial" w:hAnsi="Arial" w:cs="Arial"/>
+          <w:color w:val="222222"/>
+        </w:rPr>
+      </w:pPr>
+      <w:r>
+        <w:rPr>
+          <w:rFonts w:ascii="Arial" w:hAnsi="Arial" w:cs="Arial"/>
+          <w:color w:val="222222"/>
+        </w:rPr>
+        <w:t>Thanks and regards,</w:t>
+      </w:r>
+    </w:p>
+    <w:p>
+      <w:pPr>
+        <w:shd w:val="clear" w:color="auto" w:fill="FFFFFF"/>
+        <w:jc w:val="both"/>
+        <w:rPr>
+          <w:rFonts w:ascii="Arial" w:hAnsi="Arial" w:cs="Arial"/>
+          <w:color w:val="222222"/>
+        </w:rPr>
+      </w:pPr>
+    </w:p>
+    <w:p>
+      <w:pPr>
+        <w:shd w:val="clear" w:color="auto" w:fill="FFFFFF"/>
+        <w:jc w:val="both"/>
+        <w:rPr>
+          <w:rFonts w:ascii="Arial" w:hAnsi="Arial" w:cs="Arial"/>
+          <w:color w:val="888888"/>
+        </w:rPr>
+      </w:pPr>
+      <w:r>
+        <w:rPr>
+          <w:rFonts w:ascii="Arial" w:hAnsi="Arial" w:cs="Arial"/>
+          <w:b/>
+          <w:bCs/>
+          <w:color w:val="888888"/>
+        </w:rPr>
+        <w:t>Soubhanik Patra</w:t>
+      </w:r>
+    </w:p>
+    <w:p>
+      <w:pPr>
+        <w:shd w:val="clear" w:color="auto" w:fill="FFFFFF"/>
+        <w:jc w:val="both"/>
+        <w:rPr>
+          <w:rFonts w:ascii="Arial" w:hAnsi="Arial" w:cs="Arial"/>
+          <w:color w:val="888888"/>
+        </w:rPr>
+      </w:pPr>
+      <w:r>
+        <w:rPr>
+          <w:rFonts w:ascii="Arial" w:hAnsi="Arial" w:cs="Arial"/>
+          <w:color w:val="888888"/>
+        </w:rPr>
+        <w:t>Intern, </w:t>
+      </w:r>
+      <w:r>
+        <w:rPr>
+          <w:rFonts w:ascii="Arial" w:hAnsi="Arial" w:cs="Arial"/>
+          <w:b/>
+          <w:bCs/>
+          <w:color w:val="888888"/>
+        </w:rPr>
+        <w:t>Anodiam</w:t>
+      </w:r>
+    </w:p>
+    <w:p>
+      <w:pPr>
+        <w:jc w:val="both"/>
+      </w:pPr>
+    </w:p>
     <w:sectPr>
+      <w:footerReference w:type="default" r:id="rId28"/>
       <w:pgSz w:w="11906" w:h="16838"/>
       <w:pgMar w:top="1440" w:right="1440" w:bottom="1440" w:left="1440" w:header="708" w:footer="708" w:gutter="0"/>
       <w:cols w:space="708"/>
@@ -694,6 +6373,457 @@
     </w:sectPr>
   </w:body>
 </w:document>
+</file>
+
+<file path=word/endnotes.xml><?xml version="1.0" encoding="utf-8"?>
+<w:endnotes xmlns:wpc="http://schemas.microsoft.com/office/word/2010/wordprocessingCanvas" xmlns:mc="http://schemas.openxmlformats.org/markup-compatibility/2006" xmlns:o="urn:schemas-microsoft-com:office:office" xmlns:r="http://schemas.openxmlformats.org/officeDocument/2006/relationships" xmlns:m="http://schemas.openxmlformats.org/officeDocument/2006/math" xmlns:v="urn:schemas-microsoft-com:vml" xmlns:wp14="http://schemas.microsoft.com/office/word/2010/wordprocessingDrawing" xmlns:wp="http://schemas.openxmlformats.org/drawingml/2006/wordprocessingDrawing" xmlns:w10="urn:schemas-microsoft-com:office:word" xmlns:w="http://schemas.openxmlformats.org/wordprocessingml/2006/main" xmlns:w14="http://schemas.microsoft.com/office/word/2010/wordml" xmlns:w15="http://schemas.microsoft.com/office/word/2012/wordml" xmlns:wpg="http://schemas.microsoft.com/office/word/2010/wordprocessingGroup" xmlns:wpi="http://schemas.microsoft.com/office/word/2010/wordprocessingInk" xmlns:wne="http://schemas.microsoft.com/office/word/2006/wordml" xmlns:wps="http://schemas.microsoft.com/office/word/2010/wordprocessingShape" mc:Ignorable="w14 w15 wp14">
+  <w:endnote w:type="separator" w:id="-1">
+    <w:p>
+      <w:pPr>
+        <w:spacing w:after="0" w:line="240" w:lineRule="auto"/>
+      </w:pPr>
+      <w:r>
+        <w:separator/>
+      </w:r>
+    </w:p>
+  </w:endnote>
+  <w:endnote w:type="continuationSeparator" w:id="0">
+    <w:p>
+      <w:pPr>
+        <w:spacing w:after="0" w:line="240" w:lineRule="auto"/>
+      </w:pPr>
+      <w:r>
+        <w:continuationSeparator/>
+      </w:r>
+    </w:p>
+  </w:endnote>
+</w:endnotes>
+</file>
+
+<file path=word/footer1.xml><?xml version="1.0" encoding="utf-8"?>
+<w:ftr xmlns:wpc="http://schemas.microsoft.com/office/word/2010/wordprocessingCanvas" xmlns:mc="http://schemas.openxmlformats.org/markup-compatibility/2006" xmlns:o="urn:schemas-microsoft-com:office:office" xmlns:r="http://schemas.openxmlformats.org/officeDocument/2006/relationships" xmlns:m="http://schemas.openxmlformats.org/officeDocument/2006/math" xmlns:v="urn:schemas-microsoft-com:vml" xmlns:wp14="http://schemas.microsoft.com/office/word/2010/wordprocessingDrawing" xmlns:wp="http://schemas.openxmlformats.org/drawingml/2006/wordprocessingDrawing" xmlns:w10="urn:schemas-microsoft-com:office:word" xmlns:w="http://schemas.openxmlformats.org/wordprocessingml/2006/main" xmlns:w14="http://schemas.microsoft.com/office/word/2010/wordml" xmlns:w15="http://schemas.microsoft.com/office/word/2012/wordml" xmlns:wpg="http://schemas.microsoft.com/office/word/2010/wordprocessingGroup" xmlns:wpi="http://schemas.microsoft.com/office/word/2010/wordprocessingInk" xmlns:wne="http://schemas.microsoft.com/office/word/2006/wordml" xmlns:wps="http://schemas.microsoft.com/office/word/2010/wordprocessingShape" mc:Ignorable="w14 w15 wp14">
+  <w:sdt>
+    <w:sdtPr>
+      <w:rPr>
+        <w:color w:val="000000" w:themeColor="text1"/>
+      </w:rPr>
+      <w:id w:val="675534502"/>
+      <w:docPartObj>
+        <w:docPartGallery w:val="Page Numbers (Bottom of Page)"/>
+        <w:docPartUnique/>
+      </w:docPartObj>
+    </w:sdtPr>
+    <w:sdtContent>
+      <w:p>
+        <w:pPr>
+          <w:pStyle w:val="Footer"/>
+          <w:jc w:val="right"/>
+          <w:rPr>
+            <w:color w:val="000000" w:themeColor="text1"/>
+          </w:rPr>
+        </w:pPr>
+        <w:r>
+          <w:rPr>
+            <w:color w:val="000000" w:themeColor="text1"/>
+          </w:rPr>
+          <w:t xml:space="preserve">Page | </w:t>
+        </w:r>
+        <w:r>
+          <w:rPr>
+            <w:color w:val="000000" w:themeColor="text1"/>
+          </w:rPr>
+          <w:fldChar w:fldCharType="begin"/>
+        </w:r>
+        <w:r>
+          <w:rPr>
+            <w:color w:val="000000" w:themeColor="text1"/>
+          </w:rPr>
+          <w:instrText xml:space="preserve"> PAGE   \* MERGEFORMAT </w:instrText>
+        </w:r>
+        <w:r>
+          <w:rPr>
+            <w:color w:val="000000" w:themeColor="text1"/>
+          </w:rPr>
+          <w:fldChar w:fldCharType="separate"/>
+        </w:r>
+        <w:r>
+          <w:rPr>
+            <w:noProof/>
+            <w:color w:val="000000" w:themeColor="text1"/>
+          </w:rPr>
+          <w:t>4</w:t>
+        </w:r>
+        <w:r>
+          <w:rPr>
+            <w:noProof/>
+            <w:color w:val="000000" w:themeColor="text1"/>
+          </w:rPr>
+          <w:fldChar w:fldCharType="end"/>
+        </w:r>
+        <w:r>
+          <w:rPr>
+            <w:color w:val="000000" w:themeColor="text1"/>
+          </w:rPr>
+          <w:t xml:space="preserve"> </w:t>
+        </w:r>
+      </w:p>
+    </w:sdtContent>
+  </w:sdt>
+  <w:p>
+    <w:pPr>
+      <w:pStyle w:val="Footer"/>
+      <w:jc w:val="center"/>
+      <w:rPr>
+        <w:color w:val="000000" w:themeColor="text1"/>
+      </w:rPr>
+    </w:pPr>
+    <w:r>
+      <w:rPr>
+        <w:rFonts w:ascii="Arial" w:eastAsia="Times New Roman" w:hAnsi="Arial" w:cs="Arial"/>
+        <w:bCs/>
+        <w:color w:val="000000" w:themeColor="text1"/>
+        <w:sz w:val="24"/>
+        <w:szCs w:val="24"/>
+        <w:lang w:eastAsia="en-AU"/>
+      </w:rPr>
+      <w:t>CelRevive Confidentiality and Non-Disclosure Agreement</w:t>
+    </w:r>
+  </w:p>
+</w:ftr>
+</file>
+
+<file path=word/footnotes.xml><?xml version="1.0" encoding="utf-8"?>
+<w:footnotes xmlns:wpc="http://schemas.microsoft.com/office/word/2010/wordprocessingCanvas" xmlns:mc="http://schemas.openxmlformats.org/markup-compatibility/2006" xmlns:o="urn:schemas-microsoft-com:office:office" xmlns:r="http://schemas.openxmlformats.org/officeDocument/2006/relationships" xmlns:m="http://schemas.openxmlformats.org/officeDocument/2006/math" xmlns:v="urn:schemas-microsoft-com:vml" xmlns:wp14="http://schemas.microsoft.com/office/word/2010/wordprocessingDrawing" xmlns:wp="http://schemas.openxmlformats.org/drawingml/2006/wordprocessingDrawing" xmlns:w10="urn:schemas-microsoft-com:office:word" xmlns:w="http://schemas.openxmlformats.org/wordprocessingml/2006/main" xmlns:w14="http://schemas.microsoft.com/office/word/2010/wordml" xmlns:w15="http://schemas.microsoft.com/office/word/2012/wordml" xmlns:wpg="http://schemas.microsoft.com/office/word/2010/wordprocessingGroup" xmlns:wpi="http://schemas.microsoft.com/office/word/2010/wordprocessingInk" xmlns:wne="http://schemas.microsoft.com/office/word/2006/wordml" xmlns:wps="http://schemas.microsoft.com/office/word/2010/wordprocessingShape" mc:Ignorable="w14 w15 wp14">
+  <w:footnote w:type="separator" w:id="-1">
+    <w:p>
+      <w:pPr>
+        <w:spacing w:after="0" w:line="240" w:lineRule="auto"/>
+      </w:pPr>
+      <w:r>
+        <w:separator/>
+      </w:r>
+    </w:p>
+  </w:footnote>
+  <w:footnote w:type="continuationSeparator" w:id="0">
+    <w:p>
+      <w:pPr>
+        <w:spacing w:after="0" w:line="240" w:lineRule="auto"/>
+      </w:pPr>
+      <w:r>
+        <w:continuationSeparator/>
+      </w:r>
+    </w:p>
+  </w:footnote>
+</w:footnotes>
+</file>
+
+<file path=word/numbering.xml><?xml version="1.0" encoding="utf-8"?>
+<w:numbering xmlns:wpc="http://schemas.microsoft.com/office/word/2010/wordprocessingCanvas" xmlns:mc="http://schemas.openxmlformats.org/markup-compatibility/2006" xmlns:o="urn:schemas-microsoft-com:office:office" xmlns:r="http://schemas.openxmlformats.org/officeDocument/2006/relationships" xmlns:m="http://schemas.openxmlformats.org/officeDocument/2006/math" xmlns:v="urn:schemas-microsoft-com:vml" xmlns:wp14="http://schemas.microsoft.com/office/word/2010/wordprocessingDrawing" xmlns:wp="http://schemas.openxmlformats.org/drawingml/2006/wordprocessingDrawing" xmlns:w10="urn:schemas-microsoft-com:office:word" xmlns:w="http://schemas.openxmlformats.org/wordprocessingml/2006/main" xmlns:w14="http://schemas.microsoft.com/office/word/2010/wordml" xmlns:w15="http://schemas.microsoft.com/office/word/2012/wordml" xmlns:wpg="http://schemas.microsoft.com/office/word/2010/wordprocessingGroup" xmlns:wpi="http://schemas.microsoft.com/office/word/2010/wordprocessingInk" xmlns:wne="http://schemas.microsoft.com/office/word/2006/wordml" xmlns:wps="http://schemas.microsoft.com/office/word/2010/wordprocessingShape" mc:Ignorable="w14 w15 wp14">
+  <w:abstractNum w:abstractNumId="0" w15:restartNumberingAfterBreak="0">
+    <w:nsid w:val="41C318CC"/>
+    <w:multiLevelType w:val="multilevel"/>
+    <w:tmpl w:val="094C0922"/>
+    <w:lvl w:ilvl="0">
+      <w:start w:val="1"/>
+      <w:numFmt w:val="bullet"/>
+      <w:lvlText w:val=""/>
+      <w:lvlJc w:val="left"/>
+      <w:pPr>
+        <w:tabs>
+          <w:tab w:val="num" w:pos="720"/>
+        </w:tabs>
+        <w:ind w:left="720" w:hanging="360"/>
+      </w:pPr>
+      <w:rPr>
+        <w:rFonts w:ascii="Symbol" w:hAnsi="Symbol" w:hint="default"/>
+        <w:sz w:val="20"/>
+      </w:rPr>
+    </w:lvl>
+    <w:lvl w:ilvl="1" w:tentative="1">
+      <w:start w:val="1"/>
+      <w:numFmt w:val="bullet"/>
+      <w:lvlText w:val="o"/>
+      <w:lvlJc w:val="left"/>
+      <w:pPr>
+        <w:tabs>
+          <w:tab w:val="num" w:pos="1440"/>
+        </w:tabs>
+        <w:ind w:left="1440" w:hanging="360"/>
+      </w:pPr>
+      <w:rPr>
+        <w:rFonts w:ascii="Courier New" w:hAnsi="Courier New" w:hint="default"/>
+        <w:sz w:val="20"/>
+      </w:rPr>
+    </w:lvl>
+    <w:lvl w:ilvl="2" w:tentative="1">
+      <w:start w:val="1"/>
+      <w:numFmt w:val="bullet"/>
+      <w:lvlText w:val=""/>
+      <w:lvlJc w:val="left"/>
+      <w:pPr>
+        <w:tabs>
+          <w:tab w:val="num" w:pos="2160"/>
+        </w:tabs>
+        <w:ind w:left="2160" w:hanging="360"/>
+      </w:pPr>
+      <w:rPr>
+        <w:rFonts w:ascii="Wingdings" w:hAnsi="Wingdings" w:hint="default"/>
+        <w:sz w:val="20"/>
+      </w:rPr>
+    </w:lvl>
+    <w:lvl w:ilvl="3" w:tentative="1">
+      <w:start w:val="1"/>
+      <w:numFmt w:val="bullet"/>
+      <w:lvlText w:val=""/>
+      <w:lvlJc w:val="left"/>
+      <w:pPr>
+        <w:tabs>
+          <w:tab w:val="num" w:pos="2880"/>
+        </w:tabs>
+        <w:ind w:left="2880" w:hanging="360"/>
+      </w:pPr>
+      <w:rPr>
+        <w:rFonts w:ascii="Wingdings" w:hAnsi="Wingdings" w:hint="default"/>
+        <w:sz w:val="20"/>
+      </w:rPr>
+    </w:lvl>
+    <w:lvl w:ilvl="4" w:tentative="1">
+      <w:start w:val="1"/>
+      <w:numFmt w:val="bullet"/>
+      <w:lvlText w:val=""/>
+      <w:lvlJc w:val="left"/>
+      <w:pPr>
+        <w:tabs>
+          <w:tab w:val="num" w:pos="3600"/>
+        </w:tabs>
+        <w:ind w:left="3600" w:hanging="360"/>
+      </w:pPr>
+      <w:rPr>
+        <w:rFonts w:ascii="Wingdings" w:hAnsi="Wingdings" w:hint="default"/>
+        <w:sz w:val="20"/>
+      </w:rPr>
+    </w:lvl>
+    <w:lvl w:ilvl="5" w:tentative="1">
+      <w:start w:val="1"/>
+      <w:numFmt w:val="bullet"/>
+      <w:lvlText w:val=""/>
+      <w:lvlJc w:val="left"/>
+      <w:pPr>
+        <w:tabs>
+          <w:tab w:val="num" w:pos="4320"/>
+        </w:tabs>
+        <w:ind w:left="4320" w:hanging="360"/>
+      </w:pPr>
+      <w:rPr>
+        <w:rFonts w:ascii="Wingdings" w:hAnsi="Wingdings" w:hint="default"/>
+        <w:sz w:val="20"/>
+      </w:rPr>
+    </w:lvl>
+    <w:lvl w:ilvl="6" w:tentative="1">
+      <w:start w:val="1"/>
+      <w:numFmt w:val="bullet"/>
+      <w:lvlText w:val=""/>
+      <w:lvlJc w:val="left"/>
+      <w:pPr>
+        <w:tabs>
+          <w:tab w:val="num" w:pos="5040"/>
+        </w:tabs>
+        <w:ind w:left="5040" w:hanging="360"/>
+      </w:pPr>
+      <w:rPr>
+        <w:rFonts w:ascii="Wingdings" w:hAnsi="Wingdings" w:hint="default"/>
+        <w:sz w:val="20"/>
+      </w:rPr>
+    </w:lvl>
+    <w:lvl w:ilvl="7" w:tentative="1">
+      <w:start w:val="1"/>
+      <w:numFmt w:val="bullet"/>
+      <w:lvlText w:val=""/>
+      <w:lvlJc w:val="left"/>
+      <w:pPr>
+        <w:tabs>
+          <w:tab w:val="num" w:pos="5760"/>
+        </w:tabs>
+        <w:ind w:left="5760" w:hanging="360"/>
+      </w:pPr>
+      <w:rPr>
+        <w:rFonts w:ascii="Wingdings" w:hAnsi="Wingdings" w:hint="default"/>
+        <w:sz w:val="20"/>
+      </w:rPr>
+    </w:lvl>
+    <w:lvl w:ilvl="8" w:tentative="1">
+      <w:start w:val="1"/>
+      <w:numFmt w:val="bullet"/>
+      <w:lvlText w:val=""/>
+      <w:lvlJc w:val="left"/>
+      <w:pPr>
+        <w:tabs>
+          <w:tab w:val="num" w:pos="6480"/>
+        </w:tabs>
+        <w:ind w:left="6480" w:hanging="360"/>
+      </w:pPr>
+      <w:rPr>
+        <w:rFonts w:ascii="Wingdings" w:hAnsi="Wingdings" w:hint="default"/>
+        <w:sz w:val="20"/>
+      </w:rPr>
+    </w:lvl>
+  </w:abstractNum>
+  <w:abstractNum w:abstractNumId="1" w15:restartNumberingAfterBreak="0">
+    <w:nsid w:val="434E5BF7"/>
+    <w:multiLevelType w:val="multilevel"/>
+    <w:tmpl w:val="A94430FC"/>
+    <w:lvl w:ilvl="0">
+      <w:start w:val="1"/>
+      <w:numFmt w:val="bullet"/>
+      <w:lvlText w:val=""/>
+      <w:lvlJc w:val="left"/>
+      <w:pPr>
+        <w:tabs>
+          <w:tab w:val="num" w:pos="720"/>
+        </w:tabs>
+        <w:ind w:left="720" w:hanging="360"/>
+      </w:pPr>
+      <w:rPr>
+        <w:rFonts w:ascii="Symbol" w:hAnsi="Symbol" w:hint="default"/>
+        <w:sz w:val="20"/>
+      </w:rPr>
+    </w:lvl>
+    <w:lvl w:ilvl="1" w:tentative="1">
+      <w:start w:val="1"/>
+      <w:numFmt w:val="bullet"/>
+      <w:lvlText w:val="o"/>
+      <w:lvlJc w:val="left"/>
+      <w:pPr>
+        <w:tabs>
+          <w:tab w:val="num" w:pos="1440"/>
+        </w:tabs>
+        <w:ind w:left="1440" w:hanging="360"/>
+      </w:pPr>
+      <w:rPr>
+        <w:rFonts w:ascii="Courier New" w:hAnsi="Courier New" w:hint="default"/>
+        <w:sz w:val="20"/>
+      </w:rPr>
+    </w:lvl>
+    <w:lvl w:ilvl="2" w:tentative="1">
+      <w:start w:val="1"/>
+      <w:numFmt w:val="bullet"/>
+      <w:lvlText w:val=""/>
+      <w:lvlJc w:val="left"/>
+      <w:pPr>
+        <w:tabs>
+          <w:tab w:val="num" w:pos="2160"/>
+        </w:tabs>
+        <w:ind w:left="2160" w:hanging="360"/>
+      </w:pPr>
+      <w:rPr>
+        <w:rFonts w:ascii="Wingdings" w:hAnsi="Wingdings" w:hint="default"/>
+        <w:sz w:val="20"/>
+      </w:rPr>
+    </w:lvl>
+    <w:lvl w:ilvl="3" w:tentative="1">
+      <w:start w:val="1"/>
+      <w:numFmt w:val="bullet"/>
+      <w:lvlText w:val=""/>
+      <w:lvlJc w:val="left"/>
+      <w:pPr>
+        <w:tabs>
+          <w:tab w:val="num" w:pos="2880"/>
+        </w:tabs>
+        <w:ind w:left="2880" w:hanging="360"/>
+      </w:pPr>
+      <w:rPr>
+        <w:rFonts w:ascii="Wingdings" w:hAnsi="Wingdings" w:hint="default"/>
+        <w:sz w:val="20"/>
+      </w:rPr>
+    </w:lvl>
+    <w:lvl w:ilvl="4" w:tentative="1">
+      <w:start w:val="1"/>
+      <w:numFmt w:val="bullet"/>
+      <w:lvlText w:val=""/>
+      <w:lvlJc w:val="left"/>
+      <w:pPr>
+        <w:tabs>
+          <w:tab w:val="num" w:pos="3600"/>
+        </w:tabs>
+        <w:ind w:left="3600" w:hanging="360"/>
+      </w:pPr>
+      <w:rPr>
+        <w:rFonts w:ascii="Wingdings" w:hAnsi="Wingdings" w:hint="default"/>
+        <w:sz w:val="20"/>
+      </w:rPr>
+    </w:lvl>
+    <w:lvl w:ilvl="5" w:tentative="1">
+      <w:start w:val="1"/>
+      <w:numFmt w:val="bullet"/>
+      <w:lvlText w:val=""/>
+      <w:lvlJc w:val="left"/>
+      <w:pPr>
+        <w:tabs>
+          <w:tab w:val="num" w:pos="4320"/>
+        </w:tabs>
+        <w:ind w:left="4320" w:hanging="360"/>
+      </w:pPr>
+      <w:rPr>
+        <w:rFonts w:ascii="Wingdings" w:hAnsi="Wingdings" w:hint="default"/>
+        <w:sz w:val="20"/>
+      </w:rPr>
+    </w:lvl>
+    <w:lvl w:ilvl="6" w:tentative="1">
+      <w:start w:val="1"/>
+      <w:numFmt w:val="bullet"/>
+      <w:lvlText w:val=""/>
+      <w:lvlJc w:val="left"/>
+      <w:pPr>
+        <w:tabs>
+          <w:tab w:val="num" w:pos="5040"/>
+        </w:tabs>
+        <w:ind w:left="5040" w:hanging="360"/>
+      </w:pPr>
+      <w:rPr>
+        <w:rFonts w:ascii="Wingdings" w:hAnsi="Wingdings" w:hint="default"/>
+        <w:sz w:val="20"/>
+      </w:rPr>
+    </w:lvl>
+    <w:lvl w:ilvl="7" w:tentative="1">
+      <w:start w:val="1"/>
+      <w:numFmt w:val="bullet"/>
+      <w:lvlText w:val=""/>
+      <w:lvlJc w:val="left"/>
+      <w:pPr>
+        <w:tabs>
+          <w:tab w:val="num" w:pos="5760"/>
+        </w:tabs>
+        <w:ind w:left="5760" w:hanging="360"/>
+      </w:pPr>
+      <w:rPr>
+        <w:rFonts w:ascii="Wingdings" w:hAnsi="Wingdings" w:hint="default"/>
+        <w:sz w:val="20"/>
+      </w:rPr>
+    </w:lvl>
+    <w:lvl w:ilvl="8" w:tentative="1">
+      <w:start w:val="1"/>
+      <w:numFmt w:val="bullet"/>
+      <w:lvlText w:val=""/>
+      <w:lvlJc w:val="left"/>
+      <w:pPr>
+        <w:tabs>
+          <w:tab w:val="num" w:pos="6480"/>
+        </w:tabs>
+        <w:ind w:left="6480" w:hanging="360"/>
+      </w:pPr>
+      <w:rPr>
+        <w:rFonts w:ascii="Wingdings" w:hAnsi="Wingdings" w:hint="default"/>
+        <w:sz w:val="20"/>
+      </w:rPr>
+    </w:lvl>
+  </w:abstractNum>
+  <w:num w:numId="1">
+    <w:abstractNumId w:val="1"/>
+  </w:num>
+  <w:num w:numId="2">
+    <w:abstractNumId w:val="0"/>
+  </w:num>
+</w:numbering>
 </file>
 
 <file path=word/styles.xml><?xml version="1.0" encoding="utf-8"?>
@@ -1090,6 +7220,49 @@
     <w:name w:val="Normal"/>
     <w:qFormat/>
   </w:style>
+  <w:style w:type="paragraph" w:styleId="Heading1">
+    <w:name w:val="heading 1"/>
+    <w:basedOn w:val="Normal"/>
+    <w:next w:val="Normal"/>
+    <w:link w:val="Heading1Char"/>
+    <w:uiPriority w:val="9"/>
+    <w:qFormat/>
+    <w:rsid w:val="009D0C78"/>
+    <w:pPr>
+      <w:keepNext/>
+      <w:keepLines/>
+      <w:spacing w:before="240" w:after="0"/>
+      <w:outlineLvl w:val="0"/>
+    </w:pPr>
+    <w:rPr>
+      <w:rFonts w:asciiTheme="majorHAnsi" w:eastAsiaTheme="majorEastAsia" w:hAnsiTheme="majorHAnsi" w:cstheme="majorBidi"/>
+      <w:color w:val="2E74B5" w:themeColor="accent1" w:themeShade="BF"/>
+      <w:sz w:val="32"/>
+      <w:szCs w:val="32"/>
+    </w:rPr>
+  </w:style>
+  <w:style w:type="paragraph" w:styleId="Heading2">
+    <w:name w:val="heading 2"/>
+    <w:basedOn w:val="Normal"/>
+    <w:next w:val="Normal"/>
+    <w:link w:val="Heading2Char"/>
+    <w:uiPriority w:val="9"/>
+    <w:unhideWhenUsed/>
+    <w:qFormat/>
+    <w:rsid w:val="00413B0E"/>
+    <w:pPr>
+      <w:keepNext/>
+      <w:keepLines/>
+      <w:spacing w:before="40" w:after="0"/>
+      <w:outlineLvl w:val="1"/>
+    </w:pPr>
+    <w:rPr>
+      <w:rFonts w:asciiTheme="majorHAnsi" w:eastAsiaTheme="majorEastAsia" w:hAnsiTheme="majorHAnsi" w:cstheme="majorBidi"/>
+      <w:color w:val="2E74B5" w:themeColor="accent1" w:themeShade="BF"/>
+      <w:sz w:val="26"/>
+      <w:szCs w:val="26"/>
+    </w:rPr>
+  </w:style>
   <w:style w:type="paragraph" w:styleId="Heading3">
     <w:name w:val="heading 3"/>
     <w:basedOn w:val="Normal"/>
@@ -1214,13 +7387,140 @@
     <w:name w:val="Hyperlink"/>
     <w:basedOn w:val="DefaultParagraphFont"/>
     <w:uiPriority w:val="99"/>
-    <w:semiHidden/>
     <w:unhideWhenUsed/>
     <w:rsid w:val="00641CC5"/>
     <w:rPr>
       <w:color w:val="0000FF"/>
       <w:u w:val="single"/>
     </w:rPr>
+  </w:style>
+  <w:style w:type="character" w:customStyle="1" w:styleId="im">
+    <w:name w:val="im"/>
+    <w:basedOn w:val="DefaultParagraphFont"/>
+    <w:rsid w:val="00D96AB7"/>
+  </w:style>
+  <w:style w:type="paragraph" w:styleId="Header">
+    <w:name w:val="header"/>
+    <w:basedOn w:val="Normal"/>
+    <w:link w:val="HeaderChar"/>
+    <w:uiPriority w:val="99"/>
+    <w:unhideWhenUsed/>
+    <w:rsid w:val="009D0C78"/>
+    <w:pPr>
+      <w:tabs>
+        <w:tab w:val="center" w:pos="4513"/>
+        <w:tab w:val="right" w:pos="9026"/>
+      </w:tabs>
+      <w:spacing w:after="0" w:line="240" w:lineRule="auto"/>
+    </w:pPr>
+  </w:style>
+  <w:style w:type="character" w:customStyle="1" w:styleId="HeaderChar">
+    <w:name w:val="Header Char"/>
+    <w:basedOn w:val="DefaultParagraphFont"/>
+    <w:link w:val="Header"/>
+    <w:uiPriority w:val="99"/>
+    <w:rsid w:val="009D0C78"/>
+  </w:style>
+  <w:style w:type="paragraph" w:styleId="Footer">
+    <w:name w:val="footer"/>
+    <w:basedOn w:val="Normal"/>
+    <w:link w:val="FooterChar"/>
+    <w:uiPriority w:val="99"/>
+    <w:unhideWhenUsed/>
+    <w:rsid w:val="009D0C78"/>
+    <w:pPr>
+      <w:tabs>
+        <w:tab w:val="center" w:pos="4513"/>
+        <w:tab w:val="right" w:pos="9026"/>
+      </w:tabs>
+      <w:spacing w:after="0" w:line="240" w:lineRule="auto"/>
+    </w:pPr>
+  </w:style>
+  <w:style w:type="character" w:customStyle="1" w:styleId="FooterChar">
+    <w:name w:val="Footer Char"/>
+    <w:basedOn w:val="DefaultParagraphFont"/>
+    <w:link w:val="Footer"/>
+    <w:uiPriority w:val="99"/>
+    <w:rsid w:val="009D0C78"/>
+  </w:style>
+  <w:style w:type="character" w:customStyle="1" w:styleId="Heading1Char">
+    <w:name w:val="Heading 1 Char"/>
+    <w:basedOn w:val="DefaultParagraphFont"/>
+    <w:link w:val="Heading1"/>
+    <w:uiPriority w:val="9"/>
+    <w:rsid w:val="009D0C78"/>
+    <w:rPr>
+      <w:rFonts w:asciiTheme="majorHAnsi" w:eastAsiaTheme="majorEastAsia" w:hAnsiTheme="majorHAnsi" w:cstheme="majorBidi"/>
+      <w:color w:val="2E74B5" w:themeColor="accent1" w:themeShade="BF"/>
+      <w:sz w:val="32"/>
+      <w:szCs w:val="32"/>
+    </w:rPr>
+  </w:style>
+  <w:style w:type="paragraph" w:styleId="TOCHeading">
+    <w:name w:val="TOC Heading"/>
+    <w:basedOn w:val="Heading1"/>
+    <w:next w:val="Normal"/>
+    <w:uiPriority w:val="39"/>
+    <w:unhideWhenUsed/>
+    <w:qFormat/>
+    <w:rsid w:val="009D0C78"/>
+    <w:pPr>
+      <w:outlineLvl w:val="9"/>
+    </w:pPr>
+    <w:rPr>
+      <w:lang w:val="en-US"/>
+    </w:rPr>
+  </w:style>
+  <w:style w:type="paragraph" w:styleId="TOC3">
+    <w:name w:val="toc 3"/>
+    <w:basedOn w:val="Normal"/>
+    <w:next w:val="Normal"/>
+    <w:autoRedefine/>
+    <w:uiPriority w:val="39"/>
+    <w:unhideWhenUsed/>
+    <w:rsid w:val="009D0C78"/>
+    <w:pPr>
+      <w:spacing w:after="100"/>
+      <w:ind w:left="440"/>
+    </w:pPr>
+  </w:style>
+  <w:style w:type="character" w:customStyle="1" w:styleId="Heading2Char">
+    <w:name w:val="Heading 2 Char"/>
+    <w:basedOn w:val="DefaultParagraphFont"/>
+    <w:link w:val="Heading2"/>
+    <w:uiPriority w:val="9"/>
+    <w:rsid w:val="00413B0E"/>
+    <w:rPr>
+      <w:rFonts w:asciiTheme="majorHAnsi" w:eastAsiaTheme="majorEastAsia" w:hAnsiTheme="majorHAnsi" w:cstheme="majorBidi"/>
+      <w:color w:val="2E74B5" w:themeColor="accent1" w:themeShade="BF"/>
+      <w:sz w:val="26"/>
+      <w:szCs w:val="26"/>
+    </w:rPr>
+  </w:style>
+  <w:style w:type="paragraph" w:styleId="TOC1">
+    <w:name w:val="toc 1"/>
+    <w:basedOn w:val="Normal"/>
+    <w:next w:val="Normal"/>
+    <w:autoRedefine/>
+    <w:uiPriority w:val="39"/>
+    <w:unhideWhenUsed/>
+    <w:rsid w:val="00F5512E"/>
+    <w:pPr>
+      <w:spacing w:after="100"/>
+    </w:pPr>
+  </w:style>
+  <w:style w:type="paragraph" w:styleId="TOC2">
+    <w:name w:val="toc 2"/>
+    <w:basedOn w:val="Normal"/>
+    <w:next w:val="Normal"/>
+    <w:autoRedefine/>
+    <w:uiPriority w:val="39"/>
+    <w:unhideWhenUsed/>
+    <w:rsid w:val="00F5512E"/>
+    <w:pPr>
+      <w:spacing w:after="100"/>
+      <w:ind w:left="220"/>
+    </w:pPr>
   </w:style>
 </w:styles>
 </file>
@@ -1484,4 +7784,16 @@
     </a:ext>
   </a:extLst>
 </a:theme>
+</file>
+
+<file path=customXml/item1.xml><?xml version="1.0" encoding="utf-8"?>
+<b:Sources xmlns:b="http://schemas.openxmlformats.org/officeDocument/2006/bibliography" xmlns="http://schemas.openxmlformats.org/officeDocument/2006/bibliography" SelectedStyle="\apasixtheditionofficeonline.xsl" StyleName="APA" Version="6"/>
+</file>
+
+<file path=customXml/itemProps1.xml><?xml version="1.0" encoding="utf-8"?>
+<ds:datastoreItem xmlns:ds="http://schemas.openxmlformats.org/officeDocument/2006/customXml" ds:itemID="{B12330D1-0165-47BB-BB92-5D53A8CECF5D}">
+  <ds:schemaRefs>
+    <ds:schemaRef ds:uri="http://schemas.openxmlformats.org/officeDocument/2006/bibliography"/>
+  </ds:schemaRefs>
+</ds:datastoreItem>
 </file>
--- a/MoU_NDA_Legal/SignedNDACelRevive.docx
+++ b/MoU_NDA_Legal/SignedNDACelRevive.docx
@@ -1571,6 +1571,13 @@
     </w:p>
     <w:sdt>
       <w:sdtPr>
+        <w:rPr>
+          <w:rFonts w:asciiTheme="minorHAnsi" w:eastAsiaTheme="minorHAnsi" w:hAnsiTheme="minorHAnsi" w:cstheme="minorBidi"/>
+          <w:color w:val="auto"/>
+          <w:sz w:val="22"/>
+          <w:szCs w:val="22"/>
+          <w:lang w:val="en-AU"/>
+        </w:rPr>
         <w:id w:val="-1403676722"/>
         <w:docPartObj>
           <w:docPartGallery w:val="Table of Contents"/>
@@ -1579,14 +1586,9 @@
       </w:sdtPr>
       <w:sdtEndPr>
         <w:rPr>
-          <w:rFonts w:asciiTheme="minorHAnsi" w:eastAsiaTheme="minorHAnsi" w:hAnsiTheme="minorHAnsi" w:cstheme="minorBidi"/>
           <w:b/>
           <w:bCs/>
           <w:noProof/>
-          <w:color w:val="auto"/>
-          <w:sz w:val="22"/>
-          <w:szCs w:val="22"/>
-          <w:lang w:val="en-AU"/>
         </w:rPr>
       </w:sdtEndPr>
       <w:sdtContent>
@@ -1649,7 +1651,7 @@
             </w:rPr>
             <w:fldChar w:fldCharType="separate"/>
           </w:r>
-          <w:hyperlink w:anchor="_Toc236739240" w:history="1">
+          <w:hyperlink w:anchor="_Toc236762049" w:history="1">
             <w:r>
               <w:rPr>
                 <w:rStyle w:val="Hyperlink"/>
@@ -1676,7 +1678,7 @@
                 <w:noProof/>
                 <w:webHidden/>
               </w:rPr>
-              <w:instrText xml:space="preserve"> PAGEREF _Toc236739240 \h </w:instrText>
+              <w:instrText xml:space="preserve"> PAGEREF _Toc236762049 \h </w:instrText>
             </w:r>
             <w:r>
               <w:rPr>
@@ -1719,7 +1721,7 @@
               <w:lang w:eastAsia="en-AU"/>
             </w:rPr>
           </w:pPr>
-          <w:hyperlink w:anchor="_Toc236739241" w:history="1">
+          <w:hyperlink w:anchor="_Toc236762050" w:history="1">
             <w:r>
               <w:rPr>
                 <w:rStyle w:val="Hyperlink"/>
@@ -1748,7 +1750,7 @@
                 <w:noProof/>
                 <w:webHidden/>
               </w:rPr>
-              <w:instrText xml:space="preserve"> PAGEREF _Toc236739241 \h </w:instrText>
+              <w:instrText xml:space="preserve"> PAGEREF _Toc236762050 \h </w:instrText>
             </w:r>
             <w:r>
               <w:rPr>
@@ -1791,7 +1793,7 @@
               <w:lang w:eastAsia="en-AU"/>
             </w:rPr>
           </w:pPr>
-          <w:hyperlink w:anchor="_Toc236739242" w:history="1">
+          <w:hyperlink w:anchor="_Toc236762051" w:history="1">
             <w:r>
               <w:rPr>
                 <w:rStyle w:val="Hyperlink"/>
@@ -1818,7 +1820,7 @@
                 <w:noProof/>
                 <w:webHidden/>
               </w:rPr>
-              <w:instrText xml:space="preserve"> PAGEREF _Toc236739242 \h </w:instrText>
+              <w:instrText xml:space="preserve"> PAGEREF _Toc236762051 \h </w:instrText>
             </w:r>
             <w:r>
               <w:rPr>
@@ -1861,7 +1863,7 @@
               <w:lang w:eastAsia="en-AU"/>
             </w:rPr>
           </w:pPr>
-          <w:hyperlink w:anchor="_Toc236739243" w:history="1">
+          <w:hyperlink w:anchor="_Toc236762052" w:history="1">
             <w:r>
               <w:rPr>
                 <w:rStyle w:val="Hyperlink"/>
@@ -1888,7 +1890,7 @@
                 <w:noProof/>
                 <w:webHidden/>
               </w:rPr>
-              <w:instrText xml:space="preserve"> PAGEREF _Toc236739243 \h </w:instrText>
+              <w:instrText xml:space="preserve"> PAGEREF _Toc236762052 \h </w:instrText>
             </w:r>
             <w:r>
               <w:rPr>
@@ -1931,7 +1933,7 @@
               <w:lang w:eastAsia="en-AU"/>
             </w:rPr>
           </w:pPr>
-          <w:hyperlink w:anchor="_Toc236739244" w:history="1">
+          <w:hyperlink w:anchor="_Toc236762053" w:history="1">
             <w:r>
               <w:rPr>
                 <w:rStyle w:val="Hyperlink"/>
@@ -1958,7 +1960,7 @@
                 <w:noProof/>
                 <w:webHidden/>
               </w:rPr>
-              <w:instrText xml:space="preserve"> PAGEREF _Toc236739244 \h </w:instrText>
+              <w:instrText xml:space="preserve"> PAGEREF _Toc236762053 \h </w:instrText>
             </w:r>
             <w:r>
               <w:rPr>
@@ -2001,7 +2003,7 @@
               <w:lang w:eastAsia="en-AU"/>
             </w:rPr>
           </w:pPr>
-          <w:hyperlink w:anchor="_Toc236739245" w:history="1">
+          <w:hyperlink w:anchor="_Toc236762054" w:history="1">
             <w:r>
               <w:rPr>
                 <w:rStyle w:val="Hyperlink"/>
@@ -2028,7 +2030,7 @@
                 <w:noProof/>
                 <w:webHidden/>
               </w:rPr>
-              <w:instrText xml:space="preserve"> PAGEREF _Toc236739245 \h </w:instrText>
+              <w:instrText xml:space="preserve"> PAGEREF _Toc236762054 \h </w:instrText>
             </w:r>
             <w:r>
               <w:rPr>
@@ -2071,7 +2073,7 @@
               <w:lang w:eastAsia="en-AU"/>
             </w:rPr>
           </w:pPr>
-          <w:hyperlink w:anchor="_Toc236739246" w:history="1">
+          <w:hyperlink w:anchor="_Toc236762055" w:history="1">
             <w:r>
               <w:rPr>
                 <w:rStyle w:val="Hyperlink"/>
@@ -2098,7 +2100,7 @@
                 <w:noProof/>
                 <w:webHidden/>
               </w:rPr>
-              <w:instrText xml:space="preserve"> PAGEREF _Toc236739246 \h </w:instrText>
+              <w:instrText xml:space="preserve"> PAGEREF _Toc236762055 \h </w:instrText>
             </w:r>
             <w:r>
               <w:rPr>
@@ -2141,7 +2143,7 @@
               <w:lang w:eastAsia="en-AU"/>
             </w:rPr>
           </w:pPr>
-          <w:hyperlink w:anchor="_Toc236739247" w:history="1">
+          <w:hyperlink w:anchor="_Toc236762056" w:history="1">
             <w:r>
               <w:rPr>
                 <w:rStyle w:val="Hyperlink"/>
@@ -2168,7 +2170,7 @@
                 <w:noProof/>
                 <w:webHidden/>
               </w:rPr>
-              <w:instrText xml:space="preserve"> PAGEREF _Toc236739247 \h </w:instrText>
+              <w:instrText xml:space="preserve"> PAGEREF _Toc236762056 \h </w:instrText>
             </w:r>
             <w:r>
               <w:rPr>
@@ -2211,7 +2213,7 @@
               <w:lang w:eastAsia="en-AU"/>
             </w:rPr>
           </w:pPr>
-          <w:hyperlink w:anchor="_Toc236739248" w:history="1">
+          <w:hyperlink w:anchor="_Toc236762057" w:history="1">
             <w:r>
               <w:rPr>
                 <w:rStyle w:val="Hyperlink"/>
@@ -2238,7 +2240,7 @@
                 <w:noProof/>
                 <w:webHidden/>
               </w:rPr>
-              <w:instrText xml:space="preserve"> PAGEREF _Toc236739248 \h </w:instrText>
+              <w:instrText xml:space="preserve"> PAGEREF _Toc236762057 \h </w:instrText>
             </w:r>
             <w:r>
               <w:rPr>
@@ -2259,6 +2261,76 @@
                 <w:webHidden/>
               </w:rPr>
               <w:t>10</w:t>
+            </w:r>
+            <w:r>
+              <w:rPr>
+                <w:noProof/>
+                <w:webHidden/>
+              </w:rPr>
+              <w:fldChar w:fldCharType="end"/>
+            </w:r>
+          </w:hyperlink>
+        </w:p>
+        <w:p>
+          <w:pPr>
+            <w:pStyle w:val="TOC1"/>
+            <w:tabs>
+              <w:tab w:val="right" w:leader="dot" w:pos="9016"/>
+            </w:tabs>
+            <w:rPr>
+              <w:rFonts w:eastAsiaTheme="minorEastAsia"/>
+              <w:noProof/>
+              <w:lang w:eastAsia="en-AU"/>
+            </w:rPr>
+          </w:pPr>
+          <w:hyperlink w:anchor="_Toc236762058" w:history="1">
+            <w:r>
+              <w:rPr>
+                <w:rStyle w:val="Hyperlink"/>
+                <w:noProof/>
+              </w:rPr>
+              <w:t>NDA Approval</w:t>
+            </w:r>
+            <w:r>
+              <w:rPr>
+                <w:noProof/>
+                <w:webHidden/>
+              </w:rPr>
+              <w:tab/>
+            </w:r>
+            <w:r>
+              <w:rPr>
+                <w:noProof/>
+                <w:webHidden/>
+              </w:rPr>
+              <w:fldChar w:fldCharType="begin"/>
+            </w:r>
+            <w:r>
+              <w:rPr>
+                <w:noProof/>
+                <w:webHidden/>
+              </w:rPr>
+              <w:instrText xml:space="preserve"> PAGEREF _Toc236762058 \h </w:instrText>
+            </w:r>
+            <w:r>
+              <w:rPr>
+                <w:noProof/>
+                <w:webHidden/>
+              </w:rPr>
+            </w:r>
+            <w:r>
+              <w:rPr>
+                <w:noProof/>
+                <w:webHidden/>
+              </w:rPr>
+              <w:fldChar w:fldCharType="separate"/>
+            </w:r>
+            <w:r>
+              <w:rPr>
+                <w:noProof/>
+                <w:webHidden/>
+              </w:rPr>
+              <w:t>11</w:t>
             </w:r>
             <w:r>
               <w:rPr>
@@ -2272,6 +2344,11 @@
         <w:p>
           <w:pPr>
             <w:jc w:val="both"/>
+            <w:rPr>
+              <w:b/>
+              <w:bCs/>
+              <w:noProof/>
+            </w:rPr>
           </w:pPr>
           <w:r>
             <w:rPr>
@@ -2286,8 +2363,6 @@
     </w:sdt>
     <w:p>
       <w:pPr>
-        <w:pStyle w:val="NormalWeb"/>
-        <w:shd w:val="clear" w:color="auto" w:fill="FFFFFF"/>
         <w:jc w:val="both"/>
       </w:pPr>
       <w:r>
@@ -2299,15 +2374,13 @@
         <w:pStyle w:val="Heading1"/>
         <w:jc w:val="both"/>
       </w:pPr>
-      <w:bookmarkStart w:id="0" w:name="_Toc236739240"/>
-      <w:bookmarkStart w:id="1" w:name="_GoBack"/>
+      <w:bookmarkStart w:id="0" w:name="_Toc236762049"/>
       <w:r>
         <w:lastRenderedPageBreak/>
         <w:t>Confidentiality and Non-Disclosure Agreement</w:t>
       </w:r>
       <w:bookmarkEnd w:id="0"/>
     </w:p>
-    <w:bookmarkEnd w:id="1"/>
     <w:p>
       <w:pPr>
         <w:pStyle w:val="NormalWeb"/>
@@ -2393,7 +2466,7 @@
           <w:lang w:eastAsia="en-AU"/>
         </w:rPr>
       </w:pPr>
-      <w:bookmarkStart w:id="2" w:name="_Toc236739241"/>
+      <w:bookmarkStart w:id="1" w:name="_Toc236762050"/>
       <w:r>
         <w:rPr>
           <w:rFonts w:eastAsia="Times New Roman"/>
@@ -2401,7 +2474,7 @@
         </w:rPr>
         <w:t>Confidentiality Obligations</w:t>
       </w:r>
-      <w:bookmarkEnd w:id="2"/>
+      <w:bookmarkEnd w:id="1"/>
     </w:p>
     <w:p>
       <w:pPr>
@@ -2879,11 +2952,13 @@
                     <w:pStyle w:val="Heading1"/>
                     <w:jc w:val="both"/>
                   </w:pPr>
-                  <w:bookmarkStart w:id="3" w:name="_Toc236739242"/>
+                  <w:bookmarkStart w:id="2" w:name="_Toc236762051"/>
+                  <w:bookmarkStart w:id="3" w:name="_GoBack"/>
+                  <w:bookmarkEnd w:id="3"/>
                   <w:r>
                     <w:t>Anirban Chakrabarty</w:t>
                   </w:r>
-                  <w:bookmarkEnd w:id="3"/>
+                  <w:bookmarkEnd w:id="2"/>
                 </w:p>
                 <w:p>
                   <w:pPr>
@@ -3638,7 +3713,7 @@
                       <w:color w:val="5F6368"/>
                     </w:rPr>
                   </w:pPr>
-                  <w:bookmarkStart w:id="4" w:name="_Toc236739243"/>
+                  <w:bookmarkStart w:id="4" w:name="_Toc236762052"/>
                   <w:r>
                     <w:t>Nathan Young</w:t>
                   </w:r>
@@ -3816,19 +3891,7 @@
                     <w:rPr>
                       <w:lang w:eastAsia="en-AU"/>
                     </w:rPr>
-                    <w:t xml:space="preserve"> </w:t>
-                  </w:r>
-                  <w:r>
-                    <w:rPr>
-                      <w:lang w:eastAsia="en-AU"/>
-                    </w:rPr>
-                    <w:t xml:space="preserve">and </w:t>
-                  </w:r>
-                  <w:r>
-                    <w:rPr>
-                      <w:lang w:eastAsia="en-AU"/>
-                    </w:rPr>
-                    <w:t>team</w:t>
+                    <w:t xml:space="preserve"> and team</w:t>
                   </w:r>
                 </w:p>
                 <w:p>
@@ -4098,9 +4161,14 @@
                       <w:szCs w:val="27"/>
                     </w:rPr>
                   </w:pPr>
-                  <w:bookmarkStart w:id="5" w:name="_Toc236739244"/>
+                  <w:bookmarkStart w:id="5" w:name="_Toc236762053"/>
+                  <w:proofErr w:type="spellStart"/>
                   <w:r>
-                    <w:t>Vidit Sharma</w:t>
+                    <w:t>Vidit</w:t>
+                  </w:r>
+                  <w:proofErr w:type="spellEnd"/>
+                  <w:r>
+                    <w:t xml:space="preserve"> Sharma</w:t>
                   </w:r>
                   <w:bookmarkEnd w:id="5"/>
                 </w:p>
@@ -4537,7 +4605,22 @@
           <w:color w:val="888888"/>
         </w:rPr>
         <w:br/>
-        <w:t>Vidit Sharma</w:t>
+      </w:r>
+      <w:proofErr w:type="spellStart"/>
+      <w:r>
+        <w:rPr>
+          <w:rFonts w:ascii="Arial" w:hAnsi="Arial" w:cs="Arial"/>
+          <w:color w:val="888888"/>
+        </w:rPr>
+        <w:t>Vidit</w:t>
+      </w:r>
+      <w:proofErr w:type="spellEnd"/>
+      <w:r>
+        <w:rPr>
+          <w:rFonts w:ascii="Arial" w:hAnsi="Arial" w:cs="Arial"/>
+          <w:color w:val="888888"/>
+        </w:rPr>
+        <w:t xml:space="preserve"> Sharma</w:t>
       </w:r>
     </w:p>
     <w:p>
@@ -4625,9 +4708,14 @@
                       <w:color w:val="5F6368"/>
                     </w:rPr>
                   </w:pPr>
-                  <w:bookmarkStart w:id="6" w:name="_Toc236739245"/>
+                  <w:bookmarkStart w:id="6" w:name="_Toc236762054"/>
+                  <w:proofErr w:type="spellStart"/>
                   <w:r>
-                    <w:t>Rajanya Dam</w:t>
+                    <w:t>Rajanya</w:t>
+                  </w:r>
+                  <w:proofErr w:type="spellEnd"/>
+                  <w:r>
+                    <w:t xml:space="preserve"> Dam</w:t>
                   </w:r>
                   <w:bookmarkEnd w:id="6"/>
                 </w:p>
@@ -4986,6 +5074,7 @@
           <w:color w:val="888888"/>
         </w:rPr>
       </w:pPr>
+      <w:proofErr w:type="spellStart"/>
       <w:r>
         <w:rPr>
           <w:rFonts w:ascii="Arial" w:hAnsi="Arial" w:cs="Arial"/>
@@ -4993,7 +5082,17 @@
           <w:bCs/>
           <w:color w:val="888888"/>
         </w:rPr>
-        <w:t>Rajanya Dam</w:t>
+        <w:t>Rajanya</w:t>
+      </w:r>
+      <w:proofErr w:type="spellEnd"/>
+      <w:r>
+        <w:rPr>
+          <w:rFonts w:ascii="Arial" w:hAnsi="Arial" w:cs="Arial"/>
+          <w:b/>
+          <w:bCs/>
+          <w:color w:val="888888"/>
+        </w:rPr>
+        <w:t xml:space="preserve"> Dam</w:t>
       </w:r>
     </w:p>
     <w:p>
@@ -5094,7 +5193,7 @@
                       <w:szCs w:val="27"/>
                     </w:rPr>
                   </w:pPr>
-                  <w:bookmarkStart w:id="7" w:name="_Toc236739246"/>
+                  <w:bookmarkStart w:id="7" w:name="_Toc236762055"/>
                   <w:r>
                     <w:t>Sayan Basak</w:t>
                   </w:r>
@@ -5587,9 +5686,14 @@
                       <w:szCs w:val="27"/>
                     </w:rPr>
                   </w:pPr>
-                  <w:bookmarkStart w:id="8" w:name="_Toc236739247"/>
+                  <w:bookmarkStart w:id="8" w:name="_Toc236762056"/>
+                  <w:proofErr w:type="spellStart"/>
                   <w:r>
-                    <w:t>Md Azad Ansari</w:t>
+                    <w:t>Md</w:t>
+                  </w:r>
+                  <w:proofErr w:type="spellEnd"/>
+                  <w:r>
+                    <w:t xml:space="preserve"> Azad Ansari</w:t>
                   </w:r>
                   <w:bookmarkEnd w:id="8"/>
                 </w:p>
@@ -5961,7 +6065,7 @@
                       <w:color w:val="5F6368"/>
                     </w:rPr>
                   </w:pPr>
-                  <w:bookmarkStart w:id="9" w:name="_Toc236739248"/>
+                  <w:bookmarkStart w:id="9" w:name="_Toc236762057"/>
                   <w:r>
                     <w:lastRenderedPageBreak/>
                     <w:t>Soubhanik Patra</w:t>
@@ -6360,12 +6464,616 @@
       </w:r>
     </w:p>
     <w:p>
+      <w:r>
+        <w:br w:type="page"/>
+      </w:r>
+    </w:p>
+    <w:p>
+      <w:pPr>
+        <w:pStyle w:val="Heading1"/>
+      </w:pPr>
+      <w:bookmarkStart w:id="10" w:name="_Toc236762058"/>
+      <w:r>
+        <w:lastRenderedPageBreak/>
+        <w:t>NDA Approval</w:t>
+      </w:r>
+      <w:bookmarkEnd w:id="10"/>
+    </w:p>
+    <w:tbl>
+      <w:tblPr>
+        <w:tblW w:w="0" w:type="dxa"/>
+        <w:tblCellMar>
+          <w:left w:w="0" w:type="dxa"/>
+          <w:right w:w="0" w:type="dxa"/>
+        </w:tblCellMar>
+        <w:tblLook w:val="04A0" w:firstRow="1" w:lastRow="0" w:firstColumn="1" w:lastColumn="0" w:noHBand="0" w:noVBand="1"/>
+      </w:tblPr>
+      <w:tblGrid>
+        <w:gridCol w:w="6950"/>
+        <w:gridCol w:w="2066"/>
+        <w:gridCol w:w="5"/>
+        <w:gridCol w:w="5"/>
+      </w:tblGrid>
+      <w:tr>
+        <w:tc>
+          <w:tcPr>
+            <w:tcW w:w="7701" w:type="dxa"/>
+            <w:noWrap/>
+            <w:hideMark/>
+          </w:tcPr>
+          <w:p/>
+          <w:tbl>
+            <w:tblPr>
+              <w:tblW w:w="7701" w:type="dxa"/>
+              <w:tblCellMar>
+                <w:left w:w="0" w:type="dxa"/>
+                <w:right w:w="0" w:type="dxa"/>
+              </w:tblCellMar>
+              <w:tblLook w:val="04A0" w:firstRow="1" w:lastRow="0" w:firstColumn="1" w:lastColumn="0" w:noHBand="0" w:noVBand="1"/>
+            </w:tblPr>
+            <w:tblGrid>
+              <w:gridCol w:w="7701"/>
+            </w:tblGrid>
+            <w:tr>
+              <w:tc>
+                <w:tcPr>
+                  <w:tcW w:w="0" w:type="auto"/>
+                  <w:vAlign w:val="center"/>
+                  <w:hideMark/>
+                </w:tcPr>
+                <w:p>
+                  <w:pPr>
+                    <w:jc w:val="both"/>
+                    <w:rPr>
+                      <w:lang w:eastAsia="en-AU"/>
+                    </w:rPr>
+                  </w:pPr>
+                  <w:r>
+                    <w:rPr>
+                      <w:color w:val="5F6368"/>
+                      <w:lang w:eastAsia="en-AU"/>
+                    </w:rPr>
+                    <w:t>Email from:</w:t>
+                  </w:r>
+                  <w:r>
+                    <w:rPr>
+                      <w:lang w:eastAsia="en-AU"/>
+                    </w:rPr>
+                    <w:t xml:space="preserve"> </w:t>
+                  </w:r>
+                  <w:hyperlink r:id="rId28" w:history="1">
+                    <w:r>
+                      <w:rPr>
+                        <w:rStyle w:val="Hyperlink"/>
+                        <w:lang w:eastAsia="en-AU"/>
+                      </w:rPr>
+                      <w:t>lindsey.tobin@effiderma.com</w:t>
+                    </w:r>
+                  </w:hyperlink>
+                </w:p>
+                <w:p>
+                  <w:r>
+                    <w:rPr>
+                      <w:lang w:eastAsia="en-AU"/>
+                    </w:rPr>
+                    <w:t xml:space="preserve">to </w:t>
+                  </w:r>
+                  <w:hyperlink r:id="rId29" w:history="1">
+                    <w:r>
+                      <w:rPr>
+                        <w:rStyle w:val="Hyperlink"/>
+                        <w:lang w:eastAsia="en-AU"/>
+                      </w:rPr>
+                      <w:t>anirban@anodiam.com</w:t>
+                    </w:r>
+                  </w:hyperlink>
+                  <w:r>
+                    <w:t>;</w:t>
+                  </w:r>
+                  <w:r>
+                    <w:t xml:space="preserve"> </w:t>
+                  </w:r>
+                </w:p>
+                <w:p>
+                  <w:pPr>
+                    <w:rPr>
+                      <w:rFonts w:ascii="Helvetica" w:hAnsi="Helvetica" w:cs="Helvetica"/>
+                      <w:color w:val="5F6368"/>
+                    </w:rPr>
+                  </w:pPr>
+                  <w:r>
+                    <w:t>Cc</w:t>
+                  </w:r>
+                  <w:r>
+                    <w:t xml:space="preserve"> </w:t>
+                  </w:r>
+                  <w:hyperlink r:id="rId30" w:history="1">
+                    <w:r>
+                      <w:rPr>
+                        <w:rStyle w:val="Hyperlink"/>
+                        <w:lang w:eastAsia="en-AU"/>
+                      </w:rPr>
+                      <w:t>theresa.tobin@effiderma.com</w:t>
+                    </w:r>
+                  </w:hyperlink>
+                  <w:r>
+                    <w:rPr>
+                      <w:lang w:eastAsia="en-AU"/>
+                    </w:rPr>
+                    <w:t>;</w:t>
+                  </w:r>
+                  <w:r>
+                    <w:rPr>
+                      <w:lang w:eastAsia="en-AU"/>
+                    </w:rPr>
+                    <w:t xml:space="preserve"> </w:t>
+                  </w:r>
+                  <w:hyperlink r:id="rId31" w:history="1">
+                    <w:r>
+                      <w:rPr>
+                        <w:rStyle w:val="Hyperlink"/>
+                        <w:lang w:eastAsia="en-AU"/>
+                      </w:rPr>
+                      <w:t>sayan@anodiam.com</w:t>
+                    </w:r>
+                  </w:hyperlink>
+                </w:p>
+              </w:tc>
+            </w:tr>
+          </w:tbl>
+          <w:p>
+            <w:pPr>
+              <w:rPr>
+                <w:rFonts w:ascii="Helvetica" w:hAnsi="Helvetica" w:cs="Helvetica"/>
+              </w:rPr>
+            </w:pPr>
+          </w:p>
+        </w:tc>
+        <w:tc>
+          <w:tcPr>
+            <w:tcW w:w="0" w:type="auto"/>
+            <w:noWrap/>
+            <w:hideMark/>
+          </w:tcPr>
+          <w:p>
+            <w:pPr>
+              <w:rPr>
+                <w:rFonts w:ascii="Helvetica" w:hAnsi="Helvetica" w:cs="Helvetica"/>
+                <w:color w:val="222222"/>
+                <w:sz w:val="24"/>
+                <w:szCs w:val="24"/>
+              </w:rPr>
+            </w:pPr>
+            <w:r>
+              <w:rPr>
+                <w:rStyle w:val="g3"/>
+                <w:rFonts w:ascii="Helvetica" w:hAnsi="Helvetica" w:cs="Helvetica"/>
+                <w:color w:val="5E5E5E"/>
+              </w:rPr>
+              <w:t>12:48 PM (5 hours ago)</w:t>
+            </w:r>
+          </w:p>
+        </w:tc>
+        <w:tc>
+          <w:tcPr>
+            <w:tcW w:w="0" w:type="auto"/>
+            <w:noWrap/>
+            <w:hideMark/>
+          </w:tcPr>
+          <w:p>
+            <w:pPr>
+              <w:rPr>
+                <w:rFonts w:ascii="Helvetica" w:hAnsi="Helvetica" w:cs="Helvetica"/>
+                <w:color w:val="222222"/>
+              </w:rPr>
+            </w:pPr>
+          </w:p>
+        </w:tc>
+        <w:tc>
+          <w:tcPr>
+            <w:tcW w:w="0" w:type="auto"/>
+            <w:vMerge w:val="restart"/>
+            <w:noWrap/>
+            <w:hideMark/>
+          </w:tcPr>
+          <w:p>
+            <w:pPr>
+              <w:rPr>
+                <w:sz w:val="20"/>
+                <w:szCs w:val="20"/>
+              </w:rPr>
+            </w:pPr>
+          </w:p>
+        </w:tc>
+      </w:tr>
+      <w:tr>
+        <w:tc>
+          <w:tcPr>
+            <w:tcW w:w="0" w:type="auto"/>
+            <w:gridSpan w:val="3"/>
+            <w:vAlign w:val="center"/>
+            <w:hideMark/>
+          </w:tcPr>
+          <w:tbl>
+            <w:tblPr>
+              <w:tblW w:w="11940" w:type="dxa"/>
+              <w:tblCellMar>
+                <w:left w:w="0" w:type="dxa"/>
+                <w:right w:w="0" w:type="dxa"/>
+              </w:tblCellMar>
+              <w:tblLook w:val="04A0" w:firstRow="1" w:lastRow="0" w:firstColumn="1" w:lastColumn="0" w:noHBand="0" w:noVBand="1"/>
+            </w:tblPr>
+            <w:tblGrid>
+              <w:gridCol w:w="11940"/>
+            </w:tblGrid>
+            <w:tr>
+              <w:tc>
+                <w:tcPr>
+                  <w:tcW w:w="0" w:type="auto"/>
+                  <w:noWrap/>
+                  <w:vAlign w:val="center"/>
+                  <w:hideMark/>
+                </w:tcPr>
+                <w:p>
+                  <w:pPr>
+                    <w:spacing w:line="300" w:lineRule="atLeast"/>
+                    <w:rPr>
+                      <w:sz w:val="24"/>
+                      <w:szCs w:val="24"/>
+                    </w:rPr>
+                  </w:pPr>
+                </w:p>
+                <w:p>
+                  <w:pPr>
+                    <w:spacing w:line="300" w:lineRule="atLeast"/>
+                    <w:textAlignment w:val="top"/>
+                  </w:pPr>
+                  <w:r>
+                    <w:rPr>
+                      <w:noProof/>
+                      <w:lang w:eastAsia="en-AU"/>
+                    </w:rPr>
+                    <w:drawing>
+                      <wp:inline distT="0" distB="0" distL="0" distR="0">
+                        <wp:extent cx="8255" cy="8255"/>
+                        <wp:effectExtent l="0" t="0" r="0" b="0"/>
+                        <wp:docPr id="11" name="Picture 11" descr="https://mail.google.com/mail/u/0/images/cleardot.gif"/>
+                        <wp:cNvGraphicFramePr>
+                          <a:graphicFrameLocks xmlns:a="http://schemas.openxmlformats.org/drawingml/2006/main" noChangeAspect="1"/>
+                        </wp:cNvGraphicFramePr>
+                        <a:graphic xmlns:a="http://schemas.openxmlformats.org/drawingml/2006/main">
+                          <a:graphicData uri="http://schemas.openxmlformats.org/drawingml/2006/picture">
+                            <pic:pic xmlns:pic="http://schemas.openxmlformats.org/drawingml/2006/picture">
+                              <pic:nvPicPr>
+                                <pic:cNvPr id="0" name="Picture 1" descr="https://mail.google.com/mail/u/0/images/cleardot.gif"/>
+                                <pic:cNvPicPr>
+                                  <a:picLocks noChangeAspect="1" noChangeArrowheads="1"/>
+                                </pic:cNvPicPr>
+                              </pic:nvPicPr>
+                              <pic:blipFill>
+                                <a:blip r:embed="rId12">
+                                  <a:extLst>
+                                    <a:ext uri="{28A0092B-C50C-407E-A947-70E740481C1C}">
+                                      <a14:useLocalDpi xmlns:a14="http://schemas.microsoft.com/office/drawing/2010/main" val="0"/>
+                                    </a:ext>
+                                  </a:extLst>
+                                </a:blip>
+                                <a:srcRect/>
+                                <a:stretch>
+                                  <a:fillRect/>
+                                </a:stretch>
+                              </pic:blipFill>
+                              <pic:spPr bwMode="auto">
+                                <a:xfrm>
+                                  <a:off x="0" y="0"/>
+                                  <a:ext cx="8255" cy="8255"/>
+                                </a:xfrm>
+                                <a:prstGeom prst="rect">
+                                  <a:avLst/>
+                                </a:prstGeom>
+                                <a:noFill/>
+                                <a:ln>
+                                  <a:noFill/>
+                                </a:ln>
+                              </pic:spPr>
+                            </pic:pic>
+                          </a:graphicData>
+                        </a:graphic>
+                      </wp:inline>
+                    </w:drawing>
+                  </w:r>
+                </w:p>
+              </w:tc>
+            </w:tr>
+          </w:tbl>
+          <w:p>
+            <w:pPr>
+              <w:spacing w:line="240" w:lineRule="auto"/>
+              <w:rPr>
+                <w:rFonts w:ascii="Helvetica" w:hAnsi="Helvetica" w:cs="Helvetica"/>
+              </w:rPr>
+            </w:pPr>
+          </w:p>
+        </w:tc>
+        <w:tc>
+          <w:tcPr>
+            <w:tcW w:w="0" w:type="auto"/>
+            <w:vMerge/>
+            <w:vAlign w:val="center"/>
+            <w:hideMark/>
+          </w:tcPr>
+          <w:p>
+            <w:pPr>
+              <w:rPr>
+                <w:sz w:val="20"/>
+                <w:szCs w:val="20"/>
+              </w:rPr>
+            </w:pPr>
+          </w:p>
+        </w:tc>
+      </w:tr>
+    </w:tbl>
+    <w:p>
+      <w:pPr>
+        <w:shd w:val="clear" w:color="auto" w:fill="FFFFFF"/>
+        <w:rPr>
+          <w:rFonts w:ascii="Calibri" w:hAnsi="Calibri" w:cs="Calibri"/>
+          <w:color w:val="000000"/>
+        </w:rPr>
+      </w:pPr>
+      <w:r>
+        <w:rPr>
+          <w:rFonts w:ascii="Calibri" w:hAnsi="Calibri" w:cs="Calibri"/>
+          <w:color w:val="000000"/>
+        </w:rPr>
+        <w:t>Hi Anirban,</w:t>
+      </w:r>
+    </w:p>
+    <w:p>
+      <w:pPr>
+        <w:shd w:val="clear" w:color="auto" w:fill="FFFFFF"/>
+        <w:rPr>
+          <w:rFonts w:ascii="Calibri" w:hAnsi="Calibri" w:cs="Calibri"/>
+          <w:color w:val="000000"/>
+        </w:rPr>
+      </w:pPr>
+    </w:p>
+    <w:p>
+      <w:pPr>
+        <w:shd w:val="clear" w:color="auto" w:fill="FFFFFF"/>
+        <w:rPr>
+          <w:rFonts w:ascii="Calibri" w:hAnsi="Calibri" w:cs="Calibri"/>
+          <w:color w:val="000000"/>
+        </w:rPr>
+      </w:pPr>
+      <w:r>
+        <w:rPr>
+          <w:rFonts w:ascii="Calibri" w:hAnsi="Calibri" w:cs="Calibri"/>
+          <w:color w:val="000000"/>
+        </w:rPr>
+        <w:t>Great thanks for actioning this.</w:t>
+      </w:r>
+    </w:p>
+    <w:p>
+      <w:pPr>
+        <w:shd w:val="clear" w:color="auto" w:fill="FFFFFF"/>
+        <w:rPr>
+          <w:rFonts w:ascii="Calibri" w:hAnsi="Calibri" w:cs="Calibri"/>
+          <w:color w:val="000000"/>
+        </w:rPr>
+      </w:pPr>
+    </w:p>
+    <w:p>
+      <w:pPr>
+        <w:shd w:val="clear" w:color="auto" w:fill="FFFFFF"/>
+        <w:rPr>
+          <w:rFonts w:ascii="Calibri" w:hAnsi="Calibri" w:cs="Calibri"/>
+          <w:color w:val="000000"/>
+        </w:rPr>
+      </w:pPr>
+    </w:p>
+    <w:p>
+      <w:pPr>
+        <w:pStyle w:val="NormalWeb"/>
+        <w:shd w:val="clear" w:color="auto" w:fill="FFFFFF"/>
+        <w:spacing w:before="0" w:beforeAutospacing="0" w:after="0" w:afterAutospacing="0"/>
+        <w:rPr>
+          <w:rFonts w:ascii="Calibri" w:hAnsi="Calibri" w:cs="Calibri"/>
+          <w:color w:val="222222"/>
+          <w:sz w:val="22"/>
+          <w:szCs w:val="22"/>
+        </w:rPr>
+      </w:pPr>
+      <w:r>
+        <w:rPr>
+          <w:rFonts w:ascii="Calibri" w:hAnsi="Calibri" w:cs="Calibri"/>
+          <w:color w:val="222222"/>
+          <w:sz w:val="22"/>
+          <w:szCs w:val="22"/>
+        </w:rPr>
+        <w:t>Best regards,</w:t>
+      </w:r>
+    </w:p>
+    <w:p>
+      <w:pPr>
+        <w:pStyle w:val="NormalWeb"/>
+        <w:shd w:val="clear" w:color="auto" w:fill="FFFFFF"/>
+        <w:spacing w:before="0" w:beforeAutospacing="0" w:after="0" w:afterAutospacing="0"/>
+        <w:rPr>
+          <w:rFonts w:ascii="Calibri" w:hAnsi="Calibri" w:cs="Calibri"/>
+          <w:color w:val="222222"/>
+          <w:sz w:val="22"/>
+          <w:szCs w:val="22"/>
+        </w:rPr>
+      </w:pPr>
+      <w:r>
+        <w:rPr>
+          <w:rFonts w:ascii="Calibri" w:hAnsi="Calibri" w:cs="Calibri"/>
+          <w:color w:val="222222"/>
+          <w:sz w:val="22"/>
+          <w:szCs w:val="22"/>
+        </w:rPr>
+        <w:t> </w:t>
+      </w:r>
+    </w:p>
+    <w:p>
+      <w:pPr>
+        <w:pStyle w:val="NormalWeb"/>
+        <w:shd w:val="clear" w:color="auto" w:fill="FFFFFF"/>
+        <w:spacing w:before="0" w:beforeAutospacing="0" w:after="0" w:afterAutospacing="0"/>
+        <w:rPr>
+          <w:rFonts w:ascii="Calibri" w:hAnsi="Calibri" w:cs="Calibri"/>
+          <w:color w:val="222222"/>
+          <w:sz w:val="22"/>
+          <w:szCs w:val="22"/>
+        </w:rPr>
+      </w:pPr>
+      <w:r>
+        <w:rPr>
+          <w:rFonts w:ascii="Calibri" w:hAnsi="Calibri" w:cs="Calibri"/>
+          <w:b/>
+          <w:bCs/>
+          <w:color w:val="222222"/>
+          <w:sz w:val="22"/>
+          <w:szCs w:val="22"/>
+        </w:rPr>
+        <w:t>Lindsay Tobin</w:t>
+      </w:r>
+    </w:p>
+    <w:p>
+      <w:pPr>
+        <w:pStyle w:val="NormalWeb"/>
+        <w:shd w:val="clear" w:color="auto" w:fill="FFFFFF"/>
+        <w:spacing w:before="0" w:beforeAutospacing="0" w:after="0" w:afterAutospacing="0"/>
+        <w:rPr>
+          <w:rFonts w:ascii="Arial" w:hAnsi="Arial" w:cs="Arial"/>
+          <w:color w:val="222222"/>
+        </w:rPr>
+      </w:pPr>
+      <w:r>
+        <w:rPr>
+          <w:rFonts w:ascii="Calibri" w:hAnsi="Calibri" w:cs="Calibri"/>
+          <w:color w:val="000000"/>
+          <w:sz w:val="22"/>
+          <w:szCs w:val="22"/>
+          <w:shd w:val="clear" w:color="auto" w:fill="FFFFFF"/>
+        </w:rPr>
+        <w:t>Co-Founder &amp; COO</w:t>
+      </w:r>
+    </w:p>
+    <w:p>
+      <w:pPr>
+        <w:pStyle w:val="NormalWeb"/>
+        <w:shd w:val="clear" w:color="auto" w:fill="FFFFFF"/>
+        <w:spacing w:before="0" w:beforeAutospacing="0" w:after="0" w:afterAutospacing="0"/>
+        <w:rPr>
+          <w:rFonts w:ascii="Arial" w:hAnsi="Arial" w:cs="Arial"/>
+          <w:color w:val="222222"/>
+        </w:rPr>
+      </w:pPr>
+      <w:r>
+        <w:rPr>
+          <w:rFonts w:ascii="Calibri" w:hAnsi="Calibri" w:cs="Calibri"/>
+          <w:color w:val="222222"/>
+          <w:sz w:val="22"/>
+          <w:szCs w:val="22"/>
+        </w:rPr>
+        <w:t>Mobile: 0405646451 </w:t>
+      </w:r>
+      <w:r>
+        <w:rPr>
+          <w:rFonts w:ascii="Arial" w:hAnsi="Arial" w:cs="Arial"/>
+          <w:color w:val="212121"/>
+          <w:shd w:val="clear" w:color="auto" w:fill="FFFFFF"/>
+        </w:rPr>
+        <w:t>|</w:t>
+      </w:r>
+      <w:hyperlink r:id="rId32" w:tgtFrame="_blank" w:tooltip="file:///Applications/Microsoft%20Outlook.app/Contents/Frameworks/EmailRendererKit.framework/Resources/www.celrevive.com%20" w:history="1">
+        <w:r>
+          <w:rPr>
+            <w:rStyle w:val="Hyperlink"/>
+            <w:rFonts w:ascii="Arial" w:hAnsi="Arial" w:cs="Arial"/>
+            <w:color w:val="467886"/>
+            <w:shd w:val="clear" w:color="auto" w:fill="FFFFFF"/>
+          </w:rPr>
+          <w:t>www.celrevive.com</w:t>
+        </w:r>
+      </w:hyperlink>
+      <w:r>
+        <w:rPr>
+          <w:rFonts w:ascii="Arial" w:hAnsi="Arial" w:cs="Arial"/>
+          <w:color w:val="212121"/>
+          <w:shd w:val="clear" w:color="auto" w:fill="FFFFFF"/>
+        </w:rPr>
+        <w:t> |</w:t>
+      </w:r>
+      <w:proofErr w:type="gramStart"/>
+      <w:r>
+        <w:rPr>
+          <w:rFonts w:ascii="Arial" w:hAnsi="Arial" w:cs="Arial"/>
+          <w:color w:val="212121"/>
+          <w:shd w:val="clear" w:color="auto" w:fill="FFFFFF"/>
+        </w:rPr>
+        <w:t>  </w:t>
+      </w:r>
+      <w:proofErr w:type="gramEnd"/>
+      <w:hyperlink r:id="rId33" w:tgtFrame="_blank" w:tooltip="http://www.effiderma.com/" w:history="1">
+        <w:r>
+          <w:rPr>
+            <w:rStyle w:val="Hyperlink"/>
+            <w:rFonts w:ascii="Arial" w:hAnsi="Arial" w:cs="Arial"/>
+            <w:color w:val="467886"/>
+            <w:shd w:val="clear" w:color="auto" w:fill="FFFFFF"/>
+          </w:rPr>
+          <w:t>www.effiderma.com</w:t>
+        </w:r>
+      </w:hyperlink>
+    </w:p>
+    <w:p>
+      <w:pPr>
+        <w:pStyle w:val="NormalWeb"/>
+        <w:shd w:val="clear" w:color="auto" w:fill="FFFFFF"/>
+        <w:spacing w:before="0" w:beforeAutospacing="0" w:after="0" w:afterAutospacing="0"/>
+        <w:rPr>
+          <w:rFonts w:ascii="Arial" w:hAnsi="Arial" w:cs="Arial"/>
+          <w:color w:val="222222"/>
+        </w:rPr>
+      </w:pPr>
+      <w:r>
+        <w:rPr>
+          <w:rFonts w:ascii="Calibri" w:hAnsi="Calibri" w:cs="Calibri"/>
+          <w:color w:val="222222"/>
+          <w:sz w:val="22"/>
+          <w:szCs w:val="22"/>
+        </w:rPr>
+        <w:t>Effiderma Pty Ltd | ABN 34 669 833 587</w:t>
+      </w:r>
+      <w:r>
+        <w:rPr>
+          <w:rFonts w:ascii="Arial" w:hAnsi="Arial" w:cs="Arial"/>
+          <w:color w:val="000000"/>
+        </w:rPr>
+        <w:t> </w:t>
+      </w:r>
+    </w:p>
+    <w:p>
+      <w:pPr>
+        <w:pStyle w:val="NormalWeb"/>
+        <w:shd w:val="clear" w:color="auto" w:fill="FFFFFF"/>
+        <w:spacing w:before="0" w:beforeAutospacing="0" w:after="0" w:afterAutospacing="0"/>
+        <w:rPr>
+          <w:rFonts w:ascii="Arial" w:hAnsi="Arial" w:cs="Arial"/>
+          <w:color w:val="222222"/>
+        </w:rPr>
+      </w:pPr>
+    </w:p>
+    <w:p>
       <w:pPr>
         <w:jc w:val="both"/>
       </w:pPr>
     </w:p>
     <w:sectPr>
-      <w:footerReference w:type="default" r:id="rId28"/>
+      <w:footerReference w:type="default" r:id="rId34"/>
       <w:pgSz w:w="11906" w:h="16838"/>
       <w:pgMar w:top="1440" w:right="1440" w:bottom="1440" w:left="1440" w:header="708" w:footer="708" w:gutter="0"/>
       <w:cols w:space="708"/>
@@ -6413,6 +7121,7 @@
         <w:docPartUnique/>
       </w:docPartObj>
     </w:sdtPr>
+    <w:sdtEndPr/>
     <w:sdtContent>
       <w:p>
         <w:pPr>
@@ -6451,7 +7160,7 @@
             <w:noProof/>
             <w:color w:val="000000" w:themeColor="text1"/>
           </w:rPr>
-          <w:t>4</w:t>
+          <w:t>11</w:t>
         </w:r>
         <w:r>
           <w:rPr>
@@ -7286,7 +7995,6 @@
   <w:style w:type="character" w:default="1" w:styleId="DefaultParagraphFont">
     <w:name w:val="Default Paragraph Font"/>
     <w:uiPriority w:val="1"/>
-    <w:semiHidden/>
     <w:unhideWhenUsed/>
   </w:style>
   <w:style w:type="table" w:default="1" w:styleId="TableNormal">
@@ -7791,7 +8499,7 @@
 </file>
 
 <file path=customXml/itemProps1.xml><?xml version="1.0" encoding="utf-8"?>
-<ds:datastoreItem xmlns:ds="http://schemas.openxmlformats.org/officeDocument/2006/customXml" ds:itemID="{B12330D1-0165-47BB-BB92-5D53A8CECF5D}">
+<ds:datastoreItem xmlns:ds="http://schemas.openxmlformats.org/officeDocument/2006/customXml" ds:itemID="{92E4B761-C109-49E6-8BDB-163D3626CA86}">
   <ds:schemaRefs>
     <ds:schemaRef ds:uri="http://schemas.openxmlformats.org/officeDocument/2006/bibliography"/>
   </ds:schemaRefs>
